--- a/Semestr 4/Cyfrowka/raport_template_2026.docx
+++ b/Semestr 4/Cyfrowka/raport_template_2026.docx
@@ -65,7 +65,7 @@
           <w:rFonts w:hint="eastAsia"/>
           <w:noProof/>
         </w:rPr>
-        <w:t>30.08.2026</w:t>
+        <w:t>13.09.2026</w:t>
       </w:r>
       <w:r>
         <w:fldChar w:fldCharType="end"/>
@@ -574,16 +574,16 @@
           <w:szCs w:val="20"/>
         </w:rPr>
         <w:drawing>
-          <wp:anchor distT="0" distB="0" distL="114300" distR="114300" simplePos="0" relativeHeight="251660288" behindDoc="0" locked="0" layoutInCell="1" allowOverlap="1" wp14:anchorId="6AD0860B" wp14:editId="29913ECB">
+          <wp:anchor distT="0" distB="0" distL="114300" distR="114300" simplePos="0" relativeHeight="251660288" behindDoc="0" locked="0" layoutInCell="1" allowOverlap="1" wp14:anchorId="6AD0860B" wp14:editId="2860B74D">
             <wp:simplePos x="0" y="0"/>
-            <wp:positionH relativeFrom="column">
-              <wp:posOffset>-105727</wp:posOffset>
+            <wp:positionH relativeFrom="margin">
+              <wp:align>center</wp:align>
             </wp:positionH>
             <wp:positionV relativeFrom="page">
-              <wp:posOffset>1352550</wp:posOffset>
+              <wp:posOffset>1332865</wp:posOffset>
             </wp:positionV>
-            <wp:extent cx="6548755" cy="3438525"/>
-            <wp:effectExtent l="0" t="0" r="4445" b="9525"/>
+            <wp:extent cx="5387975" cy="2828925"/>
+            <wp:effectExtent l="0" t="0" r="3175" b="9525"/>
             <wp:wrapSquare wrapText="bothSides"/>
             <wp:docPr id="1245019580" name="Obraz 1"/>
             <wp:cNvGraphicFramePr>
@@ -614,7 +614,7 @@
                   <pic:spPr bwMode="auto">
                     <a:xfrm>
                       <a:off x="0" y="0"/>
-                      <a:ext cx="6548755" cy="3438525"/>
+                      <a:ext cx="5387975" cy="2828925"/>
                     </a:xfrm>
                     <a:prstGeom prst="rect">
                       <a:avLst/>
@@ -630,6 +630,9 @@
             <wp14:sizeRelH relativeFrom="margin">
               <wp14:pctWidth>0</wp14:pctWidth>
             </wp14:sizeRelH>
+            <wp14:sizeRelV relativeFrom="margin">
+              <wp14:pctHeight>0</wp14:pctHeight>
+            </wp14:sizeRelV>
           </wp:anchor>
         </w:drawing>
       </w:r>
@@ -1175,7 +1178,9 @@
           <w:tcPr>
             <w:tcW w:w="2263" w:type="dxa"/>
             <w:tcBorders>
-              <w:left w:val="single" w:sz="2" w:space="0" w:color="000000"/>
+              <w:top w:val="single" w:sz="2" w:space="0" w:color="000000"/>
+              <w:left w:val="single" w:sz="2" w:space="0" w:color="000000"/>
+              <w:bottom w:val="single" w:sz="4" w:space="0" w:color="auto"/>
             </w:tcBorders>
             <w:tcMar>
               <w:top w:w="55" w:type="dxa"/>
@@ -1195,52 +1200,36 @@
               <w:rPr>
                 <w:sz w:val="21"/>
               </w:rPr>
-              <w:t xml:space="preserve">Kliknięcie na przycisk start w menu głównym przez </w:t>
-            </w:r>
-            <w:r>
+              <w:t>Kliknięcie na przycisk start w menu głównym przez obu graczy</w:t>
+            </w:r>
+          </w:p>
+        </w:tc>
+        <w:tc>
+          <w:tcPr>
+            <w:tcW w:w="2437" w:type="dxa"/>
+            <w:tcBorders>
+              <w:top w:val="single" w:sz="2" w:space="0" w:color="000000"/>
+              <w:left w:val="single" w:sz="2" w:space="0" w:color="000000"/>
+              <w:bottom w:val="single" w:sz="4" w:space="0" w:color="auto"/>
+            </w:tcBorders>
+            <w:tcMar>
+              <w:top w:w="55" w:type="dxa"/>
+              <w:left w:w="55" w:type="dxa"/>
+              <w:bottom w:w="55" w:type="dxa"/>
+              <w:right w:w="55" w:type="dxa"/>
+            </w:tcMar>
+          </w:tcPr>
+          <w:p>
+            <w:pPr>
+              <w:pStyle w:val="TableContents"/>
               <w:rPr>
                 <w:sz w:val="21"/>
               </w:rPr>
-              <w:t>obu</w:t>
-            </w:r>
+            </w:pPr>
             <w:r>
               <w:rPr>
                 <w:sz w:val="21"/>
               </w:rPr>
-              <w:t xml:space="preserve"> gracz</w:t>
-            </w:r>
-            <w:r>
-              <w:rPr>
-                <w:sz w:val="21"/>
-              </w:rPr>
-              <w:t>y</w:t>
-            </w:r>
-          </w:p>
-        </w:tc>
-        <w:tc>
-          <w:tcPr>
-            <w:tcW w:w="2437" w:type="dxa"/>
-            <w:tcBorders>
-              <w:left w:val="single" w:sz="2" w:space="0" w:color="000000"/>
-            </w:tcBorders>
-            <w:tcMar>
-              <w:top w:w="55" w:type="dxa"/>
-              <w:left w:w="55" w:type="dxa"/>
-              <w:bottom w:w="55" w:type="dxa"/>
-              <w:right w:w="55" w:type="dxa"/>
-            </w:tcMar>
-          </w:tcPr>
-          <w:p>
-            <w:pPr>
-              <w:pStyle w:val="TableContents"/>
-              <w:rPr>
-                <w:sz w:val="21"/>
-              </w:rPr>
-            </w:pPr>
-            <w:r>
-              <w:rPr>
-                <w:sz w:val="21"/>
-              </w:rPr>
               <w:t>MENU</w:t>
             </w:r>
           </w:p>
@@ -1249,7 +1238,9 @@
           <w:tcPr>
             <w:tcW w:w="4938" w:type="dxa"/>
             <w:tcBorders>
-              <w:left w:val="single" w:sz="2" w:space="0" w:color="000000"/>
+              <w:top w:val="single" w:sz="2" w:space="0" w:color="000000"/>
+              <w:left w:val="single" w:sz="2" w:space="0" w:color="000000"/>
+              <w:bottom w:val="single" w:sz="4" w:space="0" w:color="auto"/>
               <w:right w:val="single" w:sz="2" w:space="0" w:color="000000"/>
             </w:tcBorders>
             <w:tcMar>
@@ -1280,7 +1271,9 @@
           <w:tcPr>
             <w:tcW w:w="2263" w:type="dxa"/>
             <w:tcBorders>
-              <w:left w:val="single" w:sz="2" w:space="0" w:color="000000"/>
+              <w:top w:val="single" w:sz="4" w:space="0" w:color="auto"/>
+              <w:left w:val="single" w:sz="2" w:space="0" w:color="000000"/>
+              <w:bottom w:val="single" w:sz="4" w:space="0" w:color="auto"/>
             </w:tcBorders>
             <w:tcMar>
               <w:top w:w="55" w:type="dxa"/>
@@ -1308,7 +1301,9 @@
           <w:tcPr>
             <w:tcW w:w="2437" w:type="dxa"/>
             <w:tcBorders>
-              <w:left w:val="single" w:sz="2" w:space="0" w:color="000000"/>
+              <w:top w:val="single" w:sz="4" w:space="0" w:color="auto"/>
+              <w:left w:val="single" w:sz="2" w:space="0" w:color="000000"/>
+              <w:bottom w:val="single" w:sz="4" w:space="0" w:color="auto"/>
             </w:tcBorders>
             <w:tcMar>
               <w:top w:w="55" w:type="dxa"/>
@@ -1336,7 +1331,9 @@
           <w:tcPr>
             <w:tcW w:w="4938" w:type="dxa"/>
             <w:tcBorders>
-              <w:left w:val="single" w:sz="2" w:space="0" w:color="000000"/>
+              <w:top w:val="single" w:sz="4" w:space="0" w:color="auto"/>
+              <w:left w:val="single" w:sz="2" w:space="0" w:color="000000"/>
+              <w:bottom w:val="single" w:sz="4" w:space="0" w:color="auto"/>
               <w:right w:val="single" w:sz="2" w:space="0" w:color="000000"/>
             </w:tcBorders>
             <w:tcMar>
@@ -1367,7 +1364,9 @@
           <w:tcPr>
             <w:tcW w:w="2263" w:type="dxa"/>
             <w:tcBorders>
-              <w:left w:val="single" w:sz="2" w:space="0" w:color="000000"/>
+              <w:top w:val="single" w:sz="4" w:space="0" w:color="auto"/>
+              <w:left w:val="single" w:sz="2" w:space="0" w:color="000000"/>
+              <w:bottom w:val="single" w:sz="4" w:space="0" w:color="auto"/>
             </w:tcBorders>
             <w:tcMar>
               <w:top w:w="55" w:type="dxa"/>
@@ -1395,7 +1394,9 @@
           <w:tcPr>
             <w:tcW w:w="2437" w:type="dxa"/>
             <w:tcBorders>
-              <w:left w:val="single" w:sz="2" w:space="0" w:color="000000"/>
+              <w:top w:val="single" w:sz="4" w:space="0" w:color="auto"/>
+              <w:left w:val="single" w:sz="2" w:space="0" w:color="000000"/>
+              <w:bottom w:val="single" w:sz="4" w:space="0" w:color="auto"/>
             </w:tcBorders>
             <w:tcMar>
               <w:top w:w="55" w:type="dxa"/>
@@ -1423,7 +1424,9 @@
           <w:tcPr>
             <w:tcW w:w="4938" w:type="dxa"/>
             <w:tcBorders>
-              <w:left w:val="single" w:sz="2" w:space="0" w:color="000000"/>
+              <w:top w:val="single" w:sz="4" w:space="0" w:color="auto"/>
+              <w:left w:val="single" w:sz="2" w:space="0" w:color="000000"/>
+              <w:bottom w:val="single" w:sz="4" w:space="0" w:color="auto"/>
               <w:right w:val="single" w:sz="2" w:space="0" w:color="000000"/>
             </w:tcBorders>
             <w:tcMar>
@@ -1454,7 +1457,9 @@
           <w:tcPr>
             <w:tcW w:w="2263" w:type="dxa"/>
             <w:tcBorders>
-              <w:left w:val="single" w:sz="2" w:space="0" w:color="000000"/>
+              <w:top w:val="single" w:sz="4" w:space="0" w:color="auto"/>
+              <w:left w:val="single" w:sz="2" w:space="0" w:color="000000"/>
+              <w:bottom w:val="single" w:sz="4" w:space="0" w:color="auto"/>
             </w:tcBorders>
             <w:tcMar>
               <w:top w:w="55" w:type="dxa"/>
@@ -1474,7 +1479,6 @@
               <w:rPr>
                 <w:sz w:val="21"/>
               </w:rPr>
-              <w:lastRenderedPageBreak/>
               <w:t>Naciśnięcie lpm na danym przedmiocie</w:t>
             </w:r>
           </w:p>
@@ -1483,7 +1487,9 @@
           <w:tcPr>
             <w:tcW w:w="2437" w:type="dxa"/>
             <w:tcBorders>
-              <w:left w:val="single" w:sz="2" w:space="0" w:color="000000"/>
+              <w:top w:val="single" w:sz="4" w:space="0" w:color="auto"/>
+              <w:left w:val="single" w:sz="2" w:space="0" w:color="000000"/>
+              <w:bottom w:val="single" w:sz="4" w:space="0" w:color="auto"/>
             </w:tcBorders>
             <w:tcMar>
               <w:top w:w="55" w:type="dxa"/>
@@ -1511,7 +1517,9 @@
           <w:tcPr>
             <w:tcW w:w="4938" w:type="dxa"/>
             <w:tcBorders>
-              <w:left w:val="single" w:sz="2" w:space="0" w:color="000000"/>
+              <w:top w:val="single" w:sz="4" w:space="0" w:color="auto"/>
+              <w:left w:val="single" w:sz="2" w:space="0" w:color="000000"/>
+              <w:bottom w:val="single" w:sz="4" w:space="0" w:color="auto"/>
               <w:right w:val="single" w:sz="2" w:space="0" w:color="000000"/>
             </w:tcBorders>
             <w:tcMar>
@@ -1542,7 +1550,9 @@
           <w:tcPr>
             <w:tcW w:w="2263" w:type="dxa"/>
             <w:tcBorders>
-              <w:left w:val="single" w:sz="2" w:space="0" w:color="000000"/>
+              <w:top w:val="single" w:sz="4" w:space="0" w:color="auto"/>
+              <w:left w:val="single" w:sz="2" w:space="0" w:color="000000"/>
+              <w:bottom w:val="single" w:sz="4" w:space="0" w:color="auto"/>
             </w:tcBorders>
             <w:tcMar>
               <w:top w:w="55" w:type="dxa"/>
@@ -1570,7 +1580,9 @@
           <w:tcPr>
             <w:tcW w:w="2437" w:type="dxa"/>
             <w:tcBorders>
-              <w:left w:val="single" w:sz="2" w:space="0" w:color="000000"/>
+              <w:top w:val="single" w:sz="4" w:space="0" w:color="auto"/>
+              <w:left w:val="single" w:sz="2" w:space="0" w:color="000000"/>
+              <w:bottom w:val="single" w:sz="4" w:space="0" w:color="auto"/>
             </w:tcBorders>
             <w:tcMar>
               <w:top w:w="55" w:type="dxa"/>
@@ -1598,7 +1610,9 @@
           <w:tcPr>
             <w:tcW w:w="4938" w:type="dxa"/>
             <w:tcBorders>
-              <w:left w:val="single" w:sz="2" w:space="0" w:color="000000"/>
+              <w:top w:val="single" w:sz="4" w:space="0" w:color="auto"/>
+              <w:left w:val="single" w:sz="2" w:space="0" w:color="000000"/>
+              <w:bottom w:val="single" w:sz="4" w:space="0" w:color="auto"/>
               <w:right w:val="single" w:sz="2" w:space="0" w:color="000000"/>
             </w:tcBorders>
             <w:tcMar>
@@ -1629,6 +1643,7 @@
           <w:tcPr>
             <w:tcW w:w="2263" w:type="dxa"/>
             <w:tcBorders>
+              <w:top w:val="single" w:sz="4" w:space="0" w:color="auto"/>
               <w:left w:val="single" w:sz="2" w:space="0" w:color="000000"/>
               <w:bottom w:val="single" w:sz="2" w:space="0" w:color="000000"/>
             </w:tcBorders>
@@ -1650,6 +1665,7 @@
               <w:rPr>
                 <w:sz w:val="21"/>
               </w:rPr>
+              <w:lastRenderedPageBreak/>
               <w:t>Naciśnięcie lpm na ekranie „YOU WIN/LOOSE”</w:t>
             </w:r>
           </w:p>
@@ -1658,6 +1674,7 @@
           <w:tcPr>
             <w:tcW w:w="2437" w:type="dxa"/>
             <w:tcBorders>
+              <w:top w:val="single" w:sz="4" w:space="0" w:color="auto"/>
               <w:left w:val="single" w:sz="2" w:space="0" w:color="000000"/>
               <w:bottom w:val="single" w:sz="2" w:space="0" w:color="000000"/>
             </w:tcBorders>
@@ -1687,6 +1704,7 @@
           <w:tcPr>
             <w:tcW w:w="4938" w:type="dxa"/>
             <w:tcBorders>
+              <w:top w:val="single" w:sz="4" w:space="0" w:color="auto"/>
               <w:left w:val="single" w:sz="2" w:space="0" w:color="000000"/>
               <w:bottom w:val="single" w:sz="2" w:space="0" w:color="000000"/>
               <w:right w:val="single" w:sz="2" w:space="0" w:color="000000"/>
@@ -1812,7 +1830,10 @@
         </w:rPr>
       </w:pPr>
       <w:r>
-        <w:t>Osoba odpowiedzialna: JK</w:t>
+        <w:t xml:space="preserve">Osoba odpowiedzialna: </w:t>
+      </w:r>
+      <w:r>
+        <w:t>Michał Wojna &amp; Maksymilian Woźniczka</w:t>
       </w:r>
     </w:p>
     <w:p>
@@ -1855,11 +1876,71 @@
           <w:szCs w:val="20"/>
         </w:rPr>
       </w:pPr>
+      <w:r>
+        <w:rPr>
+          <w:noProof/>
+        </w:rPr>
+        <w:drawing>
+          <wp:anchor distT="0" distB="0" distL="114300" distR="114300" simplePos="0" relativeHeight="251664384" behindDoc="0" locked="0" layoutInCell="1" allowOverlap="1" wp14:anchorId="063ABE63" wp14:editId="65AF2495">
+            <wp:simplePos x="0" y="0"/>
+            <wp:positionH relativeFrom="column">
+              <wp:posOffset>-84278</wp:posOffset>
+            </wp:positionH>
+            <wp:positionV relativeFrom="paragraph">
+              <wp:posOffset>4165</wp:posOffset>
+            </wp:positionV>
+            <wp:extent cx="6120130" cy="4079875"/>
+            <wp:effectExtent l="0" t="0" r="0" b="0"/>
+            <wp:wrapNone/>
+            <wp:docPr id="1114375212" name="Obraz 4"/>
+            <wp:cNvGraphicFramePr>
+              <a:graphicFrameLocks xmlns:a="http://schemas.openxmlformats.org/drawingml/2006/main" noChangeAspect="1"/>
+            </wp:cNvGraphicFramePr>
+            <a:graphic xmlns:a="http://schemas.openxmlformats.org/drawingml/2006/main">
+              <a:graphicData uri="http://schemas.openxmlformats.org/drawingml/2006/picture">
+                <pic:pic xmlns:pic="http://schemas.openxmlformats.org/drawingml/2006/picture">
+                  <pic:nvPicPr>
+                    <pic:cNvPr id="0" name="Picture 7"/>
+                    <pic:cNvPicPr>
+                      <a:picLocks noChangeAspect="1" noChangeArrowheads="1"/>
+                    </pic:cNvPicPr>
+                  </pic:nvPicPr>
+                  <pic:blipFill>
+                    <a:blip r:embed="rId9" cstate="print">
+                      <a:extLst>
+                        <a:ext uri="{28A0092B-C50C-407E-A947-70E740481C1C}">
+                          <a14:useLocalDpi xmlns:a14="http://schemas.microsoft.com/office/drawing/2010/main" val="0"/>
+                        </a:ext>
+                      </a:extLst>
+                    </a:blip>
+                    <a:srcRect/>
+                    <a:stretch>
+                      <a:fillRect/>
+                    </a:stretch>
+                  </pic:blipFill>
+                  <pic:spPr bwMode="auto">
+                    <a:xfrm>
+                      <a:off x="0" y="0"/>
+                      <a:ext cx="6120130" cy="4079875"/>
+                    </a:xfrm>
+                    <a:prstGeom prst="rect">
+                      <a:avLst/>
+                    </a:prstGeom>
+                    <a:noFill/>
+                    <a:ln>
+                      <a:noFill/>
+                    </a:ln>
+                  </pic:spPr>
+                </pic:pic>
+              </a:graphicData>
+            </a:graphic>
+          </wp:anchor>
+        </w:drawing>
+      </w:r>
     </w:p>
     <w:p>
       <w:pPr>
         <w:pStyle w:val="Textbody"/>
-        <w:jc w:val="center"/>
         <w:rPr>
           <w:rFonts w:hint="eastAsia"/>
           <w:i/>
@@ -1868,20 +1949,178 @@
           <w:szCs w:val="20"/>
         </w:rPr>
       </w:pPr>
-      <w:r>
-        <w:rPr>
+    </w:p>
+    <w:p>
+      <w:pPr>
+        <w:pStyle w:val="Textbody"/>
+        <w:rPr>
+          <w:rFonts w:hint="eastAsia"/>
           <w:i/>
           <w:iCs/>
           <w:sz w:val="20"/>
           <w:szCs w:val="20"/>
         </w:rPr>
-        <w:t>Miejsce na schemat blokowy modułu głównego</w:t>
-      </w:r>
+      </w:pPr>
     </w:p>
     <w:p>
       <w:pPr>
         <w:pStyle w:val="Textbody"/>
-        <w:jc w:val="center"/>
+        <w:rPr>
+          <w:rFonts w:hint="eastAsia"/>
+          <w:i/>
+          <w:iCs/>
+          <w:sz w:val="20"/>
+          <w:szCs w:val="20"/>
+        </w:rPr>
+      </w:pPr>
+    </w:p>
+    <w:p>
+      <w:pPr>
+        <w:pStyle w:val="Textbody"/>
+        <w:rPr>
+          <w:rFonts w:hint="eastAsia"/>
+          <w:i/>
+          <w:iCs/>
+          <w:sz w:val="20"/>
+          <w:szCs w:val="20"/>
+        </w:rPr>
+      </w:pPr>
+    </w:p>
+    <w:p>
+      <w:pPr>
+        <w:pStyle w:val="Textbody"/>
+        <w:rPr>
+          <w:rFonts w:hint="eastAsia"/>
+          <w:i/>
+          <w:iCs/>
+          <w:sz w:val="20"/>
+          <w:szCs w:val="20"/>
+        </w:rPr>
+      </w:pPr>
+    </w:p>
+    <w:p>
+      <w:pPr>
+        <w:pStyle w:val="Textbody"/>
+        <w:rPr>
+          <w:rFonts w:hint="eastAsia"/>
+          <w:i/>
+          <w:iCs/>
+          <w:sz w:val="20"/>
+          <w:szCs w:val="20"/>
+        </w:rPr>
+      </w:pPr>
+    </w:p>
+    <w:p>
+      <w:pPr>
+        <w:pStyle w:val="Textbody"/>
+        <w:rPr>
+          <w:rFonts w:hint="eastAsia"/>
+          <w:i/>
+          <w:iCs/>
+          <w:sz w:val="20"/>
+          <w:szCs w:val="20"/>
+        </w:rPr>
+      </w:pPr>
+    </w:p>
+    <w:p>
+      <w:pPr>
+        <w:pStyle w:val="Textbody"/>
+        <w:rPr>
+          <w:rFonts w:hint="eastAsia"/>
+          <w:i/>
+          <w:iCs/>
+          <w:sz w:val="20"/>
+          <w:szCs w:val="20"/>
+        </w:rPr>
+      </w:pPr>
+    </w:p>
+    <w:p>
+      <w:pPr>
+        <w:pStyle w:val="Textbody"/>
+        <w:rPr>
+          <w:rFonts w:hint="eastAsia"/>
+          <w:i/>
+          <w:iCs/>
+          <w:sz w:val="20"/>
+          <w:szCs w:val="20"/>
+        </w:rPr>
+      </w:pPr>
+    </w:p>
+    <w:p>
+      <w:pPr>
+        <w:pStyle w:val="Textbody"/>
+        <w:rPr>
+          <w:rFonts w:hint="eastAsia"/>
+          <w:i/>
+          <w:iCs/>
+          <w:sz w:val="20"/>
+          <w:szCs w:val="20"/>
+        </w:rPr>
+      </w:pPr>
+    </w:p>
+    <w:p>
+      <w:pPr>
+        <w:pStyle w:val="Textbody"/>
+        <w:rPr>
+          <w:rFonts w:hint="eastAsia"/>
+          <w:i/>
+          <w:iCs/>
+          <w:sz w:val="20"/>
+          <w:szCs w:val="20"/>
+        </w:rPr>
+      </w:pPr>
+    </w:p>
+    <w:p>
+      <w:pPr>
+        <w:pStyle w:val="Textbody"/>
+        <w:rPr>
+          <w:rFonts w:hint="eastAsia"/>
+          <w:i/>
+          <w:iCs/>
+          <w:sz w:val="20"/>
+          <w:szCs w:val="20"/>
+        </w:rPr>
+      </w:pPr>
+    </w:p>
+    <w:p>
+      <w:pPr>
+        <w:pStyle w:val="Textbody"/>
+        <w:rPr>
+          <w:rFonts w:hint="eastAsia"/>
+          <w:i/>
+          <w:iCs/>
+          <w:sz w:val="20"/>
+          <w:szCs w:val="20"/>
+        </w:rPr>
+      </w:pPr>
+    </w:p>
+    <w:p>
+      <w:pPr>
+        <w:pStyle w:val="Textbody"/>
+        <w:rPr>
+          <w:rFonts w:hint="eastAsia"/>
+          <w:i/>
+          <w:iCs/>
+          <w:sz w:val="20"/>
+          <w:szCs w:val="20"/>
+        </w:rPr>
+      </w:pPr>
+    </w:p>
+    <w:p>
+      <w:pPr>
+        <w:pStyle w:val="Textbody"/>
+        <w:rPr>
+          <w:rFonts w:hint="eastAsia"/>
+          <w:i/>
+          <w:iCs/>
+          <w:sz w:val="20"/>
+          <w:szCs w:val="20"/>
+        </w:rPr>
+      </w:pPr>
+    </w:p>
+    <w:p>
+      <w:pPr>
+        <w:pStyle w:val="Textbody"/>
         <w:rPr>
           <w:rFonts w:hint="eastAsia"/>
           <w:i/>
@@ -1988,6 +2227,7 @@
       </w:pPr>
       <w:bookmarkStart w:id="8" w:name="__RefHeading___Toc389_832888478"/>
       <w:r>
+        <w:lastRenderedPageBreak/>
         <w:t>Porty</w:t>
       </w:r>
       <w:bookmarkEnd w:id="8"/>
@@ -1999,11 +2239,15 @@
           <w:rFonts w:hint="eastAsia"/>
         </w:rPr>
       </w:pPr>
-      <w:bookmarkStart w:id="9" w:name="__RefHeading___Toc391_832888478"/>
-      <w:r>
-        <w:t>mou – mouse_ctl, input</w:t>
-      </w:r>
-      <w:bookmarkEnd w:id="9"/>
+      <w:r>
+        <w:rPr>
+          <w:rFonts w:hint="eastAsia"/>
+        </w:rPr>
+        <w:t>C</w:t>
+      </w:r>
+      <w:r>
+        <w:t>lk_rst – sygnały taktowania i resetu, input</w:t>
+      </w:r>
     </w:p>
     <w:tbl>
       <w:tblPr>
@@ -2109,7 +2353,10 @@
               <w:jc w:val="center"/>
             </w:pPr>
             <w:r>
-              <w:t>mou_si</w:t>
+              <w:t>c</w:t>
+            </w:r>
+            <w:r>
+              <w:t>lk</w:t>
             </w:r>
           </w:p>
         </w:tc>
@@ -2131,9 +2378,10 @@
           <w:p>
             <w:pPr>
               <w:pStyle w:val="TableContents"/>
-            </w:pPr>
-            <w:r>
-              <w:t>szeregowe wejście danych</w:t>
+              <w:jc w:val="center"/>
+            </w:pPr>
+            <w:r>
+              <w:t>Główny sygnał zegarowy taktujący potok graficzny VGA oraz logikę gry</w:t>
             </w:r>
           </w:p>
         </w:tc>
@@ -2143,16 +2391,26 @@
           <w:tcPr>
             <w:tcW w:w="1988" w:type="dxa"/>
             <w:tcBorders>
-              <w:left w:val="single" w:sz="2" w:space="0" w:color="000000"/>
-              <w:bottom w:val="single" w:sz="2" w:space="0" w:color="000000"/>
-            </w:tcBorders>
-            <w:tcMar>
-              <w:top w:w="55" w:type="dxa"/>
-              <w:left w:w="55" w:type="dxa"/>
-              <w:bottom w:w="55" w:type="dxa"/>
-              <w:right w:w="55" w:type="dxa"/>
-            </w:tcMar>
-          </w:tcPr>
+              <w:top w:val="single" w:sz="4" w:space="0" w:color="auto"/>
+              <w:left w:val="single" w:sz="2" w:space="0" w:color="000000"/>
+              <w:bottom w:val="single" w:sz="2" w:space="0" w:color="000000"/>
+            </w:tcBorders>
+            <w:tcMar>
+              <w:top w:w="55" w:type="dxa"/>
+              <w:left w:w="55" w:type="dxa"/>
+              <w:bottom w:w="55" w:type="dxa"/>
+              <w:right w:w="55" w:type="dxa"/>
+            </w:tcMar>
+          </w:tcPr>
+          <w:p>
+            <w:pPr>
+              <w:pStyle w:val="TableContents"/>
+              <w:jc w:val="center"/>
+            </w:pPr>
+            <w:r>
+              <w:t>rst_n</w:t>
+            </w:r>
+          </w:p>
           <w:p>
             <w:pPr>
               <w:pStyle w:val="TableContents"/>
@@ -2164,6 +2422,7 @@
           <w:tcPr>
             <w:tcW w:w="7650" w:type="dxa"/>
             <w:tcBorders>
+              <w:top w:val="single" w:sz="4" w:space="0" w:color="auto"/>
               <w:left w:val="single" w:sz="2" w:space="0" w:color="000000"/>
               <w:bottom w:val="single" w:sz="2" w:space="0" w:color="000000"/>
               <w:right w:val="single" w:sz="2" w:space="0" w:color="000000"/>
@@ -2178,7 +2437,11 @@
           <w:p>
             <w:pPr>
               <w:pStyle w:val="TableContents"/>
-            </w:pPr>
+              <w:jc w:val="center"/>
+            </w:pPr>
+            <w:r>
+              <w:t>Asynchroniczny sygnał resetu układu aktywny stanem niskim</w:t>
+            </w:r>
           </w:p>
         </w:tc>
       </w:tr>
@@ -2190,11 +2453,26 @@
           <w:rFonts w:hint="eastAsia"/>
         </w:rPr>
       </w:pPr>
-      <w:bookmarkStart w:id="10" w:name="__RefHeading___Toc393_832888478"/>
-      <w:r>
-        <w:t>vga – vga_ctl, output</w:t>
-      </w:r>
-      <w:bookmarkEnd w:id="10"/>
+      <w:r>
+        <w:rPr>
+          <w:rFonts w:hint="eastAsia"/>
+        </w:rPr>
+        <w:t>P</w:t>
+      </w:r>
+      <w:r>
+        <w:t>s2 – gniazdo myszy Ps/2 inout</w:t>
+      </w:r>
+    </w:p>
+    <w:p>
+      <w:pPr>
+        <w:pStyle w:val="Textbody"/>
+        <w:rPr>
+          <w:rFonts w:hint="eastAsia"/>
+        </w:rPr>
+      </w:pPr>
+      <w:r>
+        <w:tab/>
+      </w:r>
     </w:p>
     <w:tbl>
       <w:tblPr>
@@ -2300,7 +2578,10 @@
               <w:jc w:val="center"/>
             </w:pPr>
             <w:r>
-              <w:t>vga_vs</w:t>
+              <w:t>p</w:t>
+            </w:r>
+            <w:r>
+              <w:t>s2_clk</w:t>
             </w:r>
           </w:p>
         </w:tc>
@@ -2322,9 +2603,10 @@
           <w:p>
             <w:pPr>
               <w:pStyle w:val="TableContents"/>
-            </w:pPr>
-            <w:r>
-              <w:t>sygnał synchronizacji pionowej VGA</w:t>
+              <w:jc w:val="center"/>
+            </w:pPr>
+            <w:r>
+              <w:t>Dwukierunkowa linia zegarowa magistrali myszy PS/2</w:t>
             </w:r>
           </w:p>
         </w:tc>
@@ -2347,7 +2629,14 @@
           <w:p>
             <w:pPr>
               <w:pStyle w:val="TableContents"/>
-            </w:pPr>
+              <w:jc w:val="center"/>
+            </w:pPr>
+            <w:r>
+              <w:t>p</w:t>
+            </w:r>
+            <w:r>
+              <w:t>s2_data</w:t>
+            </w:r>
           </w:p>
         </w:tc>
         <w:tc>
@@ -2368,24 +2657,779 @@
           <w:p>
             <w:pPr>
               <w:pStyle w:val="TableContents"/>
-            </w:pPr>
+              <w:jc w:val="center"/>
+            </w:pPr>
+            <w:r>
+              <w:t>Dwukierunkowa linia danych szeregowych magistrali myszy PS/2</w:t>
+            </w:r>
           </w:p>
         </w:tc>
       </w:tr>
     </w:tbl>
     <w:p>
       <w:pPr>
+        <w:pStyle w:val="Textbody"/>
+        <w:rPr>
+          <w:rFonts w:hint="eastAsia"/>
+        </w:rPr>
+      </w:pPr>
+    </w:p>
+    <w:p>
+      <w:pPr>
+        <w:pStyle w:val="Nagwek4"/>
+        <w:rPr>
+          <w:rFonts w:hint="eastAsia"/>
+        </w:rPr>
+      </w:pPr>
+      <w:r>
+        <w:rPr>
+          <w:rFonts w:hint="eastAsia"/>
+        </w:rPr>
+        <w:t>V</w:t>
+      </w:r>
+      <w:r>
+        <w:t>ga – wyjście sygnału wideo do przetwornika i złacza VGA, output</w:t>
+      </w:r>
+    </w:p>
+    <w:tbl>
+      <w:tblPr>
+        <w:tblW w:w="9638" w:type="dxa"/>
+        <w:tblLayout w:type="fixed"/>
+        <w:tblCellMar>
+          <w:left w:w="10" w:type="dxa"/>
+          <w:right w:w="10" w:type="dxa"/>
+        </w:tblCellMar>
+        <w:tblLook w:val="04A0" w:firstRow="1" w:lastRow="0" w:firstColumn="1" w:lastColumn="0" w:noHBand="0" w:noVBand="1"/>
+      </w:tblPr>
+      <w:tblGrid>
+        <w:gridCol w:w="1988"/>
+        <w:gridCol w:w="7650"/>
+      </w:tblGrid>
+      <w:tr>
+        <w:tc>
+          <w:tcPr>
+            <w:tcW w:w="1988" w:type="dxa"/>
+            <w:tcBorders>
+              <w:top w:val="single" w:sz="2" w:space="0" w:color="000000"/>
+              <w:left w:val="single" w:sz="2" w:space="0" w:color="000000"/>
+              <w:bottom w:val="single" w:sz="2" w:space="0" w:color="000000"/>
+            </w:tcBorders>
+            <w:tcMar>
+              <w:top w:w="55" w:type="dxa"/>
+              <w:left w:w="55" w:type="dxa"/>
+              <w:bottom w:w="55" w:type="dxa"/>
+              <w:right w:w="55" w:type="dxa"/>
+            </w:tcMar>
+          </w:tcPr>
+          <w:p>
+            <w:pPr>
+              <w:pStyle w:val="TableContents"/>
+              <w:jc w:val="center"/>
+              <w:rPr>
+                <w:b/>
+                <w:bCs/>
+              </w:rPr>
+            </w:pPr>
+            <w:r>
+              <w:rPr>
+                <w:b/>
+                <w:bCs/>
+              </w:rPr>
+              <w:t>nazwa portu</w:t>
+            </w:r>
+          </w:p>
+        </w:tc>
+        <w:tc>
+          <w:tcPr>
+            <w:tcW w:w="7650" w:type="dxa"/>
+            <w:tcBorders>
+              <w:top w:val="single" w:sz="2" w:space="0" w:color="000000"/>
+              <w:left w:val="single" w:sz="2" w:space="0" w:color="000000"/>
+              <w:bottom w:val="single" w:sz="2" w:space="0" w:color="000000"/>
+              <w:right w:val="single" w:sz="2" w:space="0" w:color="000000"/>
+            </w:tcBorders>
+            <w:tcMar>
+              <w:top w:w="55" w:type="dxa"/>
+              <w:left w:w="55" w:type="dxa"/>
+              <w:bottom w:w="55" w:type="dxa"/>
+              <w:right w:w="55" w:type="dxa"/>
+            </w:tcMar>
+          </w:tcPr>
+          <w:p>
+            <w:pPr>
+              <w:pStyle w:val="TableContents"/>
+              <w:jc w:val="center"/>
+              <w:rPr>
+                <w:b/>
+                <w:bCs/>
+              </w:rPr>
+            </w:pPr>
+            <w:r>
+              <w:rPr>
+                <w:b/>
+                <w:bCs/>
+              </w:rPr>
+              <w:t>opis</w:t>
+            </w:r>
+          </w:p>
+        </w:tc>
+      </w:tr>
+      <w:tr>
+        <w:tc>
+          <w:tcPr>
+            <w:tcW w:w="1988" w:type="dxa"/>
+            <w:tcBorders>
+              <w:left w:val="single" w:sz="2" w:space="0" w:color="000000"/>
+              <w:bottom w:val="single" w:sz="2" w:space="0" w:color="000000"/>
+            </w:tcBorders>
+            <w:tcMar>
+              <w:top w:w="55" w:type="dxa"/>
+              <w:left w:w="55" w:type="dxa"/>
+              <w:bottom w:w="55" w:type="dxa"/>
+              <w:right w:w="55" w:type="dxa"/>
+            </w:tcMar>
+          </w:tcPr>
+          <w:p>
+            <w:pPr>
+              <w:pStyle w:val="TableContents"/>
+              <w:jc w:val="center"/>
+            </w:pPr>
+            <w:r>
+              <w:t>hs</w:t>
+            </w:r>
+          </w:p>
+        </w:tc>
+        <w:tc>
+          <w:tcPr>
+            <w:tcW w:w="7650" w:type="dxa"/>
+            <w:tcBorders>
+              <w:left w:val="single" w:sz="2" w:space="0" w:color="000000"/>
+              <w:bottom w:val="single" w:sz="2" w:space="0" w:color="000000"/>
+              <w:right w:val="single" w:sz="2" w:space="0" w:color="000000"/>
+            </w:tcBorders>
+            <w:tcMar>
+              <w:top w:w="55" w:type="dxa"/>
+              <w:left w:w="55" w:type="dxa"/>
+              <w:bottom w:w="55" w:type="dxa"/>
+              <w:right w:w="55" w:type="dxa"/>
+            </w:tcMar>
+          </w:tcPr>
+          <w:p>
+            <w:pPr>
+              <w:pStyle w:val="TableContents"/>
+              <w:jc w:val="center"/>
+            </w:pPr>
+            <w:r>
+              <w:t>Sygnał synchronizacji poziomej (hsync) dla trybu 1024x 768</w:t>
+            </w:r>
+          </w:p>
+        </w:tc>
+      </w:tr>
+      <w:tr>
+        <w:tc>
+          <w:tcPr>
+            <w:tcW w:w="1988" w:type="dxa"/>
+            <w:tcBorders>
+              <w:top w:val="single" w:sz="2" w:space="0" w:color="000000"/>
+              <w:left w:val="single" w:sz="2" w:space="0" w:color="000000"/>
+              <w:bottom w:val="single" w:sz="4" w:space="0" w:color="auto"/>
+            </w:tcBorders>
+            <w:tcMar>
+              <w:top w:w="55" w:type="dxa"/>
+              <w:left w:w="55" w:type="dxa"/>
+              <w:bottom w:w="55" w:type="dxa"/>
+              <w:right w:w="55" w:type="dxa"/>
+            </w:tcMar>
+          </w:tcPr>
+          <w:p>
+            <w:pPr>
+              <w:pStyle w:val="TableContents"/>
+              <w:jc w:val="center"/>
+            </w:pPr>
+            <w:r>
+              <w:t>vs</w:t>
+            </w:r>
+          </w:p>
+        </w:tc>
+        <w:tc>
+          <w:tcPr>
+            <w:tcW w:w="7650" w:type="dxa"/>
+            <w:tcBorders>
+              <w:top w:val="single" w:sz="2" w:space="0" w:color="000000"/>
+              <w:left w:val="single" w:sz="2" w:space="0" w:color="000000"/>
+              <w:bottom w:val="single" w:sz="4" w:space="0" w:color="auto"/>
+              <w:right w:val="single" w:sz="2" w:space="0" w:color="000000"/>
+            </w:tcBorders>
+            <w:tcMar>
+              <w:top w:w="55" w:type="dxa"/>
+              <w:left w:w="55" w:type="dxa"/>
+              <w:bottom w:w="55" w:type="dxa"/>
+              <w:right w:w="55" w:type="dxa"/>
+            </w:tcMar>
+          </w:tcPr>
+          <w:p>
+            <w:pPr>
+              <w:pStyle w:val="TableContents"/>
+              <w:jc w:val="center"/>
+            </w:pPr>
+            <w:r>
+              <w:t>Sygnał synchronizacji pionowej (vsync) dla trybu 1024x768</w:t>
+            </w:r>
+          </w:p>
+        </w:tc>
+      </w:tr>
+      <w:tr>
+        <w:tc>
+          <w:tcPr>
+            <w:tcW w:w="1988" w:type="dxa"/>
+            <w:tcBorders>
+              <w:top w:val="single" w:sz="4" w:space="0" w:color="auto"/>
+              <w:left w:val="single" w:sz="2" w:space="0" w:color="000000"/>
+              <w:bottom w:val="single" w:sz="4" w:space="0" w:color="auto"/>
+            </w:tcBorders>
+            <w:tcMar>
+              <w:top w:w="55" w:type="dxa"/>
+              <w:left w:w="55" w:type="dxa"/>
+              <w:bottom w:w="55" w:type="dxa"/>
+              <w:right w:w="55" w:type="dxa"/>
+            </w:tcMar>
+          </w:tcPr>
+          <w:p>
+            <w:pPr>
+              <w:pStyle w:val="TableContents"/>
+              <w:jc w:val="center"/>
+            </w:pPr>
+            <w:r>
+              <w:t xml:space="preserve">r[3:0] </w:t>
+            </w:r>
+          </w:p>
+        </w:tc>
+        <w:tc>
+          <w:tcPr>
+            <w:tcW w:w="7650" w:type="dxa"/>
+            <w:tcBorders>
+              <w:top w:val="single" w:sz="4" w:space="0" w:color="auto"/>
+              <w:left w:val="single" w:sz="2" w:space="0" w:color="000000"/>
+              <w:bottom w:val="single" w:sz="4" w:space="0" w:color="auto"/>
+              <w:right w:val="single" w:sz="2" w:space="0" w:color="000000"/>
+            </w:tcBorders>
+            <w:tcMar>
+              <w:top w:w="55" w:type="dxa"/>
+              <w:left w:w="55" w:type="dxa"/>
+              <w:bottom w:w="55" w:type="dxa"/>
+              <w:right w:w="55" w:type="dxa"/>
+            </w:tcMar>
+          </w:tcPr>
+          <w:p>
+            <w:pPr>
+              <w:pStyle w:val="TableContents"/>
+              <w:jc w:val="center"/>
+            </w:pPr>
+            <w:r>
+              <w:t>4-bitowy sygnał składowej koloru czerwonego</w:t>
+            </w:r>
+          </w:p>
+        </w:tc>
+      </w:tr>
+      <w:tr>
+        <w:tc>
+          <w:tcPr>
+            <w:tcW w:w="1988" w:type="dxa"/>
+            <w:tcBorders>
+              <w:top w:val="single" w:sz="4" w:space="0" w:color="auto"/>
+              <w:left w:val="single" w:sz="2" w:space="0" w:color="000000"/>
+              <w:bottom w:val="single" w:sz="4" w:space="0" w:color="auto"/>
+            </w:tcBorders>
+            <w:tcMar>
+              <w:top w:w="55" w:type="dxa"/>
+              <w:left w:w="55" w:type="dxa"/>
+              <w:bottom w:w="55" w:type="dxa"/>
+              <w:right w:w="55" w:type="dxa"/>
+            </w:tcMar>
+          </w:tcPr>
+          <w:p>
+            <w:pPr>
+              <w:pStyle w:val="TableContents"/>
+              <w:jc w:val="center"/>
+            </w:pPr>
+            <w:r>
+              <w:t>g[3:0]</w:t>
+            </w:r>
+          </w:p>
+        </w:tc>
+        <w:tc>
+          <w:tcPr>
+            <w:tcW w:w="7650" w:type="dxa"/>
+            <w:tcBorders>
+              <w:top w:val="single" w:sz="4" w:space="0" w:color="auto"/>
+              <w:left w:val="single" w:sz="2" w:space="0" w:color="000000"/>
+              <w:bottom w:val="single" w:sz="4" w:space="0" w:color="auto"/>
+              <w:right w:val="single" w:sz="2" w:space="0" w:color="000000"/>
+            </w:tcBorders>
+            <w:tcMar>
+              <w:top w:w="55" w:type="dxa"/>
+              <w:left w:w="55" w:type="dxa"/>
+              <w:bottom w:w="55" w:type="dxa"/>
+              <w:right w:w="55" w:type="dxa"/>
+            </w:tcMar>
+          </w:tcPr>
+          <w:p>
+            <w:pPr>
+              <w:pStyle w:val="TableContents"/>
+              <w:jc w:val="center"/>
+            </w:pPr>
+            <w:r>
+              <w:t>4-bitowy sygnał składowej koloru zielonego</w:t>
+            </w:r>
+          </w:p>
+        </w:tc>
+      </w:tr>
+      <w:tr>
+        <w:tc>
+          <w:tcPr>
+            <w:tcW w:w="1988" w:type="dxa"/>
+            <w:tcBorders>
+              <w:top w:val="single" w:sz="4" w:space="0" w:color="auto"/>
+              <w:left w:val="single" w:sz="2" w:space="0" w:color="000000"/>
+              <w:bottom w:val="single" w:sz="2" w:space="0" w:color="000000"/>
+            </w:tcBorders>
+            <w:tcMar>
+              <w:top w:w="55" w:type="dxa"/>
+              <w:left w:w="55" w:type="dxa"/>
+              <w:bottom w:w="55" w:type="dxa"/>
+              <w:right w:w="55" w:type="dxa"/>
+            </w:tcMar>
+          </w:tcPr>
+          <w:p>
+            <w:pPr>
+              <w:pStyle w:val="TableContents"/>
+              <w:jc w:val="center"/>
+            </w:pPr>
+            <w:r>
+              <w:t>b[3:0}</w:t>
+            </w:r>
+          </w:p>
+        </w:tc>
+        <w:tc>
+          <w:tcPr>
+            <w:tcW w:w="7650" w:type="dxa"/>
+            <w:tcBorders>
+              <w:top w:val="single" w:sz="4" w:space="0" w:color="auto"/>
+              <w:left w:val="single" w:sz="2" w:space="0" w:color="000000"/>
+              <w:bottom w:val="single" w:sz="2" w:space="0" w:color="000000"/>
+              <w:right w:val="single" w:sz="2" w:space="0" w:color="000000"/>
+            </w:tcBorders>
+            <w:tcMar>
+              <w:top w:w="55" w:type="dxa"/>
+              <w:left w:w="55" w:type="dxa"/>
+              <w:bottom w:w="55" w:type="dxa"/>
+              <w:right w:w="55" w:type="dxa"/>
+            </w:tcMar>
+          </w:tcPr>
+          <w:p>
+            <w:pPr>
+              <w:pStyle w:val="TableContents"/>
+              <w:jc w:val="center"/>
+            </w:pPr>
+            <w:r>
+              <w:t>4-bitowy sygnał składowej koloru niebieskiego</w:t>
+            </w:r>
+          </w:p>
+        </w:tc>
+      </w:tr>
+    </w:tbl>
+    <w:p>
+      <w:pPr>
+        <w:pStyle w:val="Textbody"/>
+        <w:rPr>
+          <w:rFonts w:hint="eastAsia"/>
+        </w:rPr>
+      </w:pPr>
+    </w:p>
+    <w:p>
+      <w:pPr>
+        <w:pStyle w:val="Nagwek4"/>
+        <w:rPr>
+          <w:rFonts w:hint="eastAsia"/>
+        </w:rPr>
+      </w:pPr>
+      <w:r>
+        <w:t>Uart – złącze komunikacji szeregowej P</w:t>
+      </w:r>
+      <w:r>
+        <w:t>MOD</w:t>
+      </w:r>
+      <w:r>
+        <w:t xml:space="preserve"> J</w:t>
+      </w:r>
+      <w:r>
+        <w:t>A</w:t>
+      </w:r>
+      <w:r>
+        <w:t>, in/out</w:t>
+      </w:r>
+    </w:p>
+    <w:tbl>
+      <w:tblPr>
+        <w:tblW w:w="9638" w:type="dxa"/>
+        <w:tblLayout w:type="fixed"/>
+        <w:tblCellMar>
+          <w:left w:w="10" w:type="dxa"/>
+          <w:right w:w="10" w:type="dxa"/>
+        </w:tblCellMar>
+        <w:tblLook w:val="04A0" w:firstRow="1" w:lastRow="0" w:firstColumn="1" w:lastColumn="0" w:noHBand="0" w:noVBand="1"/>
+      </w:tblPr>
+      <w:tblGrid>
+        <w:gridCol w:w="1988"/>
+        <w:gridCol w:w="7650"/>
+      </w:tblGrid>
+      <w:tr>
+        <w:tc>
+          <w:tcPr>
+            <w:tcW w:w="1988" w:type="dxa"/>
+            <w:tcBorders>
+              <w:top w:val="single" w:sz="2" w:space="0" w:color="000000"/>
+              <w:left w:val="single" w:sz="2" w:space="0" w:color="000000"/>
+              <w:bottom w:val="single" w:sz="2" w:space="0" w:color="000000"/>
+            </w:tcBorders>
+            <w:tcMar>
+              <w:top w:w="55" w:type="dxa"/>
+              <w:left w:w="55" w:type="dxa"/>
+              <w:bottom w:w="55" w:type="dxa"/>
+              <w:right w:w="55" w:type="dxa"/>
+            </w:tcMar>
+          </w:tcPr>
+          <w:p>
+            <w:pPr>
+              <w:pStyle w:val="TableContents"/>
+              <w:jc w:val="center"/>
+              <w:rPr>
+                <w:b/>
+                <w:bCs/>
+              </w:rPr>
+            </w:pPr>
+            <w:r>
+              <w:rPr>
+                <w:b/>
+                <w:bCs/>
+              </w:rPr>
+              <w:t>nazwa portu</w:t>
+            </w:r>
+          </w:p>
+        </w:tc>
+        <w:tc>
+          <w:tcPr>
+            <w:tcW w:w="7650" w:type="dxa"/>
+            <w:tcBorders>
+              <w:top w:val="single" w:sz="2" w:space="0" w:color="000000"/>
+              <w:left w:val="single" w:sz="2" w:space="0" w:color="000000"/>
+              <w:bottom w:val="single" w:sz="2" w:space="0" w:color="000000"/>
+              <w:right w:val="single" w:sz="2" w:space="0" w:color="000000"/>
+            </w:tcBorders>
+            <w:tcMar>
+              <w:top w:w="55" w:type="dxa"/>
+              <w:left w:w="55" w:type="dxa"/>
+              <w:bottom w:w="55" w:type="dxa"/>
+              <w:right w:w="55" w:type="dxa"/>
+            </w:tcMar>
+          </w:tcPr>
+          <w:p>
+            <w:pPr>
+              <w:pStyle w:val="TableContents"/>
+              <w:jc w:val="center"/>
+              <w:rPr>
+                <w:b/>
+                <w:bCs/>
+              </w:rPr>
+            </w:pPr>
+            <w:r>
+              <w:rPr>
+                <w:b/>
+                <w:bCs/>
+              </w:rPr>
+              <w:t>opis</w:t>
+            </w:r>
+          </w:p>
+        </w:tc>
+      </w:tr>
+      <w:tr>
+        <w:tc>
+          <w:tcPr>
+            <w:tcW w:w="1988" w:type="dxa"/>
+            <w:tcBorders>
+              <w:left w:val="single" w:sz="2" w:space="0" w:color="000000"/>
+              <w:bottom w:val="single" w:sz="2" w:space="0" w:color="000000"/>
+            </w:tcBorders>
+            <w:tcMar>
+              <w:top w:w="55" w:type="dxa"/>
+              <w:left w:w="55" w:type="dxa"/>
+              <w:bottom w:w="55" w:type="dxa"/>
+              <w:right w:w="55" w:type="dxa"/>
+            </w:tcMar>
+          </w:tcPr>
+          <w:p>
+            <w:pPr>
+              <w:pStyle w:val="TableContents"/>
+              <w:jc w:val="center"/>
+            </w:pPr>
+            <w:r>
+              <w:t>uart_rxd</w:t>
+            </w:r>
+          </w:p>
+        </w:tc>
+        <w:tc>
+          <w:tcPr>
+            <w:tcW w:w="7650" w:type="dxa"/>
+            <w:tcBorders>
+              <w:left w:val="single" w:sz="2" w:space="0" w:color="000000"/>
+              <w:bottom w:val="single" w:sz="2" w:space="0" w:color="000000"/>
+              <w:right w:val="single" w:sz="2" w:space="0" w:color="000000"/>
+            </w:tcBorders>
+            <w:tcMar>
+              <w:top w:w="55" w:type="dxa"/>
+              <w:left w:w="55" w:type="dxa"/>
+              <w:bottom w:w="55" w:type="dxa"/>
+              <w:right w:w="55" w:type="dxa"/>
+            </w:tcMar>
+          </w:tcPr>
+          <w:p>
+            <w:pPr>
+              <w:pStyle w:val="TableContents"/>
+              <w:jc w:val="center"/>
+            </w:pPr>
+            <w:r>
+              <w:t>Szeregowe wejście danych UART</w:t>
+            </w:r>
+          </w:p>
+        </w:tc>
+      </w:tr>
+      <w:tr>
+        <w:tc>
+          <w:tcPr>
+            <w:tcW w:w="1988" w:type="dxa"/>
+            <w:tcBorders>
+              <w:left w:val="single" w:sz="2" w:space="0" w:color="000000"/>
+              <w:bottom w:val="single" w:sz="2" w:space="0" w:color="000000"/>
+            </w:tcBorders>
+            <w:tcMar>
+              <w:top w:w="55" w:type="dxa"/>
+              <w:left w:w="55" w:type="dxa"/>
+              <w:bottom w:w="55" w:type="dxa"/>
+              <w:right w:w="55" w:type="dxa"/>
+            </w:tcMar>
+          </w:tcPr>
+          <w:p>
+            <w:pPr>
+              <w:pStyle w:val="TableContents"/>
+              <w:jc w:val="center"/>
+            </w:pPr>
+            <w:r>
+              <w:t>uart_txd</w:t>
+            </w:r>
+          </w:p>
+        </w:tc>
+        <w:tc>
+          <w:tcPr>
+            <w:tcW w:w="7650" w:type="dxa"/>
+            <w:tcBorders>
+              <w:left w:val="single" w:sz="2" w:space="0" w:color="000000"/>
+              <w:bottom w:val="single" w:sz="2" w:space="0" w:color="000000"/>
+              <w:right w:val="single" w:sz="2" w:space="0" w:color="000000"/>
+            </w:tcBorders>
+            <w:tcMar>
+              <w:top w:w="55" w:type="dxa"/>
+              <w:left w:w="55" w:type="dxa"/>
+              <w:bottom w:w="55" w:type="dxa"/>
+              <w:right w:w="55" w:type="dxa"/>
+            </w:tcMar>
+          </w:tcPr>
+          <w:p>
+            <w:pPr>
+              <w:pStyle w:val="TableContents"/>
+              <w:jc w:val="center"/>
+            </w:pPr>
+            <w:r>
+              <w:t>Szeregowe wyjście danych UART</w:t>
+            </w:r>
+          </w:p>
+        </w:tc>
+      </w:tr>
+    </w:tbl>
+    <w:p>
+      <w:pPr>
+        <w:pStyle w:val="Textbody"/>
+        <w:rPr>
+          <w:rFonts w:hint="eastAsia"/>
+        </w:rPr>
+      </w:pPr>
+    </w:p>
+    <w:p>
+      <w:pPr>
+        <w:pStyle w:val="Nagwek4"/>
+        <w:rPr>
+          <w:rFonts w:hint="eastAsia"/>
+        </w:rPr>
+      </w:pPr>
+      <w:r>
+        <w:rPr>
+          <w:rFonts w:hint="eastAsia"/>
+        </w:rPr>
+        <w:t>P</w:t>
+      </w:r>
+      <w:r>
+        <w:t>rzełącznik konfiguracyjny, input</w:t>
+      </w:r>
+    </w:p>
+    <w:tbl>
+      <w:tblPr>
+        <w:tblW w:w="9638" w:type="dxa"/>
+        <w:tblLayout w:type="fixed"/>
+        <w:tblCellMar>
+          <w:left w:w="10" w:type="dxa"/>
+          <w:right w:w="10" w:type="dxa"/>
+        </w:tblCellMar>
+        <w:tblLook w:val="04A0" w:firstRow="1" w:lastRow="0" w:firstColumn="1" w:lastColumn="0" w:noHBand="0" w:noVBand="1"/>
+      </w:tblPr>
+      <w:tblGrid>
+        <w:gridCol w:w="1988"/>
+        <w:gridCol w:w="7650"/>
+      </w:tblGrid>
+      <w:tr>
+        <w:tc>
+          <w:tcPr>
+            <w:tcW w:w="1988" w:type="dxa"/>
+            <w:tcBorders>
+              <w:top w:val="single" w:sz="2" w:space="0" w:color="000000"/>
+              <w:left w:val="single" w:sz="2" w:space="0" w:color="000000"/>
+              <w:bottom w:val="single" w:sz="2" w:space="0" w:color="000000"/>
+            </w:tcBorders>
+            <w:tcMar>
+              <w:top w:w="55" w:type="dxa"/>
+              <w:left w:w="55" w:type="dxa"/>
+              <w:bottom w:w="55" w:type="dxa"/>
+              <w:right w:w="55" w:type="dxa"/>
+            </w:tcMar>
+          </w:tcPr>
+          <w:p>
+            <w:pPr>
+              <w:pStyle w:val="TableContents"/>
+              <w:jc w:val="center"/>
+              <w:rPr>
+                <w:b/>
+                <w:bCs/>
+              </w:rPr>
+            </w:pPr>
+            <w:r>
+              <w:rPr>
+                <w:b/>
+                <w:bCs/>
+              </w:rPr>
+              <w:t>nazwa portu</w:t>
+            </w:r>
+          </w:p>
+        </w:tc>
+        <w:tc>
+          <w:tcPr>
+            <w:tcW w:w="7650" w:type="dxa"/>
+            <w:tcBorders>
+              <w:top w:val="single" w:sz="2" w:space="0" w:color="000000"/>
+              <w:left w:val="single" w:sz="2" w:space="0" w:color="000000"/>
+              <w:bottom w:val="single" w:sz="2" w:space="0" w:color="000000"/>
+              <w:right w:val="single" w:sz="2" w:space="0" w:color="000000"/>
+            </w:tcBorders>
+            <w:tcMar>
+              <w:top w:w="55" w:type="dxa"/>
+              <w:left w:w="55" w:type="dxa"/>
+              <w:bottom w:w="55" w:type="dxa"/>
+              <w:right w:w="55" w:type="dxa"/>
+            </w:tcMar>
+          </w:tcPr>
+          <w:p>
+            <w:pPr>
+              <w:pStyle w:val="TableContents"/>
+              <w:jc w:val="center"/>
+              <w:rPr>
+                <w:b/>
+                <w:bCs/>
+              </w:rPr>
+            </w:pPr>
+            <w:r>
+              <w:rPr>
+                <w:b/>
+                <w:bCs/>
+              </w:rPr>
+              <w:t>opis</w:t>
+            </w:r>
+          </w:p>
+        </w:tc>
+      </w:tr>
+      <w:tr>
+        <w:tc>
+          <w:tcPr>
+            <w:tcW w:w="1988" w:type="dxa"/>
+            <w:tcBorders>
+              <w:left w:val="single" w:sz="2" w:space="0" w:color="000000"/>
+              <w:bottom w:val="single" w:sz="2" w:space="0" w:color="000000"/>
+            </w:tcBorders>
+            <w:tcMar>
+              <w:top w:w="55" w:type="dxa"/>
+              <w:left w:w="55" w:type="dxa"/>
+              <w:bottom w:w="55" w:type="dxa"/>
+              <w:right w:w="55" w:type="dxa"/>
+            </w:tcMar>
+          </w:tcPr>
+          <w:p>
+            <w:pPr>
+              <w:pStyle w:val="TableContents"/>
+              <w:jc w:val="center"/>
+            </w:pPr>
+            <w:r>
+              <w:t>Sw0</w:t>
+            </w:r>
+          </w:p>
+        </w:tc>
+        <w:tc>
+          <w:tcPr>
+            <w:tcW w:w="7650" w:type="dxa"/>
+            <w:tcBorders>
+              <w:left w:val="single" w:sz="2" w:space="0" w:color="000000"/>
+              <w:bottom w:val="single" w:sz="2" w:space="0" w:color="000000"/>
+              <w:right w:val="single" w:sz="2" w:space="0" w:color="000000"/>
+            </w:tcBorders>
+            <w:tcMar>
+              <w:top w:w="55" w:type="dxa"/>
+              <w:left w:w="55" w:type="dxa"/>
+              <w:bottom w:w="55" w:type="dxa"/>
+              <w:right w:w="55" w:type="dxa"/>
+            </w:tcMar>
+          </w:tcPr>
+          <w:p>
+            <w:pPr>
+              <w:pStyle w:val="TableContents"/>
+              <w:jc w:val="center"/>
+            </w:pPr>
+            <w:r>
+              <w:t>Przełącznik wyboru roli urządzenia( 0 – Gracz1/ Host, 1 – Gracz 2/ Klient)</w:t>
+            </w:r>
+          </w:p>
+        </w:tc>
+      </w:tr>
+    </w:tbl>
+    <w:p>
+      <w:pPr>
         <w:pStyle w:val="Nagwek3"/>
         <w:rPr>
           <w:rFonts w:hint="eastAsia"/>
         </w:rPr>
       </w:pPr>
-      <w:bookmarkStart w:id="11" w:name="__RefHeading___Toc453_832888478"/>
+      <w:bookmarkStart w:id="9" w:name="__RefHeading___Toc453_832888478"/>
       <w:r>
         <w:t>Interfejsy</w:t>
       </w:r>
-      <w:bookmarkEnd w:id="11"/>
-    </w:p>
+      <w:bookmarkStart w:id="10" w:name="__RefHeading___Toc395_832888478"/>
+      <w:bookmarkEnd w:id="9"/>
+    </w:p>
+    <w:bookmarkEnd w:id="10"/>
     <w:p>
       <w:pPr>
         <w:pStyle w:val="Nagwek4"/>
@@ -2393,11 +3437,18 @@
           <w:rFonts w:hint="eastAsia"/>
         </w:rPr>
       </w:pPr>
-      <w:bookmarkStart w:id="12" w:name="__RefHeading___Toc395_832888478"/>
-      <w:r>
-        <w:t>m2c – mouse_ctl to core</w:t>
-      </w:r>
-      <w:bookmarkEnd w:id="12"/>
+      <w:r>
+        <w:rPr>
+          <w:rFonts w:hint="eastAsia"/>
+        </w:rPr>
+        <w:t>V</w:t>
+      </w:r>
+      <w:r>
+        <w:t>ga – potok graficzny Vga (i</w:t>
+      </w:r>
+      <w:r>
+        <w:t>nterfejs vga_if lączący kolejne moduły wideo)</w:t>
+      </w:r>
     </w:p>
     <w:tbl>
       <w:tblPr>
@@ -2503,7 +3554,7 @@
               <w:jc w:val="center"/>
             </w:pPr>
             <w:r>
-              <w:t>m2c_x[9:0]</w:t>
+              <w:t>hcount [10:0]</w:t>
             </w:r>
           </w:p>
         </w:tc>
@@ -2525,9 +3576,10 @@
           <w:p>
             <w:pPr>
               <w:pStyle w:val="TableContents"/>
-            </w:pPr>
-            <w:r>
-              <w:t>horyzontalna pozycja kursora myszy na ekranie</w:t>
+              <w:jc w:val="center"/>
+            </w:pPr>
+            <w:r>
+              <w:t>Bieżąca pozycja horyzontalna</w:t>
             </w:r>
           </w:p>
         </w:tc>
@@ -2553,7 +3605,7 @@
               <w:jc w:val="center"/>
             </w:pPr>
             <w:r>
-              <w:t>m2c_y[9:0]</w:t>
+              <w:t>vcount [10:0]</w:t>
             </w:r>
           </w:p>
         </w:tc>
@@ -2575,9 +3627,10 @@
           <w:p>
             <w:pPr>
               <w:pStyle w:val="TableContents"/>
-            </w:pPr>
-            <w:r>
-              <w:t>wertykalna pozycja kursora myszy na ekranie</w:t>
+              <w:jc w:val="center"/>
+            </w:pPr>
+            <w:r>
+              <w:t>Bieżąca pozycja wertykalna</w:t>
             </w:r>
           </w:p>
         </w:tc>
@@ -2587,27 +3640,32 @@
           <w:tcPr>
             <w:tcW w:w="2500" w:type="dxa"/>
             <w:tcBorders>
-              <w:left w:val="single" w:sz="2" w:space="0" w:color="000000"/>
-              <w:bottom w:val="single" w:sz="2" w:space="0" w:color="000000"/>
-            </w:tcBorders>
-            <w:tcMar>
-              <w:top w:w="55" w:type="dxa"/>
-              <w:left w:w="55" w:type="dxa"/>
-              <w:bottom w:w="55" w:type="dxa"/>
-              <w:right w:w="55" w:type="dxa"/>
-            </w:tcMar>
-          </w:tcPr>
-          <w:p>
-            <w:pPr>
-              <w:pStyle w:val="TableContents"/>
-              <w:jc w:val="center"/>
-            </w:pPr>
+              <w:top w:val="single" w:sz="2" w:space="0" w:color="000000"/>
+              <w:left w:val="single" w:sz="2" w:space="0" w:color="000000"/>
+              <w:bottom w:val="single" w:sz="2" w:space="0" w:color="000000"/>
+            </w:tcBorders>
+            <w:tcMar>
+              <w:top w:w="55" w:type="dxa"/>
+              <w:left w:w="55" w:type="dxa"/>
+              <w:bottom w:w="55" w:type="dxa"/>
+              <w:right w:w="55" w:type="dxa"/>
+            </w:tcMar>
+          </w:tcPr>
+          <w:p>
+            <w:pPr>
+              <w:pStyle w:val="TableContents"/>
+              <w:jc w:val="center"/>
+            </w:pPr>
+            <w:r>
+              <w:t>hsync</w:t>
+            </w:r>
           </w:p>
         </w:tc>
         <w:tc>
           <w:tcPr>
             <w:tcW w:w="7138" w:type="dxa"/>
             <w:tcBorders>
+              <w:top w:val="single" w:sz="2" w:space="0" w:color="000000"/>
               <w:left w:val="single" w:sz="2" w:space="0" w:color="000000"/>
               <w:bottom w:val="single" w:sz="2" w:space="0" w:color="000000"/>
               <w:right w:val="single" w:sz="2" w:space="0" w:color="000000"/>
@@ -2622,7 +3680,1217 @@
           <w:p>
             <w:pPr>
               <w:pStyle w:val="TableContents"/>
-            </w:pPr>
+              <w:jc w:val="center"/>
+            </w:pPr>
+            <w:r>
+              <w:t>Impuls synchronizacji poziomej</w:t>
+            </w:r>
+          </w:p>
+        </w:tc>
+      </w:tr>
+      <w:tr>
+        <w:tc>
+          <w:tcPr>
+            <w:tcW w:w="2500" w:type="dxa"/>
+            <w:tcBorders>
+              <w:top w:val="single" w:sz="2" w:space="0" w:color="000000"/>
+              <w:left w:val="single" w:sz="2" w:space="0" w:color="000000"/>
+              <w:bottom w:val="single" w:sz="2" w:space="0" w:color="000000"/>
+            </w:tcBorders>
+            <w:tcMar>
+              <w:top w:w="55" w:type="dxa"/>
+              <w:left w:w="55" w:type="dxa"/>
+              <w:bottom w:w="55" w:type="dxa"/>
+              <w:right w:w="55" w:type="dxa"/>
+            </w:tcMar>
+          </w:tcPr>
+          <w:p>
+            <w:pPr>
+              <w:pStyle w:val="TableContents"/>
+              <w:jc w:val="center"/>
+            </w:pPr>
+            <w:r>
+              <w:t>vsync</w:t>
+            </w:r>
+          </w:p>
+        </w:tc>
+        <w:tc>
+          <w:tcPr>
+            <w:tcW w:w="7138" w:type="dxa"/>
+            <w:tcBorders>
+              <w:top w:val="single" w:sz="2" w:space="0" w:color="000000"/>
+              <w:left w:val="single" w:sz="2" w:space="0" w:color="000000"/>
+              <w:bottom w:val="single" w:sz="2" w:space="0" w:color="000000"/>
+              <w:right w:val="single" w:sz="2" w:space="0" w:color="000000"/>
+            </w:tcBorders>
+            <w:tcMar>
+              <w:top w:w="55" w:type="dxa"/>
+              <w:left w:w="55" w:type="dxa"/>
+              <w:bottom w:w="55" w:type="dxa"/>
+              <w:right w:w="55" w:type="dxa"/>
+            </w:tcMar>
+          </w:tcPr>
+          <w:p>
+            <w:pPr>
+              <w:pStyle w:val="TableContents"/>
+              <w:jc w:val="center"/>
+            </w:pPr>
+            <w:r>
+              <w:t>Impuls synchronizacji pionowej</w:t>
+            </w:r>
+          </w:p>
+        </w:tc>
+      </w:tr>
+      <w:tr>
+        <w:tc>
+          <w:tcPr>
+            <w:tcW w:w="2500" w:type="dxa"/>
+            <w:tcBorders>
+              <w:top w:val="single" w:sz="2" w:space="0" w:color="000000"/>
+              <w:left w:val="single" w:sz="2" w:space="0" w:color="000000"/>
+              <w:bottom w:val="single" w:sz="2" w:space="0" w:color="000000"/>
+            </w:tcBorders>
+            <w:tcMar>
+              <w:top w:w="55" w:type="dxa"/>
+              <w:left w:w="55" w:type="dxa"/>
+              <w:bottom w:w="55" w:type="dxa"/>
+              <w:right w:w="55" w:type="dxa"/>
+            </w:tcMar>
+          </w:tcPr>
+          <w:p>
+            <w:pPr>
+              <w:pStyle w:val="TableContents"/>
+              <w:jc w:val="center"/>
+            </w:pPr>
+            <w:r>
+              <w:t>hblnk</w:t>
+            </w:r>
+          </w:p>
+        </w:tc>
+        <w:tc>
+          <w:tcPr>
+            <w:tcW w:w="7138" w:type="dxa"/>
+            <w:tcBorders>
+              <w:top w:val="single" w:sz="2" w:space="0" w:color="000000"/>
+              <w:left w:val="single" w:sz="2" w:space="0" w:color="000000"/>
+              <w:bottom w:val="single" w:sz="2" w:space="0" w:color="000000"/>
+              <w:right w:val="single" w:sz="2" w:space="0" w:color="000000"/>
+            </w:tcBorders>
+            <w:tcMar>
+              <w:top w:w="55" w:type="dxa"/>
+              <w:left w:w="55" w:type="dxa"/>
+              <w:bottom w:w="55" w:type="dxa"/>
+              <w:right w:w="55" w:type="dxa"/>
+            </w:tcMar>
+          </w:tcPr>
+          <w:p>
+            <w:pPr>
+              <w:pStyle w:val="TableContents"/>
+              <w:jc w:val="center"/>
+            </w:pPr>
+            <w:r>
+              <w:t>Sygnał wygaszania poziomego (blanking)</w:t>
+            </w:r>
+          </w:p>
+        </w:tc>
+      </w:tr>
+      <w:tr>
+        <w:tc>
+          <w:tcPr>
+            <w:tcW w:w="2500" w:type="dxa"/>
+            <w:tcBorders>
+              <w:top w:val="single" w:sz="2" w:space="0" w:color="000000"/>
+              <w:left w:val="single" w:sz="2" w:space="0" w:color="000000"/>
+              <w:bottom w:val="single" w:sz="2" w:space="0" w:color="000000"/>
+            </w:tcBorders>
+            <w:tcMar>
+              <w:top w:w="55" w:type="dxa"/>
+              <w:left w:w="55" w:type="dxa"/>
+              <w:bottom w:w="55" w:type="dxa"/>
+              <w:right w:w="55" w:type="dxa"/>
+            </w:tcMar>
+          </w:tcPr>
+          <w:p>
+            <w:pPr>
+              <w:pStyle w:val="TableContents"/>
+              <w:jc w:val="center"/>
+            </w:pPr>
+            <w:r>
+              <w:t>vblnk</w:t>
+            </w:r>
+          </w:p>
+        </w:tc>
+        <w:tc>
+          <w:tcPr>
+            <w:tcW w:w="7138" w:type="dxa"/>
+            <w:tcBorders>
+              <w:top w:val="single" w:sz="2" w:space="0" w:color="000000"/>
+              <w:left w:val="single" w:sz="2" w:space="0" w:color="000000"/>
+              <w:bottom w:val="single" w:sz="2" w:space="0" w:color="000000"/>
+              <w:right w:val="single" w:sz="2" w:space="0" w:color="000000"/>
+            </w:tcBorders>
+            <w:tcMar>
+              <w:top w:w="55" w:type="dxa"/>
+              <w:left w:w="55" w:type="dxa"/>
+              <w:bottom w:w="55" w:type="dxa"/>
+              <w:right w:w="55" w:type="dxa"/>
+            </w:tcMar>
+          </w:tcPr>
+          <w:p>
+            <w:pPr>
+              <w:pStyle w:val="TableContents"/>
+              <w:jc w:val="center"/>
+            </w:pPr>
+            <w:r>
+              <w:t>Sygnał wygaszania pionowego (blanking)</w:t>
+            </w:r>
+          </w:p>
+        </w:tc>
+      </w:tr>
+      <w:tr>
+        <w:tc>
+          <w:tcPr>
+            <w:tcW w:w="2500" w:type="dxa"/>
+            <w:tcBorders>
+              <w:top w:val="single" w:sz="2" w:space="0" w:color="000000"/>
+              <w:left w:val="single" w:sz="2" w:space="0" w:color="000000"/>
+              <w:bottom w:val="single" w:sz="4" w:space="0" w:color="auto"/>
+            </w:tcBorders>
+            <w:tcMar>
+              <w:top w:w="55" w:type="dxa"/>
+              <w:left w:w="55" w:type="dxa"/>
+              <w:bottom w:w="55" w:type="dxa"/>
+              <w:right w:w="55" w:type="dxa"/>
+            </w:tcMar>
+          </w:tcPr>
+          <w:p>
+            <w:pPr>
+              <w:pStyle w:val="TableContents"/>
+              <w:jc w:val="center"/>
+            </w:pPr>
+            <w:r>
+              <w:t>rgb[11:0]</w:t>
+            </w:r>
+          </w:p>
+        </w:tc>
+        <w:tc>
+          <w:tcPr>
+            <w:tcW w:w="7138" w:type="dxa"/>
+            <w:tcBorders>
+              <w:top w:val="single" w:sz="2" w:space="0" w:color="000000"/>
+              <w:left w:val="single" w:sz="2" w:space="0" w:color="000000"/>
+              <w:bottom w:val="single" w:sz="4" w:space="0" w:color="auto"/>
+              <w:right w:val="single" w:sz="2" w:space="0" w:color="000000"/>
+            </w:tcBorders>
+            <w:tcMar>
+              <w:top w:w="55" w:type="dxa"/>
+              <w:left w:w="55" w:type="dxa"/>
+              <w:bottom w:w="55" w:type="dxa"/>
+              <w:right w:w="55" w:type="dxa"/>
+            </w:tcMar>
+          </w:tcPr>
+          <w:p>
+            <w:pPr>
+              <w:pStyle w:val="TableContents"/>
+              <w:jc w:val="center"/>
+              <w:rPr>
+                <w:sz w:val="20"/>
+                <w:szCs w:val="20"/>
+              </w:rPr>
+            </w:pPr>
+            <w:r>
+              <w:rPr>
+                <w:sz w:val="20"/>
+                <w:szCs w:val="20"/>
+              </w:rPr>
+              <w:t>12-bitowa informacja o kolorze piksela przekazywana i modyfikowana w potoku</w:t>
+            </w:r>
+          </w:p>
+        </w:tc>
+      </w:tr>
+    </w:tbl>
+    <w:p>
+      <w:pPr>
+        <w:pStyle w:val="Nagwek4"/>
+        <w:rPr>
+          <w:rFonts w:hint="eastAsia"/>
+          <w:sz w:val="21"/>
+          <w:szCs w:val="21"/>
+          <w:lang w:val="en-US"/>
+        </w:rPr>
+      </w:pPr>
+      <w:r>
+        <w:rPr>
+          <w:sz w:val="21"/>
+          <w:szCs w:val="21"/>
+          <w:lang w:val="en-US"/>
+        </w:rPr>
+        <w:lastRenderedPageBreak/>
+        <w:t>g</w:t>
+      </w:r>
+      <w:r>
+        <w:rPr>
+          <w:sz w:val="21"/>
+          <w:szCs w:val="21"/>
+          <w:lang w:val="en-US"/>
+        </w:rPr>
+        <w:t>ame_ctrl – u_game_f</w:t>
+      </w:r>
+      <w:r>
+        <w:rPr>
+          <w:sz w:val="21"/>
+          <w:szCs w:val="21"/>
+          <w:lang w:val="en-US"/>
+        </w:rPr>
+        <w:t xml:space="preserve">sm to moduły wyświetlanie </w:t>
+      </w:r>
+    </w:p>
+    <w:tbl>
+      <w:tblPr>
+        <w:tblW w:w="9638" w:type="dxa"/>
+        <w:tblLayout w:type="fixed"/>
+        <w:tblCellMar>
+          <w:left w:w="10" w:type="dxa"/>
+          <w:right w:w="10" w:type="dxa"/>
+        </w:tblCellMar>
+        <w:tblLook w:val="04A0" w:firstRow="1" w:lastRow="0" w:firstColumn="1" w:lastColumn="0" w:noHBand="0" w:noVBand="1"/>
+      </w:tblPr>
+      <w:tblGrid>
+        <w:gridCol w:w="2500"/>
+        <w:gridCol w:w="7138"/>
+      </w:tblGrid>
+      <w:tr>
+        <w:tc>
+          <w:tcPr>
+            <w:tcW w:w="2500" w:type="dxa"/>
+            <w:tcBorders>
+              <w:top w:val="single" w:sz="2" w:space="0" w:color="000000"/>
+              <w:left w:val="single" w:sz="2" w:space="0" w:color="000000"/>
+              <w:bottom w:val="single" w:sz="2" w:space="0" w:color="000000"/>
+            </w:tcBorders>
+            <w:tcMar>
+              <w:top w:w="55" w:type="dxa"/>
+              <w:left w:w="55" w:type="dxa"/>
+              <w:bottom w:w="55" w:type="dxa"/>
+              <w:right w:w="55" w:type="dxa"/>
+            </w:tcMar>
+          </w:tcPr>
+          <w:p>
+            <w:pPr>
+              <w:pStyle w:val="TableContents"/>
+              <w:jc w:val="center"/>
+              <w:rPr>
+                <w:b/>
+                <w:bCs/>
+              </w:rPr>
+            </w:pPr>
+            <w:r>
+              <w:rPr>
+                <w:b/>
+                <w:bCs/>
+              </w:rPr>
+              <w:t>nazwa sygnału</w:t>
+            </w:r>
+          </w:p>
+        </w:tc>
+        <w:tc>
+          <w:tcPr>
+            <w:tcW w:w="7138" w:type="dxa"/>
+            <w:tcBorders>
+              <w:top w:val="single" w:sz="2" w:space="0" w:color="000000"/>
+              <w:left w:val="single" w:sz="2" w:space="0" w:color="000000"/>
+              <w:bottom w:val="single" w:sz="2" w:space="0" w:color="000000"/>
+              <w:right w:val="single" w:sz="2" w:space="0" w:color="000000"/>
+            </w:tcBorders>
+            <w:tcMar>
+              <w:top w:w="55" w:type="dxa"/>
+              <w:left w:w="55" w:type="dxa"/>
+              <w:bottom w:w="55" w:type="dxa"/>
+              <w:right w:w="55" w:type="dxa"/>
+            </w:tcMar>
+          </w:tcPr>
+          <w:p>
+            <w:pPr>
+              <w:pStyle w:val="TableContents"/>
+              <w:jc w:val="center"/>
+              <w:rPr>
+                <w:b/>
+                <w:bCs/>
+              </w:rPr>
+            </w:pPr>
+            <w:r>
+              <w:rPr>
+                <w:b/>
+                <w:bCs/>
+              </w:rPr>
+              <w:t>opis</w:t>
+            </w:r>
+          </w:p>
+        </w:tc>
+      </w:tr>
+      <w:tr>
+        <w:tc>
+          <w:tcPr>
+            <w:tcW w:w="2500" w:type="dxa"/>
+            <w:tcBorders>
+              <w:left w:val="single" w:sz="2" w:space="0" w:color="000000"/>
+              <w:bottom w:val="single" w:sz="2" w:space="0" w:color="000000"/>
+            </w:tcBorders>
+            <w:tcMar>
+              <w:top w:w="55" w:type="dxa"/>
+              <w:left w:w="55" w:type="dxa"/>
+              <w:bottom w:w="55" w:type="dxa"/>
+              <w:right w:w="55" w:type="dxa"/>
+            </w:tcMar>
+          </w:tcPr>
+          <w:p>
+            <w:pPr>
+              <w:pStyle w:val="TableContents"/>
+              <w:jc w:val="center"/>
+            </w:pPr>
+            <w:r>
+              <w:t>game_state[1:0]</w:t>
+            </w:r>
+          </w:p>
+        </w:tc>
+        <w:tc>
+          <w:tcPr>
+            <w:tcW w:w="7138" w:type="dxa"/>
+            <w:tcBorders>
+              <w:left w:val="single" w:sz="2" w:space="0" w:color="000000"/>
+              <w:bottom w:val="single" w:sz="2" w:space="0" w:color="000000"/>
+              <w:right w:val="single" w:sz="2" w:space="0" w:color="000000"/>
+            </w:tcBorders>
+            <w:tcMar>
+              <w:top w:w="55" w:type="dxa"/>
+              <w:left w:w="55" w:type="dxa"/>
+              <w:bottom w:w="55" w:type="dxa"/>
+              <w:right w:w="55" w:type="dxa"/>
+            </w:tcMar>
+          </w:tcPr>
+          <w:p>
+            <w:pPr>
+              <w:pStyle w:val="TableContents"/>
+              <w:jc w:val="center"/>
+              <w:rPr>
+                <w:lang w:val="en-US"/>
+              </w:rPr>
+            </w:pPr>
+            <w:r>
+              <w:rPr>
+                <w:lang w:val="en-US"/>
+              </w:rPr>
+              <w:t>Bieżący stan gry (MENU, RULES, GAME, GAME</w:t>
+            </w:r>
+            <w:r>
+              <w:rPr>
+                <w:lang w:val="en-US"/>
+              </w:rPr>
+              <w:t>OVER)</w:t>
+            </w:r>
+          </w:p>
+        </w:tc>
+      </w:tr>
+      <w:tr>
+        <w:tc>
+          <w:tcPr>
+            <w:tcW w:w="2500" w:type="dxa"/>
+            <w:tcBorders>
+              <w:top w:val="single" w:sz="2" w:space="0" w:color="000000"/>
+              <w:left w:val="single" w:sz="2" w:space="0" w:color="000000"/>
+              <w:bottom w:val="single" w:sz="4" w:space="0" w:color="auto"/>
+            </w:tcBorders>
+            <w:tcMar>
+              <w:top w:w="55" w:type="dxa"/>
+              <w:left w:w="55" w:type="dxa"/>
+              <w:bottom w:w="55" w:type="dxa"/>
+              <w:right w:w="55" w:type="dxa"/>
+            </w:tcMar>
+          </w:tcPr>
+          <w:p>
+            <w:pPr>
+              <w:pStyle w:val="TableContents"/>
+              <w:jc w:val="center"/>
+            </w:pPr>
+            <w:r>
+              <w:t>current_turn</w:t>
+            </w:r>
+          </w:p>
+        </w:tc>
+        <w:tc>
+          <w:tcPr>
+            <w:tcW w:w="7138" w:type="dxa"/>
+            <w:tcBorders>
+              <w:top w:val="single" w:sz="2" w:space="0" w:color="000000"/>
+              <w:left w:val="single" w:sz="2" w:space="0" w:color="000000"/>
+              <w:bottom w:val="single" w:sz="4" w:space="0" w:color="auto"/>
+              <w:right w:val="single" w:sz="2" w:space="0" w:color="000000"/>
+            </w:tcBorders>
+            <w:tcMar>
+              <w:top w:w="55" w:type="dxa"/>
+              <w:left w:w="55" w:type="dxa"/>
+              <w:bottom w:w="55" w:type="dxa"/>
+              <w:right w:w="55" w:type="dxa"/>
+            </w:tcMar>
+          </w:tcPr>
+          <w:p>
+            <w:pPr>
+              <w:pStyle w:val="TableContents"/>
+              <w:jc w:val="center"/>
+            </w:pPr>
+            <w:r>
+              <w:t>Informacja czyja jest tura (0 – Gracz, 1 – Przeciwnik)</w:t>
+            </w:r>
+          </w:p>
+        </w:tc>
+      </w:tr>
+      <w:tr>
+        <w:tc>
+          <w:tcPr>
+            <w:tcW w:w="2500" w:type="dxa"/>
+            <w:tcBorders>
+              <w:top w:val="single" w:sz="4" w:space="0" w:color="auto"/>
+              <w:left w:val="single" w:sz="2" w:space="0" w:color="000000"/>
+              <w:bottom w:val="single" w:sz="4" w:space="0" w:color="auto"/>
+            </w:tcBorders>
+            <w:tcMar>
+              <w:top w:w="55" w:type="dxa"/>
+              <w:left w:w="55" w:type="dxa"/>
+              <w:bottom w:w="55" w:type="dxa"/>
+              <w:right w:w="55" w:type="dxa"/>
+            </w:tcMar>
+          </w:tcPr>
+          <w:p>
+            <w:pPr>
+              <w:pStyle w:val="TableContents"/>
+              <w:jc w:val="center"/>
+            </w:pPr>
+            <w:r>
+              <w:t>current_round[1:0]</w:t>
+            </w:r>
+          </w:p>
+        </w:tc>
+        <w:tc>
+          <w:tcPr>
+            <w:tcW w:w="7138" w:type="dxa"/>
+            <w:tcBorders>
+              <w:top w:val="single" w:sz="4" w:space="0" w:color="auto"/>
+              <w:left w:val="single" w:sz="2" w:space="0" w:color="000000"/>
+              <w:bottom w:val="single" w:sz="4" w:space="0" w:color="auto"/>
+              <w:right w:val="single" w:sz="2" w:space="0" w:color="000000"/>
+            </w:tcBorders>
+            <w:tcMar>
+              <w:top w:w="55" w:type="dxa"/>
+              <w:left w:w="55" w:type="dxa"/>
+              <w:bottom w:w="55" w:type="dxa"/>
+              <w:right w:w="55" w:type="dxa"/>
+            </w:tcMar>
+          </w:tcPr>
+          <w:p>
+            <w:pPr>
+              <w:pStyle w:val="TableContents"/>
+              <w:jc w:val="center"/>
+            </w:pPr>
+            <w:r>
+              <w:t>Numer rozgrywanej rundy (1, 2 lub 3)</w:t>
+            </w:r>
+          </w:p>
+        </w:tc>
+      </w:tr>
+      <w:tr>
+        <w:tc>
+          <w:tcPr>
+            <w:tcW w:w="2500" w:type="dxa"/>
+            <w:tcBorders>
+              <w:top w:val="single" w:sz="4" w:space="0" w:color="auto"/>
+              <w:left w:val="single" w:sz="2" w:space="0" w:color="000000"/>
+              <w:bottom w:val="single" w:sz="4" w:space="0" w:color="auto"/>
+            </w:tcBorders>
+            <w:tcMar>
+              <w:top w:w="55" w:type="dxa"/>
+              <w:left w:w="55" w:type="dxa"/>
+              <w:bottom w:w="55" w:type="dxa"/>
+              <w:right w:w="55" w:type="dxa"/>
+            </w:tcMar>
+          </w:tcPr>
+          <w:p>
+            <w:pPr>
+              <w:pStyle w:val="TableContents"/>
+              <w:jc w:val="center"/>
+            </w:pPr>
+            <w:r>
+              <w:t>game_player_hp[2:0]</w:t>
+            </w:r>
+          </w:p>
+        </w:tc>
+        <w:tc>
+          <w:tcPr>
+            <w:tcW w:w="7138" w:type="dxa"/>
+            <w:tcBorders>
+              <w:top w:val="single" w:sz="4" w:space="0" w:color="auto"/>
+              <w:left w:val="single" w:sz="2" w:space="0" w:color="000000"/>
+              <w:bottom w:val="single" w:sz="4" w:space="0" w:color="auto"/>
+              <w:right w:val="single" w:sz="2" w:space="0" w:color="000000"/>
+            </w:tcBorders>
+            <w:tcMar>
+              <w:top w:w="55" w:type="dxa"/>
+              <w:left w:w="55" w:type="dxa"/>
+              <w:bottom w:w="55" w:type="dxa"/>
+              <w:right w:w="55" w:type="dxa"/>
+            </w:tcMar>
+          </w:tcPr>
+          <w:p>
+            <w:pPr>
+              <w:pStyle w:val="TableContents"/>
+              <w:jc w:val="center"/>
+            </w:pPr>
+            <w:r>
+              <w:t>Aktualna liczba punktów życia gracza lokalnego</w:t>
+            </w:r>
+          </w:p>
+        </w:tc>
+      </w:tr>
+      <w:tr>
+        <w:tc>
+          <w:tcPr>
+            <w:tcW w:w="2500" w:type="dxa"/>
+            <w:tcBorders>
+              <w:top w:val="single" w:sz="4" w:space="0" w:color="auto"/>
+              <w:left w:val="single" w:sz="2" w:space="0" w:color="000000"/>
+              <w:bottom w:val="single" w:sz="4" w:space="0" w:color="auto"/>
+            </w:tcBorders>
+            <w:tcMar>
+              <w:top w:w="55" w:type="dxa"/>
+              <w:left w:w="55" w:type="dxa"/>
+              <w:bottom w:w="55" w:type="dxa"/>
+              <w:right w:w="55" w:type="dxa"/>
+            </w:tcMar>
+          </w:tcPr>
+          <w:p>
+            <w:pPr>
+              <w:pStyle w:val="TableContents"/>
+              <w:jc w:val="center"/>
+            </w:pPr>
+            <w:r>
+              <w:t>game_enemy_hp[2:0]</w:t>
+            </w:r>
+          </w:p>
+        </w:tc>
+        <w:tc>
+          <w:tcPr>
+            <w:tcW w:w="7138" w:type="dxa"/>
+            <w:tcBorders>
+              <w:top w:val="single" w:sz="4" w:space="0" w:color="auto"/>
+              <w:left w:val="single" w:sz="2" w:space="0" w:color="000000"/>
+              <w:bottom w:val="single" w:sz="4" w:space="0" w:color="auto"/>
+              <w:right w:val="single" w:sz="2" w:space="0" w:color="000000"/>
+            </w:tcBorders>
+            <w:tcMar>
+              <w:top w:w="55" w:type="dxa"/>
+              <w:left w:w="55" w:type="dxa"/>
+              <w:bottom w:w="55" w:type="dxa"/>
+              <w:right w:w="55" w:type="dxa"/>
+            </w:tcMar>
+          </w:tcPr>
+          <w:p>
+            <w:pPr>
+              <w:pStyle w:val="TableContents"/>
+              <w:jc w:val="center"/>
+            </w:pPr>
+            <w:r>
+              <w:t>Aktualna liczba punktów życia przeciwnika</w:t>
+            </w:r>
+          </w:p>
+        </w:tc>
+      </w:tr>
+      <w:tr>
+        <w:tc>
+          <w:tcPr>
+            <w:tcW w:w="2500" w:type="dxa"/>
+            <w:tcBorders>
+              <w:top w:val="single" w:sz="4" w:space="0" w:color="auto"/>
+              <w:left w:val="single" w:sz="2" w:space="0" w:color="000000"/>
+              <w:bottom w:val="single" w:sz="4" w:space="0" w:color="auto"/>
+            </w:tcBorders>
+            <w:tcMar>
+              <w:top w:w="55" w:type="dxa"/>
+              <w:left w:w="55" w:type="dxa"/>
+              <w:bottom w:w="55" w:type="dxa"/>
+              <w:right w:w="55" w:type="dxa"/>
+            </w:tcMar>
+          </w:tcPr>
+          <w:p>
+            <w:pPr>
+              <w:pStyle w:val="TableContents"/>
+              <w:jc w:val="center"/>
+            </w:pPr>
+            <w:r>
+              <w:t>player_score_sig[1:0]</w:t>
+            </w:r>
+          </w:p>
+        </w:tc>
+        <w:tc>
+          <w:tcPr>
+            <w:tcW w:w="7138" w:type="dxa"/>
+            <w:tcBorders>
+              <w:top w:val="single" w:sz="4" w:space="0" w:color="auto"/>
+              <w:left w:val="single" w:sz="2" w:space="0" w:color="000000"/>
+              <w:bottom w:val="single" w:sz="4" w:space="0" w:color="auto"/>
+              <w:right w:val="single" w:sz="2" w:space="0" w:color="000000"/>
+            </w:tcBorders>
+            <w:tcMar>
+              <w:top w:w="55" w:type="dxa"/>
+              <w:left w:w="55" w:type="dxa"/>
+              <w:bottom w:w="55" w:type="dxa"/>
+              <w:right w:w="55" w:type="dxa"/>
+            </w:tcMar>
+          </w:tcPr>
+          <w:p>
+            <w:pPr>
+              <w:pStyle w:val="TableContents"/>
+              <w:jc w:val="center"/>
+            </w:pPr>
+            <w:r>
+              <w:t>Wygrane rundy gracza lokalnego</w:t>
+            </w:r>
+          </w:p>
+        </w:tc>
+      </w:tr>
+      <w:tr>
+        <w:tc>
+          <w:tcPr>
+            <w:tcW w:w="2500" w:type="dxa"/>
+            <w:tcBorders>
+              <w:top w:val="single" w:sz="4" w:space="0" w:color="auto"/>
+              <w:left w:val="single" w:sz="2" w:space="0" w:color="000000"/>
+              <w:bottom w:val="single" w:sz="4" w:space="0" w:color="auto"/>
+            </w:tcBorders>
+            <w:tcMar>
+              <w:top w:w="55" w:type="dxa"/>
+              <w:left w:w="55" w:type="dxa"/>
+              <w:bottom w:w="55" w:type="dxa"/>
+              <w:right w:w="55" w:type="dxa"/>
+            </w:tcMar>
+          </w:tcPr>
+          <w:p>
+            <w:pPr>
+              <w:pStyle w:val="TableContents"/>
+              <w:jc w:val="center"/>
+            </w:pPr>
+            <w:r>
+              <w:t>enemy_score_sig[1:0]</w:t>
+            </w:r>
+          </w:p>
+        </w:tc>
+        <w:tc>
+          <w:tcPr>
+            <w:tcW w:w="7138" w:type="dxa"/>
+            <w:tcBorders>
+              <w:top w:val="single" w:sz="4" w:space="0" w:color="auto"/>
+              <w:left w:val="single" w:sz="2" w:space="0" w:color="000000"/>
+              <w:bottom w:val="single" w:sz="4" w:space="0" w:color="auto"/>
+              <w:right w:val="single" w:sz="2" w:space="0" w:color="000000"/>
+            </w:tcBorders>
+            <w:tcMar>
+              <w:top w:w="55" w:type="dxa"/>
+              <w:left w:w="55" w:type="dxa"/>
+              <w:bottom w:w="55" w:type="dxa"/>
+              <w:right w:w="55" w:type="dxa"/>
+            </w:tcMar>
+          </w:tcPr>
+          <w:p>
+            <w:pPr>
+              <w:pStyle w:val="TableContents"/>
+              <w:jc w:val="center"/>
+            </w:pPr>
+            <w:r>
+              <w:t>Wygrane rundy przeciwnika</w:t>
+            </w:r>
+          </w:p>
+        </w:tc>
+      </w:tr>
+      <w:tr>
+        <w:tc>
+          <w:tcPr>
+            <w:tcW w:w="2500" w:type="dxa"/>
+            <w:tcBorders>
+              <w:top w:val="single" w:sz="4" w:space="0" w:color="auto"/>
+              <w:left w:val="single" w:sz="2" w:space="0" w:color="000000"/>
+              <w:bottom w:val="single" w:sz="4" w:space="0" w:color="auto"/>
+            </w:tcBorders>
+            <w:tcMar>
+              <w:top w:w="55" w:type="dxa"/>
+              <w:left w:w="55" w:type="dxa"/>
+              <w:bottom w:w="55" w:type="dxa"/>
+              <w:right w:w="55" w:type="dxa"/>
+            </w:tcMar>
+          </w:tcPr>
+          <w:p>
+            <w:pPr>
+              <w:pStyle w:val="TableContents"/>
+              <w:jc w:val="center"/>
+            </w:pPr>
+            <w:r>
+              <w:t>is_waiting_sig</w:t>
+            </w:r>
+          </w:p>
+        </w:tc>
+        <w:tc>
+          <w:tcPr>
+            <w:tcW w:w="7138" w:type="dxa"/>
+            <w:tcBorders>
+              <w:top w:val="single" w:sz="4" w:space="0" w:color="auto"/>
+              <w:left w:val="single" w:sz="2" w:space="0" w:color="000000"/>
+              <w:bottom w:val="single" w:sz="4" w:space="0" w:color="auto"/>
+              <w:right w:val="single" w:sz="2" w:space="0" w:color="000000"/>
+            </w:tcBorders>
+            <w:tcMar>
+              <w:top w:w="55" w:type="dxa"/>
+              <w:left w:w="55" w:type="dxa"/>
+              <w:bottom w:w="55" w:type="dxa"/>
+              <w:right w:w="55" w:type="dxa"/>
+            </w:tcMar>
+          </w:tcPr>
+          <w:p>
+            <w:pPr>
+              <w:pStyle w:val="TableContents"/>
+              <w:jc w:val="center"/>
+            </w:pPr>
+            <w:r>
+              <w:t>Flaga oczekiwania na dołączenie drugiego gracza</w:t>
+            </w:r>
+          </w:p>
+        </w:tc>
+      </w:tr>
+      <w:tr>
+        <w:tc>
+          <w:tcPr>
+            <w:tcW w:w="2500" w:type="dxa"/>
+            <w:tcBorders>
+              <w:top w:val="single" w:sz="4" w:space="0" w:color="auto"/>
+              <w:left w:val="single" w:sz="2" w:space="0" w:color="000000"/>
+              <w:bottom w:val="single" w:sz="4" w:space="0" w:color="auto"/>
+            </w:tcBorders>
+            <w:tcMar>
+              <w:top w:w="55" w:type="dxa"/>
+              <w:left w:w="55" w:type="dxa"/>
+              <w:bottom w:w="55" w:type="dxa"/>
+              <w:right w:w="55" w:type="dxa"/>
+            </w:tcMar>
+          </w:tcPr>
+          <w:p>
+            <w:pPr>
+              <w:pStyle w:val="TableContents"/>
+              <w:jc w:val="center"/>
+              <w:rPr>
+                <w:lang w:val="en-US"/>
+              </w:rPr>
+            </w:pPr>
+            <w:r>
+              <w:rPr>
+                <w:lang w:val="en-US"/>
+              </w:rPr>
+              <w:t>player_cuffed_sig,</w:t>
+            </w:r>
+          </w:p>
+          <w:p>
+            <w:pPr>
+              <w:pStyle w:val="TableContents"/>
+              <w:jc w:val="center"/>
+              <w:rPr>
+                <w:lang w:val="en-US"/>
+              </w:rPr>
+            </w:pPr>
+            <w:r>
+              <w:rPr>
+                <w:lang w:val="en-US"/>
+              </w:rPr>
+              <w:t>e</w:t>
+            </w:r>
+            <w:r>
+              <w:rPr>
+                <w:lang w:val="en-US"/>
+              </w:rPr>
+              <w:t>nemy_cuffed_sig</w:t>
+            </w:r>
+          </w:p>
+        </w:tc>
+        <w:tc>
+          <w:tcPr>
+            <w:tcW w:w="7138" w:type="dxa"/>
+            <w:tcBorders>
+              <w:top w:val="single" w:sz="4" w:space="0" w:color="auto"/>
+              <w:left w:val="single" w:sz="2" w:space="0" w:color="000000"/>
+              <w:bottom w:val="single" w:sz="4" w:space="0" w:color="auto"/>
+              <w:right w:val="single" w:sz="2" w:space="0" w:color="000000"/>
+            </w:tcBorders>
+            <w:tcMar>
+              <w:top w:w="55" w:type="dxa"/>
+              <w:left w:w="55" w:type="dxa"/>
+              <w:bottom w:w="55" w:type="dxa"/>
+              <w:right w:w="55" w:type="dxa"/>
+            </w:tcMar>
+          </w:tcPr>
+          <w:p>
+            <w:pPr>
+              <w:pStyle w:val="TableContents"/>
+              <w:jc w:val="center"/>
+            </w:pPr>
+            <w:r>
+              <w:t>Flagi skucia kajdankami gracza/ wroga (wyświetlenie ikon)</w:t>
+            </w:r>
+          </w:p>
+        </w:tc>
+      </w:tr>
+      <w:tr>
+        <w:tc>
+          <w:tcPr>
+            <w:tcW w:w="2500" w:type="dxa"/>
+            <w:tcBorders>
+              <w:top w:val="single" w:sz="4" w:space="0" w:color="auto"/>
+              <w:left w:val="single" w:sz="2" w:space="0" w:color="000000"/>
+              <w:bottom w:val="single" w:sz="2" w:space="0" w:color="000000"/>
+            </w:tcBorders>
+            <w:tcMar>
+              <w:top w:w="55" w:type="dxa"/>
+              <w:left w:w="55" w:type="dxa"/>
+              <w:bottom w:w="55" w:type="dxa"/>
+              <w:right w:w="55" w:type="dxa"/>
+            </w:tcMar>
+          </w:tcPr>
+          <w:p>
+            <w:pPr>
+              <w:pStyle w:val="TableContents"/>
+              <w:jc w:val="center"/>
+              <w:rPr>
+                <w:lang w:val="en-US"/>
+              </w:rPr>
+            </w:pPr>
+            <w:r>
+              <w:rPr>
+                <w:lang w:val="en-US"/>
+              </w:rPr>
+              <w:t>Player_2x_sig, enemy_2x</w:t>
+            </w:r>
+            <w:r>
+              <w:rPr>
+                <w:lang w:val="en-US"/>
+              </w:rPr>
+              <w:t>_sig</w:t>
+            </w:r>
+          </w:p>
+        </w:tc>
+        <w:tc>
+          <w:tcPr>
+            <w:tcW w:w="7138" w:type="dxa"/>
+            <w:tcBorders>
+              <w:top w:val="single" w:sz="4" w:space="0" w:color="auto"/>
+              <w:left w:val="single" w:sz="2" w:space="0" w:color="000000"/>
+              <w:bottom w:val="single" w:sz="2" w:space="0" w:color="000000"/>
+              <w:right w:val="single" w:sz="2" w:space="0" w:color="000000"/>
+            </w:tcBorders>
+            <w:tcMar>
+              <w:top w:w="55" w:type="dxa"/>
+              <w:left w:w="55" w:type="dxa"/>
+              <w:bottom w:w="55" w:type="dxa"/>
+              <w:right w:w="55" w:type="dxa"/>
+            </w:tcMar>
+          </w:tcPr>
+          <w:p>
+            <w:pPr>
+              <w:pStyle w:val="TableContents"/>
+              <w:jc w:val="center"/>
+            </w:pPr>
+            <w:r>
+              <w:t>Flagi aktywnego podwojenia obrażeń (2x</w:t>
+            </w:r>
+            <w:r>
+              <w:t xml:space="preserve"> dmg)</w:t>
+            </w:r>
+          </w:p>
+        </w:tc>
+      </w:tr>
+    </w:tbl>
+    <w:p>
+      <w:pPr>
+        <w:pStyle w:val="Textbody"/>
+        <w:rPr>
+          <w:rFonts w:hint="eastAsia"/>
+        </w:rPr>
+      </w:pPr>
+    </w:p>
+    <w:p>
+      <w:pPr>
+        <w:pStyle w:val="Nagwek4"/>
+        <w:rPr>
+          <w:rFonts w:hint="eastAsia"/>
+          <w:sz w:val="21"/>
+          <w:szCs w:val="21"/>
+          <w:lang w:val="en-US"/>
+        </w:rPr>
+      </w:pPr>
+      <w:r>
+        <w:rPr>
+          <w:sz w:val="21"/>
+          <w:szCs w:val="21"/>
+          <w:lang w:val="en-US"/>
+        </w:rPr>
+        <w:t>i</w:t>
+      </w:r>
+      <w:r>
+        <w:rPr>
+          <w:sz w:val="21"/>
+          <w:szCs w:val="21"/>
+          <w:lang w:val="en-US"/>
+        </w:rPr>
+        <w:t>nv_slots – u_inventory man</w:t>
+      </w:r>
+      <w:r>
+        <w:rPr>
+          <w:sz w:val="21"/>
+          <w:szCs w:val="21"/>
+          <w:lang w:val="en-US"/>
+        </w:rPr>
+        <w:t>ager to u_items_display</w:t>
+      </w:r>
+    </w:p>
+    <w:tbl>
+      <w:tblPr>
+        <w:tblW w:w="9638" w:type="dxa"/>
+        <w:tblLayout w:type="fixed"/>
+        <w:tblCellMar>
+          <w:left w:w="10" w:type="dxa"/>
+          <w:right w:w="10" w:type="dxa"/>
+        </w:tblCellMar>
+        <w:tblLook w:val="04A0" w:firstRow="1" w:lastRow="0" w:firstColumn="1" w:lastColumn="0" w:noHBand="0" w:noVBand="1"/>
+      </w:tblPr>
+      <w:tblGrid>
+        <w:gridCol w:w="2500"/>
+        <w:gridCol w:w="7138"/>
+      </w:tblGrid>
+      <w:tr>
+        <w:tc>
+          <w:tcPr>
+            <w:tcW w:w="2500" w:type="dxa"/>
+            <w:tcBorders>
+              <w:top w:val="single" w:sz="2" w:space="0" w:color="000000"/>
+              <w:left w:val="single" w:sz="2" w:space="0" w:color="000000"/>
+              <w:bottom w:val="single" w:sz="2" w:space="0" w:color="000000"/>
+            </w:tcBorders>
+            <w:tcMar>
+              <w:top w:w="55" w:type="dxa"/>
+              <w:left w:w="55" w:type="dxa"/>
+              <w:bottom w:w="55" w:type="dxa"/>
+              <w:right w:w="55" w:type="dxa"/>
+            </w:tcMar>
+          </w:tcPr>
+          <w:p>
+            <w:pPr>
+              <w:pStyle w:val="TableContents"/>
+              <w:jc w:val="center"/>
+              <w:rPr>
+                <w:b/>
+                <w:bCs/>
+              </w:rPr>
+            </w:pPr>
+            <w:r>
+              <w:rPr>
+                <w:b/>
+                <w:bCs/>
+              </w:rPr>
+              <w:t>nazwa sygnału</w:t>
+            </w:r>
+          </w:p>
+        </w:tc>
+        <w:tc>
+          <w:tcPr>
+            <w:tcW w:w="7138" w:type="dxa"/>
+            <w:tcBorders>
+              <w:top w:val="single" w:sz="2" w:space="0" w:color="000000"/>
+              <w:left w:val="single" w:sz="2" w:space="0" w:color="000000"/>
+              <w:bottom w:val="single" w:sz="2" w:space="0" w:color="000000"/>
+              <w:right w:val="single" w:sz="2" w:space="0" w:color="000000"/>
+            </w:tcBorders>
+            <w:tcMar>
+              <w:top w:w="55" w:type="dxa"/>
+              <w:left w:w="55" w:type="dxa"/>
+              <w:bottom w:w="55" w:type="dxa"/>
+              <w:right w:w="55" w:type="dxa"/>
+            </w:tcMar>
+          </w:tcPr>
+          <w:p>
+            <w:pPr>
+              <w:pStyle w:val="TableContents"/>
+              <w:jc w:val="center"/>
+              <w:rPr>
+                <w:b/>
+                <w:bCs/>
+              </w:rPr>
+            </w:pPr>
+            <w:r>
+              <w:rPr>
+                <w:b/>
+                <w:bCs/>
+              </w:rPr>
+              <w:t>opis</w:t>
+            </w:r>
+          </w:p>
+        </w:tc>
+      </w:tr>
+      <w:tr>
+        <w:tc>
+          <w:tcPr>
+            <w:tcW w:w="2500" w:type="dxa"/>
+            <w:tcBorders>
+              <w:left w:val="single" w:sz="2" w:space="0" w:color="000000"/>
+              <w:bottom w:val="single" w:sz="2" w:space="0" w:color="000000"/>
+            </w:tcBorders>
+            <w:tcMar>
+              <w:top w:w="55" w:type="dxa"/>
+              <w:left w:w="55" w:type="dxa"/>
+              <w:bottom w:w="55" w:type="dxa"/>
+              <w:right w:w="55" w:type="dxa"/>
+            </w:tcMar>
+          </w:tcPr>
+          <w:p>
+            <w:pPr>
+              <w:pStyle w:val="TableContents"/>
+              <w:jc w:val="center"/>
+            </w:pPr>
+            <w:r>
+              <w:t>player_slots_sig[0:3]</w:t>
+            </w:r>
+          </w:p>
+        </w:tc>
+        <w:tc>
+          <w:tcPr>
+            <w:tcW w:w="7138" w:type="dxa"/>
+            <w:tcBorders>
+              <w:left w:val="single" w:sz="2" w:space="0" w:color="000000"/>
+              <w:bottom w:val="single" w:sz="2" w:space="0" w:color="000000"/>
+              <w:right w:val="single" w:sz="2" w:space="0" w:color="000000"/>
+            </w:tcBorders>
+            <w:tcMar>
+              <w:top w:w="55" w:type="dxa"/>
+              <w:left w:w="55" w:type="dxa"/>
+              <w:bottom w:w="55" w:type="dxa"/>
+              <w:right w:w="55" w:type="dxa"/>
+            </w:tcMar>
+          </w:tcPr>
+          <w:p>
+            <w:pPr>
+              <w:pStyle w:val="TableContents"/>
+              <w:jc w:val="center"/>
+            </w:pPr>
+            <w:r>
+              <w:t>Typ przedmiotów w 4 slotach ekwipunku gracza lokalnego</w:t>
+            </w:r>
+          </w:p>
+        </w:tc>
+      </w:tr>
+      <w:tr>
+        <w:tc>
+          <w:tcPr>
+            <w:tcW w:w="2500" w:type="dxa"/>
+            <w:tcBorders>
+              <w:top w:val="single" w:sz="2" w:space="0" w:color="000000"/>
+              <w:left w:val="single" w:sz="2" w:space="0" w:color="000000"/>
+              <w:bottom w:val="single" w:sz="4" w:space="0" w:color="auto"/>
+            </w:tcBorders>
+            <w:tcMar>
+              <w:top w:w="55" w:type="dxa"/>
+              <w:left w:w="55" w:type="dxa"/>
+              <w:bottom w:w="55" w:type="dxa"/>
+              <w:right w:w="55" w:type="dxa"/>
+            </w:tcMar>
+          </w:tcPr>
+          <w:p>
+            <w:pPr>
+              <w:pStyle w:val="TableContents"/>
+              <w:jc w:val="center"/>
+            </w:pPr>
+            <w:r>
+              <w:t>enemy_slots_sig[0:3]</w:t>
+            </w:r>
+          </w:p>
+        </w:tc>
+        <w:tc>
+          <w:tcPr>
+            <w:tcW w:w="7138" w:type="dxa"/>
+            <w:tcBorders>
+              <w:top w:val="single" w:sz="2" w:space="0" w:color="000000"/>
+              <w:left w:val="single" w:sz="2" w:space="0" w:color="000000"/>
+              <w:bottom w:val="single" w:sz="4" w:space="0" w:color="auto"/>
+              <w:right w:val="single" w:sz="2" w:space="0" w:color="000000"/>
+            </w:tcBorders>
+            <w:tcMar>
+              <w:top w:w="55" w:type="dxa"/>
+              <w:left w:w="55" w:type="dxa"/>
+              <w:bottom w:w="55" w:type="dxa"/>
+              <w:right w:w="55" w:type="dxa"/>
+            </w:tcMar>
+          </w:tcPr>
+          <w:p>
+            <w:pPr>
+              <w:pStyle w:val="TableContents"/>
+              <w:jc w:val="center"/>
+            </w:pPr>
+            <w:r>
+              <w:t>Typy przedmiotów w 4 słotach ekwipunku przeciwnika</w:t>
+            </w:r>
+          </w:p>
+        </w:tc>
+      </w:tr>
+      <w:tr>
+        <w:tc>
+          <w:tcPr>
+            <w:tcW w:w="2500" w:type="dxa"/>
+            <w:tcBorders>
+              <w:top w:val="single" w:sz="4" w:space="0" w:color="auto"/>
+              <w:left w:val="single" w:sz="2" w:space="0" w:color="000000"/>
+              <w:bottom w:val="single" w:sz="2" w:space="0" w:color="000000"/>
+            </w:tcBorders>
+            <w:tcMar>
+              <w:top w:w="55" w:type="dxa"/>
+              <w:left w:w="55" w:type="dxa"/>
+              <w:bottom w:w="55" w:type="dxa"/>
+              <w:right w:w="55" w:type="dxa"/>
+            </w:tcMar>
+          </w:tcPr>
+          <w:p>
+            <w:pPr>
+              <w:pStyle w:val="TableContents"/>
+              <w:jc w:val="center"/>
+            </w:pPr>
+            <w:r>
+              <w:t>slot_hover_sig[3:0]</w:t>
+            </w:r>
+          </w:p>
+        </w:tc>
+        <w:tc>
+          <w:tcPr>
+            <w:tcW w:w="7138" w:type="dxa"/>
+            <w:tcBorders>
+              <w:top w:val="single" w:sz="4" w:space="0" w:color="auto"/>
+              <w:left w:val="single" w:sz="2" w:space="0" w:color="000000"/>
+              <w:bottom w:val="single" w:sz="2" w:space="0" w:color="000000"/>
+              <w:right w:val="single" w:sz="2" w:space="0" w:color="000000"/>
+            </w:tcBorders>
+            <w:tcMar>
+              <w:top w:w="55" w:type="dxa"/>
+              <w:left w:w="55" w:type="dxa"/>
+              <w:bottom w:w="55" w:type="dxa"/>
+              <w:right w:w="55" w:type="dxa"/>
+            </w:tcMar>
+          </w:tcPr>
+          <w:p>
+            <w:pPr>
+              <w:pStyle w:val="TableContents"/>
+              <w:jc w:val="center"/>
+            </w:pPr>
+            <w:r>
+              <w:t>Maska wskazująca, nad którym slotem znajduje się kursor myszy</w:t>
+            </w:r>
           </w:p>
         </w:tc>
       </w:tr>
@@ -2658,178 +4926,4328 @@
     </w:p>
     <w:p>
       <w:pPr>
-        <w:pStyle w:val="Nagwek2"/>
-        <w:rPr>
-          <w:rFonts w:hint="eastAsia"/>
-        </w:rPr>
-      </w:pPr>
-      <w:bookmarkStart w:id="13" w:name="__RefHeading___Toc1150_832888478"/>
-      <w:r>
-        <w:t>Rozprowadzenie sygnału zegara</w:t>
-      </w:r>
-      <w:bookmarkEnd w:id="13"/>
-    </w:p>
-    <w:p>
-      <w:pPr>
-        <w:pStyle w:val="Textbody"/>
-        <w:rPr>
-          <w:rFonts w:hint="eastAsia"/>
-        </w:rPr>
-      </w:pPr>
-      <w:r>
-        <w:t>Osoba odpowiedzialna: JK</w:t>
-      </w:r>
-    </w:p>
-    <w:p>
-      <w:pPr>
-        <w:pStyle w:val="Textbody"/>
+        <w:pStyle w:val="Nagwek4"/>
+        <w:rPr>
+          <w:rFonts w:hint="eastAsia"/>
+          <w:sz w:val="21"/>
+          <w:szCs w:val="21"/>
+          <w:lang w:val="en-US"/>
+        </w:rPr>
+      </w:pPr>
+      <w:r>
+        <w:rPr>
+          <w:sz w:val="21"/>
+          <w:szCs w:val="21"/>
+          <w:lang w:val="en-US"/>
+        </w:rPr>
+        <w:t>a</w:t>
+      </w:r>
+      <w:r>
+        <w:rPr>
+          <w:sz w:val="21"/>
+          <w:szCs w:val="21"/>
+          <w:lang w:val="en-US"/>
+        </w:rPr>
+        <w:t>nim – u_peek_eject_animato</w:t>
+      </w:r>
+      <w:r>
+        <w:rPr>
+          <w:sz w:val="21"/>
+          <w:szCs w:val="21"/>
+          <w:lang w:val="en-US"/>
+        </w:rPr>
+        <w:t>r to u_items_display</w:t>
+      </w:r>
+    </w:p>
+    <w:tbl>
+      <w:tblPr>
+        <w:tblW w:w="9638" w:type="dxa"/>
+        <w:tblLayout w:type="fixed"/>
+        <w:tblCellMar>
+          <w:left w:w="10" w:type="dxa"/>
+          <w:right w:w="10" w:type="dxa"/>
+        </w:tblCellMar>
+        <w:tblLook w:val="04A0" w:firstRow="1" w:lastRow="0" w:firstColumn="1" w:lastColumn="0" w:noHBand="0" w:noVBand="1"/>
+      </w:tblPr>
+      <w:tblGrid>
+        <w:gridCol w:w="2500"/>
+        <w:gridCol w:w="7138"/>
+      </w:tblGrid>
+      <w:tr>
+        <w:tc>
+          <w:tcPr>
+            <w:tcW w:w="2500" w:type="dxa"/>
+            <w:tcBorders>
+              <w:top w:val="single" w:sz="2" w:space="0" w:color="000000"/>
+              <w:left w:val="single" w:sz="2" w:space="0" w:color="000000"/>
+              <w:bottom w:val="single" w:sz="2" w:space="0" w:color="000000"/>
+            </w:tcBorders>
+            <w:tcMar>
+              <w:top w:w="55" w:type="dxa"/>
+              <w:left w:w="55" w:type="dxa"/>
+              <w:bottom w:w="55" w:type="dxa"/>
+              <w:right w:w="55" w:type="dxa"/>
+            </w:tcMar>
+          </w:tcPr>
+          <w:p>
+            <w:pPr>
+              <w:pStyle w:val="TableContents"/>
+              <w:jc w:val="center"/>
+              <w:rPr>
+                <w:b/>
+                <w:bCs/>
+              </w:rPr>
+            </w:pPr>
+            <w:r>
+              <w:rPr>
+                <w:b/>
+                <w:bCs/>
+              </w:rPr>
+              <w:t>nazwa sygnału</w:t>
+            </w:r>
+          </w:p>
+        </w:tc>
+        <w:tc>
+          <w:tcPr>
+            <w:tcW w:w="7138" w:type="dxa"/>
+            <w:tcBorders>
+              <w:top w:val="single" w:sz="2" w:space="0" w:color="000000"/>
+              <w:left w:val="single" w:sz="2" w:space="0" w:color="000000"/>
+              <w:bottom w:val="single" w:sz="2" w:space="0" w:color="000000"/>
+              <w:right w:val="single" w:sz="2" w:space="0" w:color="000000"/>
+            </w:tcBorders>
+            <w:tcMar>
+              <w:top w:w="55" w:type="dxa"/>
+              <w:left w:w="55" w:type="dxa"/>
+              <w:bottom w:w="55" w:type="dxa"/>
+              <w:right w:w="55" w:type="dxa"/>
+            </w:tcMar>
+          </w:tcPr>
+          <w:p>
+            <w:pPr>
+              <w:pStyle w:val="TableContents"/>
+              <w:jc w:val="center"/>
+              <w:rPr>
+                <w:b/>
+                <w:bCs/>
+              </w:rPr>
+            </w:pPr>
+            <w:r>
+              <w:rPr>
+                <w:b/>
+                <w:bCs/>
+              </w:rPr>
+              <w:t>opis</w:t>
+            </w:r>
+          </w:p>
+        </w:tc>
+      </w:tr>
+      <w:tr>
+        <w:tc>
+          <w:tcPr>
+            <w:tcW w:w="2500" w:type="dxa"/>
+            <w:tcBorders>
+              <w:left w:val="single" w:sz="2" w:space="0" w:color="000000"/>
+              <w:bottom w:val="single" w:sz="2" w:space="0" w:color="000000"/>
+            </w:tcBorders>
+            <w:tcMar>
+              <w:top w:w="55" w:type="dxa"/>
+              <w:left w:w="55" w:type="dxa"/>
+              <w:bottom w:w="55" w:type="dxa"/>
+              <w:right w:w="55" w:type="dxa"/>
+            </w:tcMar>
+          </w:tcPr>
+          <w:p>
+            <w:pPr>
+              <w:pStyle w:val="TableContents"/>
+              <w:jc w:val="center"/>
+            </w:pPr>
+            <w:r>
+              <w:t>anim_active_sig</w:t>
+            </w:r>
+          </w:p>
+        </w:tc>
+        <w:tc>
+          <w:tcPr>
+            <w:tcW w:w="7138" w:type="dxa"/>
+            <w:tcBorders>
+              <w:left w:val="single" w:sz="2" w:space="0" w:color="000000"/>
+              <w:bottom w:val="single" w:sz="2" w:space="0" w:color="000000"/>
+              <w:right w:val="single" w:sz="2" w:space="0" w:color="000000"/>
+            </w:tcBorders>
+            <w:tcMar>
+              <w:top w:w="55" w:type="dxa"/>
+              <w:left w:w="55" w:type="dxa"/>
+              <w:bottom w:w="55" w:type="dxa"/>
+              <w:right w:w="55" w:type="dxa"/>
+            </w:tcMar>
+          </w:tcPr>
+          <w:p>
+            <w:pPr>
+              <w:pStyle w:val="TableContents"/>
+              <w:jc w:val="center"/>
+            </w:pPr>
+            <w:r>
+              <w:t>Flaga trwania animacji ruchu pocisku na ekranie</w:t>
+            </w:r>
+          </w:p>
+        </w:tc>
+      </w:tr>
+      <w:tr>
+        <w:tc>
+          <w:tcPr>
+            <w:tcW w:w="2500" w:type="dxa"/>
+            <w:tcBorders>
+              <w:top w:val="single" w:sz="2" w:space="0" w:color="000000"/>
+              <w:left w:val="single" w:sz="2" w:space="0" w:color="000000"/>
+              <w:bottom w:val="single" w:sz="4" w:space="0" w:color="auto"/>
+            </w:tcBorders>
+            <w:tcMar>
+              <w:top w:w="55" w:type="dxa"/>
+              <w:left w:w="55" w:type="dxa"/>
+              <w:bottom w:w="55" w:type="dxa"/>
+              <w:right w:w="55" w:type="dxa"/>
+            </w:tcMar>
+          </w:tcPr>
+          <w:p>
+            <w:pPr>
+              <w:pStyle w:val="TableContents"/>
+              <w:jc w:val="center"/>
+            </w:pPr>
+            <w:r>
+              <w:t>anim_is_live_sig</w:t>
+            </w:r>
+          </w:p>
+        </w:tc>
+        <w:tc>
+          <w:tcPr>
+            <w:tcW w:w="7138" w:type="dxa"/>
+            <w:tcBorders>
+              <w:top w:val="single" w:sz="2" w:space="0" w:color="000000"/>
+              <w:left w:val="single" w:sz="2" w:space="0" w:color="000000"/>
+              <w:bottom w:val="single" w:sz="4" w:space="0" w:color="auto"/>
+              <w:right w:val="single" w:sz="2" w:space="0" w:color="000000"/>
+            </w:tcBorders>
+            <w:tcMar>
+              <w:top w:w="55" w:type="dxa"/>
+              <w:left w:w="55" w:type="dxa"/>
+              <w:bottom w:w="55" w:type="dxa"/>
+              <w:right w:w="55" w:type="dxa"/>
+            </w:tcMar>
+          </w:tcPr>
+          <w:p>
+            <w:pPr>
+              <w:pStyle w:val="TableContents"/>
+              <w:jc w:val="center"/>
+            </w:pPr>
+            <w:r>
+              <w:t>Typ animowanego pocisku (1 – ostry czerwony, 0 – ślepy niebieski)</w:t>
+            </w:r>
+          </w:p>
+        </w:tc>
+      </w:tr>
+      <w:tr>
+        <w:tc>
+          <w:tcPr>
+            <w:tcW w:w="2500" w:type="dxa"/>
+            <w:tcBorders>
+              <w:top w:val="single" w:sz="4" w:space="0" w:color="auto"/>
+              <w:left w:val="single" w:sz="2" w:space="0" w:color="000000"/>
+              <w:bottom w:val="single" w:sz="4" w:space="0" w:color="auto"/>
+            </w:tcBorders>
+            <w:tcMar>
+              <w:top w:w="55" w:type="dxa"/>
+              <w:left w:w="55" w:type="dxa"/>
+              <w:bottom w:w="55" w:type="dxa"/>
+              <w:right w:w="55" w:type="dxa"/>
+            </w:tcMar>
+          </w:tcPr>
+          <w:p>
+            <w:pPr>
+              <w:pStyle w:val="TableContents"/>
+              <w:jc w:val="center"/>
+            </w:pPr>
+            <w:r>
+              <w:t>anim_bullet_x_sig[11:0]</w:t>
+            </w:r>
+          </w:p>
+        </w:tc>
+        <w:tc>
+          <w:tcPr>
+            <w:tcW w:w="7138" w:type="dxa"/>
+            <w:tcBorders>
+              <w:top w:val="single" w:sz="4" w:space="0" w:color="auto"/>
+              <w:left w:val="single" w:sz="2" w:space="0" w:color="000000"/>
+              <w:bottom w:val="single" w:sz="4" w:space="0" w:color="auto"/>
+              <w:right w:val="single" w:sz="2" w:space="0" w:color="000000"/>
+            </w:tcBorders>
+            <w:tcMar>
+              <w:top w:w="55" w:type="dxa"/>
+              <w:left w:w="55" w:type="dxa"/>
+              <w:bottom w:w="55" w:type="dxa"/>
+              <w:right w:w="55" w:type="dxa"/>
+            </w:tcMar>
+          </w:tcPr>
+          <w:p>
+            <w:pPr>
+              <w:pStyle w:val="TableContents"/>
+              <w:jc w:val="center"/>
+            </w:pPr>
+            <w:r>
+              <w:t>Pozycja pozioma X animowanego naboju</w:t>
+            </w:r>
+          </w:p>
+        </w:tc>
+      </w:tr>
+      <w:tr>
+        <w:tc>
+          <w:tcPr>
+            <w:tcW w:w="2500" w:type="dxa"/>
+            <w:tcBorders>
+              <w:top w:val="single" w:sz="4" w:space="0" w:color="auto"/>
+              <w:left w:val="single" w:sz="2" w:space="0" w:color="000000"/>
+              <w:bottom w:val="single" w:sz="4" w:space="0" w:color="auto"/>
+            </w:tcBorders>
+            <w:tcMar>
+              <w:top w:w="55" w:type="dxa"/>
+              <w:left w:w="55" w:type="dxa"/>
+              <w:bottom w:w="55" w:type="dxa"/>
+              <w:right w:w="55" w:type="dxa"/>
+            </w:tcMar>
+          </w:tcPr>
+          <w:p>
+            <w:pPr>
+              <w:pStyle w:val="TableContents"/>
+              <w:jc w:val="center"/>
+            </w:pPr>
+            <w:r>
+              <w:t>anim_bullet_y_sig[11:0]</w:t>
+            </w:r>
+          </w:p>
+        </w:tc>
+        <w:tc>
+          <w:tcPr>
+            <w:tcW w:w="7138" w:type="dxa"/>
+            <w:tcBorders>
+              <w:top w:val="single" w:sz="4" w:space="0" w:color="auto"/>
+              <w:left w:val="single" w:sz="2" w:space="0" w:color="000000"/>
+              <w:bottom w:val="single" w:sz="4" w:space="0" w:color="auto"/>
+              <w:right w:val="single" w:sz="2" w:space="0" w:color="000000"/>
+            </w:tcBorders>
+            <w:tcMar>
+              <w:top w:w="55" w:type="dxa"/>
+              <w:left w:w="55" w:type="dxa"/>
+              <w:bottom w:w="55" w:type="dxa"/>
+              <w:right w:w="55" w:type="dxa"/>
+            </w:tcMar>
+          </w:tcPr>
+          <w:p>
+            <w:pPr>
+              <w:pStyle w:val="TableContents"/>
+              <w:jc w:val="center"/>
+            </w:pPr>
+            <w:r>
+              <w:t>Pozycja pozioma Y animowanego naboju</w:t>
+            </w:r>
+          </w:p>
+        </w:tc>
+      </w:tr>
+      <w:tr>
+        <w:tc>
+          <w:tcPr>
+            <w:tcW w:w="2500" w:type="dxa"/>
+            <w:tcBorders>
+              <w:top w:val="single" w:sz="4" w:space="0" w:color="auto"/>
+              <w:left w:val="single" w:sz="2" w:space="0" w:color="000000"/>
+              <w:bottom w:val="single" w:sz="2" w:space="0" w:color="000000"/>
+            </w:tcBorders>
+            <w:tcMar>
+              <w:top w:w="55" w:type="dxa"/>
+              <w:left w:w="55" w:type="dxa"/>
+              <w:bottom w:w="55" w:type="dxa"/>
+              <w:right w:w="55" w:type="dxa"/>
+            </w:tcMar>
+          </w:tcPr>
+          <w:p>
+            <w:pPr>
+              <w:pStyle w:val="TableContents"/>
+              <w:jc w:val="center"/>
+            </w:pPr>
+            <w:r>
+              <w:t>aject_done_pulse_sig</w:t>
+            </w:r>
+          </w:p>
+        </w:tc>
+        <w:tc>
+          <w:tcPr>
+            <w:tcW w:w="7138" w:type="dxa"/>
+            <w:tcBorders>
+              <w:top w:val="single" w:sz="4" w:space="0" w:color="auto"/>
+              <w:left w:val="single" w:sz="2" w:space="0" w:color="000000"/>
+              <w:bottom w:val="single" w:sz="2" w:space="0" w:color="000000"/>
+              <w:right w:val="single" w:sz="2" w:space="0" w:color="000000"/>
+            </w:tcBorders>
+            <w:tcMar>
+              <w:top w:w="55" w:type="dxa"/>
+              <w:left w:w="55" w:type="dxa"/>
+              <w:bottom w:w="55" w:type="dxa"/>
+              <w:right w:w="55" w:type="dxa"/>
+            </w:tcMar>
+          </w:tcPr>
+          <w:p>
+            <w:pPr>
+              <w:pStyle w:val="TableContents"/>
+              <w:jc w:val="center"/>
+            </w:pPr>
+            <w:r>
+              <w:t>Impuls zakończenia animacji wyrzucenia naboju</w:t>
+            </w:r>
+          </w:p>
+        </w:tc>
+      </w:tr>
+    </w:tbl>
+    <w:p>
+      <w:pPr>
+        <w:pStyle w:val="Standard"/>
         <w:rPr>
           <w:rFonts w:hint="eastAsia"/>
           <w:i/>
           <w:iCs/>
           <w:sz w:val="20"/>
           <w:szCs w:val="20"/>
-        </w:rPr>
-      </w:pPr>
-      <w:r>
-        <w:rPr>
+          <w:lang w:val="pl-PL"/>
+        </w:rPr>
+      </w:pPr>
+    </w:p>
+    <w:p>
+      <w:pPr>
+        <w:pStyle w:val="Standard"/>
+        <w:rPr>
+          <w:rFonts w:hint="eastAsia"/>
           <w:i/>
           <w:iCs/>
           <w:sz w:val="20"/>
           <w:szCs w:val="20"/>
-        </w:rPr>
-        <w:t>Informacja na temat źródła sygnału zegarowego, używanych częstotliwości zegara w całym układzie.</w:t>
-      </w:r>
-    </w:p>
-    <w:p>
-      <w:pPr>
-        <w:pStyle w:val="Textbody"/>
+          <w:lang w:val="pl-PL"/>
+        </w:rPr>
+      </w:pPr>
+    </w:p>
+    <w:p>
+      <w:pPr>
+        <w:pStyle w:val="Standard"/>
         <w:rPr>
           <w:rFonts w:hint="eastAsia"/>
           <w:i/>
           <w:iCs/>
           <w:sz w:val="20"/>
           <w:szCs w:val="20"/>
-        </w:rPr>
-      </w:pPr>
-      <w:r>
-        <w:rPr>
+          <w:lang w:val="pl-PL"/>
+        </w:rPr>
+      </w:pPr>
+    </w:p>
+    <w:p>
+      <w:pPr>
+        <w:pStyle w:val="Standard"/>
+        <w:rPr>
+          <w:rFonts w:hint="eastAsia"/>
           <w:i/>
           <w:iCs/>
           <w:sz w:val="20"/>
           <w:szCs w:val="20"/>
-        </w:rPr>
-        <w:t>Moduł generatora zegara umieszczamy w module głównym projektu. W pozostałych modułach używamy tylko i wyłącznie sygnały zegara wygenerowane przez ten moduł.</w:t>
-      </w:r>
-    </w:p>
-    <w:p>
-      <w:pPr>
-        <w:pStyle w:val="Textbody"/>
-        <w:rPr>
-          <w:rFonts w:hint="eastAsia"/>
-        </w:rPr>
-      </w:pPr>
-      <w:r>
-        <w:rPr>
+          <w:lang w:val="pl-PL"/>
+        </w:rPr>
+      </w:pPr>
+    </w:p>
+    <w:p>
+      <w:pPr>
+        <w:pStyle w:val="Standard"/>
+        <w:rPr>
+          <w:rFonts w:hint="eastAsia"/>
           <w:i/>
           <w:iCs/>
-          <w:noProof/>
-          <w:color w:val="FF0000"/>
           <w:sz w:val="20"/>
           <w:szCs w:val="20"/>
-        </w:rPr>
+          <w:lang w:val="pl-PL"/>
+        </w:rPr>
+      </w:pPr>
+    </w:p>
+    <w:p>
+      <w:pPr>
+        <w:pStyle w:val="Standard"/>
+        <w:rPr>
+          <w:rFonts w:hint="eastAsia"/>
+          <w:i/>
+          <w:iCs/>
+          <w:sz w:val="20"/>
+          <w:szCs w:val="20"/>
+          <w:lang w:val="pl-PL"/>
+        </w:rPr>
+      </w:pPr>
+    </w:p>
+    <w:p>
+      <w:pPr>
+        <w:pStyle w:val="Nagwek4"/>
+        <w:rPr>
+          <w:rFonts w:hint="eastAsia"/>
+          <w:lang w:val="en-US"/>
+        </w:rPr>
+      </w:pPr>
+      <w:r>
+        <w:rPr>
+          <w:rFonts w:hint="eastAsia"/>
+          <w:lang w:val="en-US"/>
+        </w:rPr>
+        <w:t>M</w:t>
+      </w:r>
+      <w:r>
+        <w:rPr>
+          <w:lang w:val="en-US"/>
+        </w:rPr>
+        <w:t>ouse_</w:t>
+      </w:r>
+      <w:r>
+        <w:rPr>
+          <w:lang w:val="en-US"/>
+        </w:rPr>
+        <w:t>x</w:t>
+      </w:r>
+      <w:r>
+        <w:rPr>
+          <w:lang w:val="en-US"/>
+        </w:rPr>
+        <w:t xml:space="preserve"> – </w:t>
+      </w:r>
+      <w:r>
+        <w:rPr>
+          <w:lang w:val="en-US"/>
+        </w:rPr>
+        <w:t>u_mouse to display / logic</w:t>
+      </w:r>
+    </w:p>
+    <w:tbl>
+      <w:tblPr>
+        <w:tblW w:w="9638" w:type="dxa"/>
+        <w:tblLayout w:type="fixed"/>
+        <w:tblCellMar>
+          <w:left w:w="10" w:type="dxa"/>
+          <w:right w:w="10" w:type="dxa"/>
+        </w:tblCellMar>
+        <w:tblLook w:val="04A0" w:firstRow="1" w:lastRow="0" w:firstColumn="1" w:lastColumn="0" w:noHBand="0" w:noVBand="1"/>
+      </w:tblPr>
+      <w:tblGrid>
+        <w:gridCol w:w="2500"/>
+        <w:gridCol w:w="7138"/>
+      </w:tblGrid>
+      <w:tr>
+        <w:tc>
+          <w:tcPr>
+            <w:tcW w:w="2500" w:type="dxa"/>
+            <w:tcBorders>
+              <w:top w:val="single" w:sz="2" w:space="0" w:color="000000"/>
+              <w:left w:val="single" w:sz="2" w:space="0" w:color="000000"/>
+              <w:bottom w:val="single" w:sz="2" w:space="0" w:color="000000"/>
+            </w:tcBorders>
+            <w:tcMar>
+              <w:top w:w="55" w:type="dxa"/>
+              <w:left w:w="55" w:type="dxa"/>
+              <w:bottom w:w="55" w:type="dxa"/>
+              <w:right w:w="55" w:type="dxa"/>
+            </w:tcMar>
+          </w:tcPr>
+          <w:p>
+            <w:pPr>
+              <w:pStyle w:val="TableContents"/>
+              <w:jc w:val="center"/>
+              <w:rPr>
+                <w:b/>
+                <w:bCs/>
+              </w:rPr>
+            </w:pPr>
+            <w:r>
+              <w:rPr>
+                <w:b/>
+                <w:bCs/>
+              </w:rPr>
+              <w:t>nazwa sygnału</w:t>
+            </w:r>
+          </w:p>
+        </w:tc>
+        <w:tc>
+          <w:tcPr>
+            <w:tcW w:w="7138" w:type="dxa"/>
+            <w:tcBorders>
+              <w:top w:val="single" w:sz="2" w:space="0" w:color="000000"/>
+              <w:left w:val="single" w:sz="2" w:space="0" w:color="000000"/>
+              <w:bottom w:val="single" w:sz="2" w:space="0" w:color="000000"/>
+              <w:right w:val="single" w:sz="2" w:space="0" w:color="000000"/>
+            </w:tcBorders>
+            <w:tcMar>
+              <w:top w:w="55" w:type="dxa"/>
+              <w:left w:w="55" w:type="dxa"/>
+              <w:bottom w:w="55" w:type="dxa"/>
+              <w:right w:w="55" w:type="dxa"/>
+            </w:tcMar>
+          </w:tcPr>
+          <w:p>
+            <w:pPr>
+              <w:pStyle w:val="TableContents"/>
+              <w:jc w:val="center"/>
+              <w:rPr>
+                <w:b/>
+                <w:bCs/>
+              </w:rPr>
+            </w:pPr>
+            <w:r>
+              <w:rPr>
+                <w:b/>
+                <w:bCs/>
+              </w:rPr>
+              <w:t>opis</w:t>
+            </w:r>
+          </w:p>
+        </w:tc>
+      </w:tr>
+      <w:tr>
+        <w:tc>
+          <w:tcPr>
+            <w:tcW w:w="2500" w:type="dxa"/>
+            <w:tcBorders>
+              <w:left w:val="single" w:sz="2" w:space="0" w:color="000000"/>
+              <w:bottom w:val="single" w:sz="2" w:space="0" w:color="000000"/>
+            </w:tcBorders>
+            <w:tcMar>
+              <w:top w:w="55" w:type="dxa"/>
+              <w:left w:w="55" w:type="dxa"/>
+              <w:bottom w:w="55" w:type="dxa"/>
+              <w:right w:w="55" w:type="dxa"/>
+            </w:tcMar>
+          </w:tcPr>
+          <w:p>
+            <w:pPr>
+              <w:pStyle w:val="TableContents"/>
+              <w:jc w:val="center"/>
+            </w:pPr>
+            <w:r>
+              <w:t>mouse_x[11:0]</w:t>
+            </w:r>
+          </w:p>
+        </w:tc>
+        <w:tc>
+          <w:tcPr>
+            <w:tcW w:w="7138" w:type="dxa"/>
+            <w:tcBorders>
+              <w:left w:val="single" w:sz="2" w:space="0" w:color="000000"/>
+              <w:bottom w:val="single" w:sz="2" w:space="0" w:color="000000"/>
+              <w:right w:val="single" w:sz="2" w:space="0" w:color="000000"/>
+            </w:tcBorders>
+            <w:tcMar>
+              <w:top w:w="55" w:type="dxa"/>
+              <w:left w:w="55" w:type="dxa"/>
+              <w:bottom w:w="55" w:type="dxa"/>
+              <w:right w:w="55" w:type="dxa"/>
+            </w:tcMar>
+          </w:tcPr>
+          <w:p>
+            <w:pPr>
+              <w:pStyle w:val="TableContents"/>
+              <w:jc w:val="center"/>
+            </w:pPr>
+            <w:r>
+              <w:t>P</w:t>
+            </w:r>
+            <w:r>
+              <w:t>ozycja pozioma kursora</w:t>
+            </w:r>
+          </w:p>
+        </w:tc>
+      </w:tr>
+      <w:tr>
+        <w:tc>
+          <w:tcPr>
+            <w:tcW w:w="2500" w:type="dxa"/>
+            <w:tcBorders>
+              <w:left w:val="single" w:sz="2" w:space="0" w:color="000000"/>
+              <w:bottom w:val="single" w:sz="2" w:space="0" w:color="000000"/>
+            </w:tcBorders>
+            <w:tcMar>
+              <w:top w:w="55" w:type="dxa"/>
+              <w:left w:w="55" w:type="dxa"/>
+              <w:bottom w:w="55" w:type="dxa"/>
+              <w:right w:w="55" w:type="dxa"/>
+            </w:tcMar>
+          </w:tcPr>
+          <w:p>
+            <w:pPr>
+              <w:pStyle w:val="TableContents"/>
+              <w:jc w:val="center"/>
+            </w:pPr>
+            <w:r>
+              <w:t>mouse_y[11:0]</w:t>
+            </w:r>
+          </w:p>
+        </w:tc>
+        <w:tc>
+          <w:tcPr>
+            <w:tcW w:w="7138" w:type="dxa"/>
+            <w:tcBorders>
+              <w:left w:val="single" w:sz="2" w:space="0" w:color="000000"/>
+              <w:bottom w:val="single" w:sz="2" w:space="0" w:color="000000"/>
+              <w:right w:val="single" w:sz="2" w:space="0" w:color="000000"/>
+            </w:tcBorders>
+            <w:tcMar>
+              <w:top w:w="55" w:type="dxa"/>
+              <w:left w:w="55" w:type="dxa"/>
+              <w:bottom w:w="55" w:type="dxa"/>
+              <w:right w:w="55" w:type="dxa"/>
+            </w:tcMar>
+          </w:tcPr>
+          <w:p>
+            <w:pPr>
+              <w:pStyle w:val="TableContents"/>
+              <w:jc w:val="center"/>
+            </w:pPr>
+            <w:r>
+              <w:t>P</w:t>
+            </w:r>
+            <w:r>
+              <w:t>ozycja pionowa kursora</w:t>
+            </w:r>
+          </w:p>
+        </w:tc>
+      </w:tr>
+      <w:tr>
+        <w:tc>
+          <w:tcPr>
+            <w:tcW w:w="2500" w:type="dxa"/>
+            <w:tcBorders>
+              <w:left w:val="single" w:sz="2" w:space="0" w:color="000000"/>
+              <w:bottom w:val="single" w:sz="2" w:space="0" w:color="000000"/>
+            </w:tcBorders>
+            <w:tcMar>
+              <w:top w:w="55" w:type="dxa"/>
+              <w:left w:w="55" w:type="dxa"/>
+              <w:bottom w:w="55" w:type="dxa"/>
+              <w:right w:w="55" w:type="dxa"/>
+            </w:tcMar>
+          </w:tcPr>
+          <w:p>
+            <w:pPr>
+              <w:pStyle w:val="TableContents"/>
+              <w:jc w:val="center"/>
+            </w:pPr>
+            <w:r>
+              <w:t>m</w:t>
+            </w:r>
+            <w:r>
+              <w:t>ouse_left</w:t>
+            </w:r>
+          </w:p>
+        </w:tc>
+        <w:tc>
+          <w:tcPr>
+            <w:tcW w:w="7138" w:type="dxa"/>
+            <w:tcBorders>
+              <w:left w:val="single" w:sz="2" w:space="0" w:color="000000"/>
+              <w:bottom w:val="single" w:sz="2" w:space="0" w:color="000000"/>
+              <w:right w:val="single" w:sz="2" w:space="0" w:color="000000"/>
+            </w:tcBorders>
+            <w:tcMar>
+              <w:top w:w="55" w:type="dxa"/>
+              <w:left w:w="55" w:type="dxa"/>
+              <w:bottom w:w="55" w:type="dxa"/>
+              <w:right w:w="55" w:type="dxa"/>
+            </w:tcMar>
+          </w:tcPr>
+          <w:p>
+            <w:pPr>
+              <w:pStyle w:val="TableContents"/>
+              <w:jc w:val="center"/>
+            </w:pPr>
+            <w:r>
+              <w:t>Stan lewego przycisku myszy</w:t>
+            </w:r>
+          </w:p>
+        </w:tc>
+      </w:tr>
+    </w:tbl>
+    <w:p>
+      <w:pPr>
+        <w:pStyle w:val="Standard"/>
+        <w:rPr>
+          <w:rFonts w:hint="eastAsia"/>
+          <w:i/>
+          <w:iCs/>
+          <w:sz w:val="20"/>
+          <w:szCs w:val="20"/>
+          <w:lang w:val="pl-PL"/>
+        </w:rPr>
+      </w:pPr>
+    </w:p>
+    <w:p>
+      <w:pPr>
+        <w:pStyle w:val="Standard"/>
+        <w:rPr>
+          <w:rFonts w:hint="eastAsia"/>
+          <w:i/>
+          <w:iCs/>
+          <w:sz w:val="20"/>
+          <w:szCs w:val="20"/>
+          <w:lang w:val="pl-PL"/>
+        </w:rPr>
+      </w:pPr>
+    </w:p>
+    <w:p>
+      <w:pPr>
+        <w:pStyle w:val="Nagwek4"/>
+        <w:rPr>
+          <w:rFonts w:hint="eastAsia"/>
+          <w:lang w:val="en-US"/>
+        </w:rPr>
+      </w:pPr>
+      <w:r>
+        <w:rPr>
+          <w:rFonts w:hint="eastAsia"/>
+          <w:lang w:val="en-US"/>
+        </w:rPr>
+        <w:lastRenderedPageBreak/>
+        <w:t>S</w:t>
+      </w:r>
+      <w:r>
+        <w:rPr>
+          <w:lang w:val="en-US"/>
+        </w:rPr>
+        <w:t>hoot_pulse – u_trigger_detector to u_game_fsm</w:t>
+      </w:r>
+    </w:p>
+    <w:tbl>
+      <w:tblPr>
+        <w:tblW w:w="9638" w:type="dxa"/>
+        <w:tblLayout w:type="fixed"/>
+        <w:tblCellMar>
+          <w:left w:w="10" w:type="dxa"/>
+          <w:right w:w="10" w:type="dxa"/>
+        </w:tblCellMar>
+        <w:tblLook w:val="04A0" w:firstRow="1" w:lastRow="0" w:firstColumn="1" w:lastColumn="0" w:noHBand="0" w:noVBand="1"/>
+      </w:tblPr>
+      <w:tblGrid>
+        <w:gridCol w:w="2500"/>
+        <w:gridCol w:w="7138"/>
+      </w:tblGrid>
+      <w:tr>
+        <w:tc>
+          <w:tcPr>
+            <w:tcW w:w="2500" w:type="dxa"/>
+            <w:tcBorders>
+              <w:top w:val="single" w:sz="2" w:space="0" w:color="000000"/>
+              <w:left w:val="single" w:sz="2" w:space="0" w:color="000000"/>
+              <w:bottom w:val="single" w:sz="2" w:space="0" w:color="000000"/>
+            </w:tcBorders>
+            <w:tcMar>
+              <w:top w:w="55" w:type="dxa"/>
+              <w:left w:w="55" w:type="dxa"/>
+              <w:bottom w:w="55" w:type="dxa"/>
+              <w:right w:w="55" w:type="dxa"/>
+            </w:tcMar>
+          </w:tcPr>
+          <w:p>
+            <w:pPr>
+              <w:pStyle w:val="TableContents"/>
+              <w:jc w:val="center"/>
+              <w:rPr>
+                <w:b/>
+                <w:bCs/>
+              </w:rPr>
+            </w:pPr>
+            <w:r>
+              <w:rPr>
+                <w:b/>
+                <w:bCs/>
+              </w:rPr>
+              <w:t>nazwa sygnału</w:t>
+            </w:r>
+          </w:p>
+        </w:tc>
+        <w:tc>
+          <w:tcPr>
+            <w:tcW w:w="7138" w:type="dxa"/>
+            <w:tcBorders>
+              <w:top w:val="single" w:sz="2" w:space="0" w:color="000000"/>
+              <w:left w:val="single" w:sz="2" w:space="0" w:color="000000"/>
+              <w:bottom w:val="single" w:sz="2" w:space="0" w:color="000000"/>
+              <w:right w:val="single" w:sz="2" w:space="0" w:color="000000"/>
+            </w:tcBorders>
+            <w:tcMar>
+              <w:top w:w="55" w:type="dxa"/>
+              <w:left w:w="55" w:type="dxa"/>
+              <w:bottom w:w="55" w:type="dxa"/>
+              <w:right w:w="55" w:type="dxa"/>
+            </w:tcMar>
+          </w:tcPr>
+          <w:p>
+            <w:pPr>
+              <w:pStyle w:val="TableContents"/>
+              <w:jc w:val="center"/>
+              <w:rPr>
+                <w:b/>
+                <w:bCs/>
+              </w:rPr>
+            </w:pPr>
+            <w:r>
+              <w:rPr>
+                <w:b/>
+                <w:bCs/>
+              </w:rPr>
+              <w:t>opis</w:t>
+            </w:r>
+          </w:p>
+        </w:tc>
+      </w:tr>
+      <w:tr>
+        <w:tc>
+          <w:tcPr>
+            <w:tcW w:w="2500" w:type="dxa"/>
+            <w:tcBorders>
+              <w:left w:val="single" w:sz="2" w:space="0" w:color="000000"/>
+              <w:bottom w:val="single" w:sz="2" w:space="0" w:color="000000"/>
+            </w:tcBorders>
+            <w:tcMar>
+              <w:top w:w="55" w:type="dxa"/>
+              <w:left w:w="55" w:type="dxa"/>
+              <w:bottom w:w="55" w:type="dxa"/>
+              <w:right w:w="55" w:type="dxa"/>
+            </w:tcMar>
+          </w:tcPr>
+          <w:p>
+            <w:pPr>
+              <w:pStyle w:val="TableContents"/>
+              <w:jc w:val="center"/>
+            </w:pPr>
+            <w:r>
+              <w:t>s</w:t>
+            </w:r>
+            <w:r>
+              <w:t>hoot_pulse</w:t>
+            </w:r>
+          </w:p>
+        </w:tc>
+        <w:tc>
+          <w:tcPr>
+            <w:tcW w:w="7138" w:type="dxa"/>
+            <w:tcBorders>
+              <w:left w:val="single" w:sz="2" w:space="0" w:color="000000"/>
+              <w:bottom w:val="single" w:sz="2" w:space="0" w:color="000000"/>
+              <w:right w:val="single" w:sz="2" w:space="0" w:color="000000"/>
+            </w:tcBorders>
+            <w:tcMar>
+              <w:top w:w="55" w:type="dxa"/>
+              <w:left w:w="55" w:type="dxa"/>
+              <w:bottom w:w="55" w:type="dxa"/>
+              <w:right w:w="55" w:type="dxa"/>
+            </w:tcMar>
+          </w:tcPr>
+          <w:p>
+            <w:pPr>
+              <w:pStyle w:val="TableContents"/>
+              <w:jc w:val="center"/>
+            </w:pPr>
+            <w:r>
+              <w:t>Pojedynczy impuls zegarowy generowany po wykryciu zbocza narastającego kliknięcia LPM</w:t>
+            </w:r>
+          </w:p>
+        </w:tc>
+      </w:tr>
+    </w:tbl>
+    <w:p>
+      <w:pPr>
+        <w:pStyle w:val="Standard"/>
+        <w:rPr>
+          <w:rFonts w:hint="eastAsia"/>
+          <w:i/>
+          <w:iCs/>
+          <w:sz w:val="20"/>
+          <w:szCs w:val="20"/>
+          <w:lang w:val="pl-PL"/>
+        </w:rPr>
+      </w:pPr>
+    </w:p>
+    <w:p>
+      <w:pPr>
+        <w:pStyle w:val="Nagwek4"/>
+        <w:rPr>
+          <w:rFonts w:hint="eastAsia"/>
+          <w:sz w:val="21"/>
+          <w:szCs w:val="21"/>
+          <w:lang w:val="en-US"/>
+        </w:rPr>
+      </w:pPr>
+      <w:r>
+        <w:rPr>
+          <w:sz w:val="21"/>
+          <w:szCs w:val="21"/>
+          <w:lang w:val="en-US"/>
+        </w:rPr>
+        <w:t>t</w:t>
+      </w:r>
+      <w:r>
+        <w:rPr>
+          <w:sz w:val="21"/>
+          <w:szCs w:val="21"/>
+          <w:lang w:val="en-US"/>
+        </w:rPr>
+        <w:t>arget_is – u_target_selector to u_game_fsm/ u_target_highlight / u_vga_shotgun_rom</w:t>
+      </w:r>
+    </w:p>
+    <w:tbl>
+      <w:tblPr>
+        <w:tblW w:w="9638" w:type="dxa"/>
+        <w:tblLayout w:type="fixed"/>
+        <w:tblCellMar>
+          <w:left w:w="10" w:type="dxa"/>
+          <w:right w:w="10" w:type="dxa"/>
+        </w:tblCellMar>
+        <w:tblLook w:val="04A0" w:firstRow="1" w:lastRow="0" w:firstColumn="1" w:lastColumn="0" w:noHBand="0" w:noVBand="1"/>
+      </w:tblPr>
+      <w:tblGrid>
+        <w:gridCol w:w="2500"/>
+        <w:gridCol w:w="7138"/>
+      </w:tblGrid>
+      <w:tr>
+        <w:tc>
+          <w:tcPr>
+            <w:tcW w:w="2500" w:type="dxa"/>
+            <w:tcBorders>
+              <w:top w:val="single" w:sz="2" w:space="0" w:color="000000"/>
+              <w:left w:val="single" w:sz="2" w:space="0" w:color="000000"/>
+              <w:bottom w:val="single" w:sz="2" w:space="0" w:color="000000"/>
+            </w:tcBorders>
+            <w:tcMar>
+              <w:top w:w="55" w:type="dxa"/>
+              <w:left w:w="55" w:type="dxa"/>
+              <w:bottom w:w="55" w:type="dxa"/>
+              <w:right w:w="55" w:type="dxa"/>
+            </w:tcMar>
+          </w:tcPr>
+          <w:p>
+            <w:pPr>
+              <w:pStyle w:val="TableContents"/>
+              <w:jc w:val="center"/>
+              <w:rPr>
+                <w:b/>
+                <w:bCs/>
+              </w:rPr>
+            </w:pPr>
+            <w:r>
+              <w:rPr>
+                <w:b/>
+                <w:bCs/>
+              </w:rPr>
+              <w:t>nazwa sygnału</w:t>
+            </w:r>
+          </w:p>
+        </w:tc>
+        <w:tc>
+          <w:tcPr>
+            <w:tcW w:w="7138" w:type="dxa"/>
+            <w:tcBorders>
+              <w:top w:val="single" w:sz="2" w:space="0" w:color="000000"/>
+              <w:left w:val="single" w:sz="2" w:space="0" w:color="000000"/>
+              <w:bottom w:val="single" w:sz="2" w:space="0" w:color="000000"/>
+              <w:right w:val="single" w:sz="2" w:space="0" w:color="000000"/>
+            </w:tcBorders>
+            <w:tcMar>
+              <w:top w:w="55" w:type="dxa"/>
+              <w:left w:w="55" w:type="dxa"/>
+              <w:bottom w:w="55" w:type="dxa"/>
+              <w:right w:w="55" w:type="dxa"/>
+            </w:tcMar>
+          </w:tcPr>
+          <w:p>
+            <w:pPr>
+              <w:pStyle w:val="TableContents"/>
+              <w:jc w:val="center"/>
+              <w:rPr>
+                <w:b/>
+                <w:bCs/>
+              </w:rPr>
+            </w:pPr>
+            <w:r>
+              <w:rPr>
+                <w:b/>
+                <w:bCs/>
+              </w:rPr>
+              <w:t>opis</w:t>
+            </w:r>
+          </w:p>
+        </w:tc>
+      </w:tr>
+      <w:tr>
+        <w:tc>
+          <w:tcPr>
+            <w:tcW w:w="2500" w:type="dxa"/>
+            <w:tcBorders>
+              <w:left w:val="single" w:sz="2" w:space="0" w:color="000000"/>
+              <w:bottom w:val="single" w:sz="2" w:space="0" w:color="000000"/>
+            </w:tcBorders>
+            <w:tcMar>
+              <w:top w:w="55" w:type="dxa"/>
+              <w:left w:w="55" w:type="dxa"/>
+              <w:bottom w:w="55" w:type="dxa"/>
+              <w:right w:w="55" w:type="dxa"/>
+            </w:tcMar>
+          </w:tcPr>
+          <w:p>
+            <w:pPr>
+              <w:pStyle w:val="TableContents"/>
+              <w:jc w:val="center"/>
+            </w:pPr>
+            <w:r>
+              <w:t>target_is_enemy</w:t>
+            </w:r>
+          </w:p>
+        </w:tc>
+        <w:tc>
+          <w:tcPr>
+            <w:tcW w:w="7138" w:type="dxa"/>
+            <w:tcBorders>
+              <w:left w:val="single" w:sz="2" w:space="0" w:color="000000"/>
+              <w:bottom w:val="single" w:sz="2" w:space="0" w:color="000000"/>
+              <w:right w:val="single" w:sz="2" w:space="0" w:color="000000"/>
+            </w:tcBorders>
+            <w:tcMar>
+              <w:top w:w="55" w:type="dxa"/>
+              <w:left w:w="55" w:type="dxa"/>
+              <w:bottom w:w="55" w:type="dxa"/>
+              <w:right w:w="55" w:type="dxa"/>
+            </w:tcMar>
+          </w:tcPr>
+          <w:p>
+            <w:pPr>
+              <w:pStyle w:val="TableContents"/>
+              <w:jc w:val="center"/>
+            </w:pPr>
+            <w:r>
+              <w:t>Flaga wskazująca najechanie celownikiem na obszar przecwinika (górna połowa ekranu)</w:t>
+            </w:r>
+          </w:p>
+        </w:tc>
+      </w:tr>
+      <w:tr>
+        <w:tc>
+          <w:tcPr>
+            <w:tcW w:w="2500" w:type="dxa"/>
+            <w:tcBorders>
+              <w:left w:val="single" w:sz="2" w:space="0" w:color="000000"/>
+              <w:bottom w:val="single" w:sz="2" w:space="0" w:color="000000"/>
+            </w:tcBorders>
+            <w:tcMar>
+              <w:top w:w="55" w:type="dxa"/>
+              <w:left w:w="55" w:type="dxa"/>
+              <w:bottom w:w="55" w:type="dxa"/>
+              <w:right w:w="55" w:type="dxa"/>
+            </w:tcMar>
+          </w:tcPr>
+          <w:p>
+            <w:pPr>
+              <w:pStyle w:val="TableContents"/>
+              <w:jc w:val="center"/>
+            </w:pPr>
+            <w:r>
+              <w:t>t</w:t>
+            </w:r>
+            <w:r>
+              <w:t>arget_is_self</w:t>
+            </w:r>
+          </w:p>
+        </w:tc>
+        <w:tc>
+          <w:tcPr>
+            <w:tcW w:w="7138" w:type="dxa"/>
+            <w:tcBorders>
+              <w:left w:val="single" w:sz="2" w:space="0" w:color="000000"/>
+              <w:bottom w:val="single" w:sz="2" w:space="0" w:color="000000"/>
+              <w:right w:val="single" w:sz="2" w:space="0" w:color="000000"/>
+            </w:tcBorders>
+            <w:tcMar>
+              <w:top w:w="55" w:type="dxa"/>
+              <w:left w:w="55" w:type="dxa"/>
+              <w:bottom w:w="55" w:type="dxa"/>
+              <w:right w:w="55" w:type="dxa"/>
+            </w:tcMar>
+          </w:tcPr>
+          <w:p>
+            <w:pPr>
+              <w:pStyle w:val="TableContents"/>
+              <w:jc w:val="center"/>
+            </w:pPr>
+            <w:r>
+              <w:t>Flaga wskazująca najechanie celownikiem na samego siebie (dolna połowa ekrani)</w:t>
+            </w:r>
+          </w:p>
+        </w:tc>
+      </w:tr>
+    </w:tbl>
+    <w:p>
+      <w:pPr>
+        <w:pStyle w:val="Standard"/>
+        <w:rPr>
+          <w:rFonts w:hint="eastAsia"/>
+          <w:i/>
+          <w:iCs/>
+          <w:sz w:val="20"/>
+          <w:szCs w:val="20"/>
+          <w:lang w:val="pl-PL"/>
+        </w:rPr>
+      </w:pPr>
+    </w:p>
+    <w:p>
+      <w:pPr>
+        <w:pStyle w:val="Standard"/>
+        <w:rPr>
+          <w:rFonts w:hint="eastAsia"/>
+          <w:i/>
+          <w:iCs/>
+          <w:sz w:val="20"/>
+          <w:szCs w:val="20"/>
+          <w:lang w:val="pl-PL"/>
+        </w:rPr>
+      </w:pPr>
+    </w:p>
+    <w:p>
+      <w:pPr>
+        <w:pStyle w:val="Nagwek4"/>
+        <w:rPr>
+          <w:rFonts w:hint="eastAsia"/>
+        </w:rPr>
+      </w:pPr>
+      <w:r>
+        <w:t>mag – u_shotgun_magazine to u</w:t>
+      </w:r>
+      <w:r>
+        <w:t>_game_fsm</w:t>
+      </w:r>
+    </w:p>
+    <w:tbl>
+      <w:tblPr>
+        <w:tblW w:w="9638" w:type="dxa"/>
+        <w:tblLayout w:type="fixed"/>
+        <w:tblCellMar>
+          <w:left w:w="10" w:type="dxa"/>
+          <w:right w:w="10" w:type="dxa"/>
+        </w:tblCellMar>
+        <w:tblLook w:val="04A0" w:firstRow="1" w:lastRow="0" w:firstColumn="1" w:lastColumn="0" w:noHBand="0" w:noVBand="1"/>
+      </w:tblPr>
+      <w:tblGrid>
+        <w:gridCol w:w="2500"/>
+        <w:gridCol w:w="7138"/>
+      </w:tblGrid>
+      <w:tr>
+        <w:tc>
+          <w:tcPr>
+            <w:tcW w:w="2500" w:type="dxa"/>
+            <w:tcBorders>
+              <w:top w:val="single" w:sz="2" w:space="0" w:color="000000"/>
+              <w:left w:val="single" w:sz="2" w:space="0" w:color="000000"/>
+              <w:bottom w:val="single" w:sz="2" w:space="0" w:color="000000"/>
+            </w:tcBorders>
+            <w:tcMar>
+              <w:top w:w="55" w:type="dxa"/>
+              <w:left w:w="55" w:type="dxa"/>
+              <w:bottom w:w="55" w:type="dxa"/>
+              <w:right w:w="55" w:type="dxa"/>
+            </w:tcMar>
+          </w:tcPr>
+          <w:p>
+            <w:pPr>
+              <w:pStyle w:val="TableContents"/>
+              <w:jc w:val="center"/>
+              <w:rPr>
+                <w:b/>
+                <w:bCs/>
+              </w:rPr>
+            </w:pPr>
+            <w:r>
+              <w:rPr>
+                <w:b/>
+                <w:bCs/>
+              </w:rPr>
+              <w:t>nazwa sygnału</w:t>
+            </w:r>
+          </w:p>
+        </w:tc>
+        <w:tc>
+          <w:tcPr>
+            <w:tcW w:w="7138" w:type="dxa"/>
+            <w:tcBorders>
+              <w:top w:val="single" w:sz="2" w:space="0" w:color="000000"/>
+              <w:left w:val="single" w:sz="2" w:space="0" w:color="000000"/>
+              <w:bottom w:val="single" w:sz="2" w:space="0" w:color="000000"/>
+              <w:right w:val="single" w:sz="2" w:space="0" w:color="000000"/>
+            </w:tcBorders>
+            <w:tcMar>
+              <w:top w:w="55" w:type="dxa"/>
+              <w:left w:w="55" w:type="dxa"/>
+              <w:bottom w:w="55" w:type="dxa"/>
+              <w:right w:w="55" w:type="dxa"/>
+            </w:tcMar>
+          </w:tcPr>
+          <w:p>
+            <w:pPr>
+              <w:pStyle w:val="TableContents"/>
+              <w:jc w:val="center"/>
+              <w:rPr>
+                <w:b/>
+                <w:bCs/>
+              </w:rPr>
+            </w:pPr>
+            <w:r>
+              <w:rPr>
+                <w:b/>
+                <w:bCs/>
+              </w:rPr>
+              <w:t>opis</w:t>
+            </w:r>
+          </w:p>
+        </w:tc>
+      </w:tr>
+      <w:tr>
+        <w:tc>
+          <w:tcPr>
+            <w:tcW w:w="2500" w:type="dxa"/>
+            <w:tcBorders>
+              <w:left w:val="single" w:sz="2" w:space="0" w:color="000000"/>
+              <w:bottom w:val="single" w:sz="2" w:space="0" w:color="000000"/>
+            </w:tcBorders>
+            <w:tcMar>
+              <w:top w:w="55" w:type="dxa"/>
+              <w:left w:w="55" w:type="dxa"/>
+              <w:bottom w:w="55" w:type="dxa"/>
+              <w:right w:w="55" w:type="dxa"/>
+            </w:tcMar>
+          </w:tcPr>
+          <w:p>
+            <w:pPr>
+              <w:pStyle w:val="TableContents"/>
+              <w:jc w:val="center"/>
+            </w:pPr>
+            <w:r>
+              <w:t>m</w:t>
+            </w:r>
+            <w:r>
+              <w:t>ag_bullet_loaded</w:t>
+            </w:r>
+          </w:p>
+        </w:tc>
+        <w:tc>
+          <w:tcPr>
+            <w:tcW w:w="7138" w:type="dxa"/>
+            <w:tcBorders>
+              <w:left w:val="single" w:sz="2" w:space="0" w:color="000000"/>
+              <w:bottom w:val="single" w:sz="2" w:space="0" w:color="000000"/>
+              <w:right w:val="single" w:sz="2" w:space="0" w:color="000000"/>
+            </w:tcBorders>
+            <w:tcMar>
+              <w:top w:w="55" w:type="dxa"/>
+              <w:left w:w="55" w:type="dxa"/>
+              <w:bottom w:w="55" w:type="dxa"/>
+              <w:right w:w="55" w:type="dxa"/>
+            </w:tcMar>
+          </w:tcPr>
+          <w:p>
+            <w:pPr>
+              <w:pStyle w:val="TableContents"/>
+              <w:jc w:val="center"/>
+            </w:pPr>
+            <w:r>
+              <w:t>Informacja o typie naboju w komorze (1 – ostry, 0 – ślepy)</w:t>
+            </w:r>
+          </w:p>
+        </w:tc>
+      </w:tr>
+      <w:tr>
+        <w:tc>
+          <w:tcPr>
+            <w:tcW w:w="2500" w:type="dxa"/>
+            <w:tcBorders>
+              <w:left w:val="single" w:sz="2" w:space="0" w:color="000000"/>
+              <w:bottom w:val="single" w:sz="2" w:space="0" w:color="000000"/>
+            </w:tcBorders>
+            <w:tcMar>
+              <w:top w:w="55" w:type="dxa"/>
+              <w:left w:w="55" w:type="dxa"/>
+              <w:bottom w:w="55" w:type="dxa"/>
+              <w:right w:w="55" w:type="dxa"/>
+            </w:tcMar>
+          </w:tcPr>
+          <w:p>
+            <w:pPr>
+              <w:pStyle w:val="TableContents"/>
+              <w:jc w:val="center"/>
+            </w:pPr>
+            <w:r>
+              <w:t>m</w:t>
+            </w:r>
+            <w:r>
+              <w:t>ag_magazine_empty</w:t>
+            </w:r>
+          </w:p>
+        </w:tc>
+        <w:tc>
+          <w:tcPr>
+            <w:tcW w:w="7138" w:type="dxa"/>
+            <w:tcBorders>
+              <w:left w:val="single" w:sz="2" w:space="0" w:color="000000"/>
+              <w:bottom w:val="single" w:sz="2" w:space="0" w:color="000000"/>
+              <w:right w:val="single" w:sz="2" w:space="0" w:color="000000"/>
+            </w:tcBorders>
+            <w:tcMar>
+              <w:top w:w="55" w:type="dxa"/>
+              <w:left w:w="55" w:type="dxa"/>
+              <w:bottom w:w="55" w:type="dxa"/>
+              <w:right w:w="55" w:type="dxa"/>
+            </w:tcMar>
+          </w:tcPr>
+          <w:p>
+            <w:pPr>
+              <w:pStyle w:val="TableContents"/>
+              <w:jc w:val="center"/>
+            </w:pPr>
+            <w:r>
+              <w:t>Flaga pustego magazynka (wymaga załadowania nowej puli naboi)</w:t>
+            </w:r>
+          </w:p>
+        </w:tc>
+      </w:tr>
+      <w:tr>
+        <w:tc>
+          <w:tcPr>
+            <w:tcW w:w="2500" w:type="dxa"/>
+            <w:tcBorders>
+              <w:top w:val="single" w:sz="2" w:space="0" w:color="000000"/>
+              <w:left w:val="single" w:sz="2" w:space="0" w:color="000000"/>
+              <w:bottom w:val="single" w:sz="4" w:space="0" w:color="auto"/>
+            </w:tcBorders>
+            <w:tcMar>
+              <w:top w:w="55" w:type="dxa"/>
+              <w:left w:w="55" w:type="dxa"/>
+              <w:bottom w:w="55" w:type="dxa"/>
+              <w:right w:w="55" w:type="dxa"/>
+            </w:tcMar>
+          </w:tcPr>
+          <w:p>
+            <w:pPr>
+              <w:pStyle w:val="TableContents"/>
+              <w:jc w:val="center"/>
+            </w:pPr>
+            <w:r>
+              <w:t>mag_load_done</w:t>
+            </w:r>
+          </w:p>
+        </w:tc>
+        <w:tc>
+          <w:tcPr>
+            <w:tcW w:w="7138" w:type="dxa"/>
+            <w:tcBorders>
+              <w:top w:val="single" w:sz="2" w:space="0" w:color="000000"/>
+              <w:left w:val="single" w:sz="2" w:space="0" w:color="000000"/>
+              <w:bottom w:val="single" w:sz="4" w:space="0" w:color="auto"/>
+              <w:right w:val="single" w:sz="2" w:space="0" w:color="000000"/>
+            </w:tcBorders>
+            <w:tcMar>
+              <w:top w:w="55" w:type="dxa"/>
+              <w:left w:w="55" w:type="dxa"/>
+              <w:bottom w:w="55" w:type="dxa"/>
+              <w:right w:w="55" w:type="dxa"/>
+            </w:tcMar>
+          </w:tcPr>
+          <w:p>
+            <w:pPr>
+              <w:pStyle w:val="TableContents"/>
+              <w:jc w:val="center"/>
+            </w:pPr>
+            <w:r>
+              <w:t>Impuls potwierdzający zakończenie procedury ładowania nowej partii naboi</w:t>
+            </w:r>
+          </w:p>
+        </w:tc>
+      </w:tr>
+      <w:tr>
+        <w:tc>
+          <w:tcPr>
+            <w:tcW w:w="2500" w:type="dxa"/>
+            <w:tcBorders>
+              <w:top w:val="single" w:sz="4" w:space="0" w:color="auto"/>
+              <w:left w:val="single" w:sz="2" w:space="0" w:color="000000"/>
+              <w:bottom w:val="single" w:sz="2" w:space="0" w:color="000000"/>
+            </w:tcBorders>
+            <w:tcMar>
+              <w:top w:w="55" w:type="dxa"/>
+              <w:left w:w="55" w:type="dxa"/>
+              <w:bottom w:w="55" w:type="dxa"/>
+              <w:right w:w="55" w:type="dxa"/>
+            </w:tcMar>
+          </w:tcPr>
+          <w:p>
+            <w:pPr>
+              <w:pStyle w:val="TableContents"/>
+              <w:jc w:val="center"/>
+            </w:pPr>
+            <w:r>
+              <w:t>start_load_sig</w:t>
+            </w:r>
+          </w:p>
+        </w:tc>
+        <w:tc>
+          <w:tcPr>
+            <w:tcW w:w="7138" w:type="dxa"/>
+            <w:tcBorders>
+              <w:top w:val="single" w:sz="4" w:space="0" w:color="auto"/>
+              <w:left w:val="single" w:sz="2" w:space="0" w:color="000000"/>
+              <w:bottom w:val="single" w:sz="2" w:space="0" w:color="000000"/>
+              <w:right w:val="single" w:sz="2" w:space="0" w:color="000000"/>
+            </w:tcBorders>
+            <w:tcMar>
+              <w:top w:w="55" w:type="dxa"/>
+              <w:left w:w="55" w:type="dxa"/>
+              <w:bottom w:w="55" w:type="dxa"/>
+              <w:right w:w="55" w:type="dxa"/>
+            </w:tcMar>
+          </w:tcPr>
+          <w:p>
+            <w:pPr>
+              <w:pStyle w:val="TableContents"/>
+              <w:jc w:val="center"/>
+            </w:pPr>
+            <w:r>
+              <w:t>Sygnał z FSM nakazujący wylosowanie i załadowanie nowego magazynka</w:t>
+            </w:r>
+          </w:p>
+        </w:tc>
+      </w:tr>
+    </w:tbl>
+    <w:p>
+      <w:pPr>
+        <w:pStyle w:val="Standard"/>
+        <w:rPr>
+          <w:rFonts w:hint="eastAsia"/>
+          <w:i/>
+          <w:iCs/>
+          <w:sz w:val="20"/>
+          <w:szCs w:val="20"/>
+          <w:lang w:val="pl-PL"/>
+        </w:rPr>
+      </w:pPr>
+    </w:p>
+    <w:p>
+      <w:pPr>
+        <w:pStyle w:val="Standard"/>
+        <w:rPr>
+          <w:rFonts w:hint="eastAsia"/>
+          <w:i/>
+          <w:iCs/>
+          <w:sz w:val="20"/>
+          <w:szCs w:val="20"/>
+          <w:lang w:val="pl-PL"/>
+        </w:rPr>
+      </w:pPr>
+    </w:p>
+    <w:p>
+      <w:pPr>
+        <w:pStyle w:val="Nagwek4"/>
+        <w:rPr>
+          <w:rFonts w:hint="eastAsia"/>
+          <w:sz w:val="21"/>
+          <w:szCs w:val="21"/>
+        </w:rPr>
+      </w:pPr>
+      <w:r>
+        <w:rPr>
+          <w:sz w:val="21"/>
+          <w:szCs w:val="21"/>
+        </w:rPr>
+        <w:t>rng – u_rng to u</w:t>
+      </w:r>
+      <w:r>
+        <w:rPr>
+          <w:sz w:val="21"/>
+          <w:szCs w:val="21"/>
+        </w:rPr>
+        <w:t>_shotgun_magazine / u_game_fsm</w:t>
+      </w:r>
+    </w:p>
+    <w:tbl>
+      <w:tblPr>
+        <w:tblW w:w="9638" w:type="dxa"/>
+        <w:tblLayout w:type="fixed"/>
+        <w:tblCellMar>
+          <w:left w:w="10" w:type="dxa"/>
+          <w:right w:w="10" w:type="dxa"/>
+        </w:tblCellMar>
+        <w:tblLook w:val="04A0" w:firstRow="1" w:lastRow="0" w:firstColumn="1" w:lastColumn="0" w:noHBand="0" w:noVBand="1"/>
+      </w:tblPr>
+      <w:tblGrid>
+        <w:gridCol w:w="2500"/>
+        <w:gridCol w:w="7138"/>
+      </w:tblGrid>
+      <w:tr>
+        <w:tc>
+          <w:tcPr>
+            <w:tcW w:w="2500" w:type="dxa"/>
+            <w:tcBorders>
+              <w:top w:val="single" w:sz="2" w:space="0" w:color="000000"/>
+              <w:left w:val="single" w:sz="2" w:space="0" w:color="000000"/>
+              <w:bottom w:val="single" w:sz="2" w:space="0" w:color="000000"/>
+            </w:tcBorders>
+            <w:tcMar>
+              <w:top w:w="55" w:type="dxa"/>
+              <w:left w:w="55" w:type="dxa"/>
+              <w:bottom w:w="55" w:type="dxa"/>
+              <w:right w:w="55" w:type="dxa"/>
+            </w:tcMar>
+          </w:tcPr>
+          <w:p>
+            <w:pPr>
+              <w:pStyle w:val="TableContents"/>
+              <w:jc w:val="center"/>
+              <w:rPr>
+                <w:b/>
+                <w:bCs/>
+              </w:rPr>
+            </w:pPr>
+            <w:r>
+              <w:rPr>
+                <w:b/>
+                <w:bCs/>
+              </w:rPr>
+              <w:t>nazwa sygnału</w:t>
+            </w:r>
+          </w:p>
+        </w:tc>
+        <w:tc>
+          <w:tcPr>
+            <w:tcW w:w="7138" w:type="dxa"/>
+            <w:tcBorders>
+              <w:top w:val="single" w:sz="2" w:space="0" w:color="000000"/>
+              <w:left w:val="single" w:sz="2" w:space="0" w:color="000000"/>
+              <w:bottom w:val="single" w:sz="2" w:space="0" w:color="000000"/>
+              <w:right w:val="single" w:sz="2" w:space="0" w:color="000000"/>
+            </w:tcBorders>
+            <w:tcMar>
+              <w:top w:w="55" w:type="dxa"/>
+              <w:left w:w="55" w:type="dxa"/>
+              <w:bottom w:w="55" w:type="dxa"/>
+              <w:right w:w="55" w:type="dxa"/>
+            </w:tcMar>
+          </w:tcPr>
+          <w:p>
+            <w:pPr>
+              <w:pStyle w:val="TableContents"/>
+              <w:jc w:val="center"/>
+              <w:rPr>
+                <w:b/>
+                <w:bCs/>
+              </w:rPr>
+            </w:pPr>
+            <w:r>
+              <w:rPr>
+                <w:b/>
+                <w:bCs/>
+              </w:rPr>
+              <w:t>opis</w:t>
+            </w:r>
+          </w:p>
+        </w:tc>
+      </w:tr>
+      <w:tr>
+        <w:tc>
+          <w:tcPr>
+            <w:tcW w:w="2500" w:type="dxa"/>
+            <w:tcBorders>
+              <w:left w:val="single" w:sz="2" w:space="0" w:color="000000"/>
+              <w:bottom w:val="single" w:sz="2" w:space="0" w:color="000000"/>
+            </w:tcBorders>
+            <w:tcMar>
+              <w:top w:w="55" w:type="dxa"/>
+              <w:left w:w="55" w:type="dxa"/>
+              <w:bottom w:w="55" w:type="dxa"/>
+              <w:right w:w="55" w:type="dxa"/>
+            </w:tcMar>
+          </w:tcPr>
+          <w:p>
+            <w:pPr>
+              <w:pStyle w:val="TableContents"/>
+              <w:jc w:val="center"/>
+            </w:pPr>
+            <w:r>
+              <w:t>rng_trig</w:t>
+            </w:r>
+          </w:p>
+        </w:tc>
+        <w:tc>
+          <w:tcPr>
+            <w:tcW w:w="7138" w:type="dxa"/>
+            <w:tcBorders>
+              <w:left w:val="single" w:sz="2" w:space="0" w:color="000000"/>
+              <w:bottom w:val="single" w:sz="2" w:space="0" w:color="000000"/>
+              <w:right w:val="single" w:sz="2" w:space="0" w:color="000000"/>
+            </w:tcBorders>
+            <w:tcMar>
+              <w:top w:w="55" w:type="dxa"/>
+              <w:left w:w="55" w:type="dxa"/>
+              <w:bottom w:w="55" w:type="dxa"/>
+              <w:right w:w="55" w:type="dxa"/>
+            </w:tcMar>
+          </w:tcPr>
+          <w:p>
+            <w:pPr>
+              <w:pStyle w:val="TableContents"/>
+              <w:jc w:val="center"/>
+            </w:pPr>
+            <w:r>
+              <w:t>Impuls wyzwalający wygenerowanie nowej liczby pseudolosowej</w:t>
+            </w:r>
+          </w:p>
+        </w:tc>
+      </w:tr>
+      <w:tr>
+        <w:tc>
+          <w:tcPr>
+            <w:tcW w:w="2500" w:type="dxa"/>
+            <w:tcBorders>
+              <w:top w:val="single" w:sz="2" w:space="0" w:color="000000"/>
+              <w:left w:val="single" w:sz="2" w:space="0" w:color="000000"/>
+              <w:bottom w:val="single" w:sz="4" w:space="0" w:color="auto"/>
+            </w:tcBorders>
+            <w:tcMar>
+              <w:top w:w="55" w:type="dxa"/>
+              <w:left w:w="55" w:type="dxa"/>
+              <w:bottom w:w="55" w:type="dxa"/>
+              <w:right w:w="55" w:type="dxa"/>
+            </w:tcMar>
+          </w:tcPr>
+          <w:p>
+            <w:pPr>
+              <w:pStyle w:val="TableContents"/>
+              <w:jc w:val="center"/>
+            </w:pPr>
+            <w:r>
+              <w:t>rng_rand[3:0]</w:t>
+            </w:r>
+          </w:p>
+        </w:tc>
+        <w:tc>
+          <w:tcPr>
+            <w:tcW w:w="7138" w:type="dxa"/>
+            <w:tcBorders>
+              <w:top w:val="single" w:sz="2" w:space="0" w:color="000000"/>
+              <w:left w:val="single" w:sz="2" w:space="0" w:color="000000"/>
+              <w:bottom w:val="single" w:sz="4" w:space="0" w:color="auto"/>
+              <w:right w:val="single" w:sz="2" w:space="0" w:color="000000"/>
+            </w:tcBorders>
+            <w:tcMar>
+              <w:top w:w="55" w:type="dxa"/>
+              <w:left w:w="55" w:type="dxa"/>
+              <w:bottom w:w="55" w:type="dxa"/>
+              <w:right w:w="55" w:type="dxa"/>
+            </w:tcMar>
+          </w:tcPr>
+          <w:p>
+            <w:pPr>
+              <w:pStyle w:val="TableContents"/>
+              <w:jc w:val="center"/>
+            </w:pPr>
+            <w:r>
+              <w:t>4-bitowa wygenerowana wartość losowa (używana m.in. do losowania naboi i kart)</w:t>
+            </w:r>
+          </w:p>
+        </w:tc>
+      </w:tr>
+      <w:tr>
+        <w:tc>
+          <w:tcPr>
+            <w:tcW w:w="2500" w:type="dxa"/>
+            <w:tcBorders>
+              <w:top w:val="single" w:sz="4" w:space="0" w:color="auto"/>
+              <w:left w:val="single" w:sz="2" w:space="0" w:color="000000"/>
+              <w:bottom w:val="single" w:sz="2" w:space="0" w:color="000000"/>
+            </w:tcBorders>
+            <w:tcMar>
+              <w:top w:w="55" w:type="dxa"/>
+              <w:left w:w="55" w:type="dxa"/>
+              <w:bottom w:w="55" w:type="dxa"/>
+              <w:right w:w="55" w:type="dxa"/>
+            </w:tcMar>
+          </w:tcPr>
+          <w:p>
+            <w:pPr>
+              <w:pStyle w:val="TableContents"/>
+              <w:jc w:val="center"/>
+            </w:pPr>
+            <w:r>
+              <w:t>synced_seed_sig[4:0]</w:t>
+            </w:r>
+          </w:p>
+        </w:tc>
+        <w:tc>
+          <w:tcPr>
+            <w:tcW w:w="7138" w:type="dxa"/>
+            <w:tcBorders>
+              <w:top w:val="single" w:sz="4" w:space="0" w:color="auto"/>
+              <w:left w:val="single" w:sz="2" w:space="0" w:color="000000"/>
+              <w:bottom w:val="single" w:sz="2" w:space="0" w:color="000000"/>
+              <w:right w:val="single" w:sz="2" w:space="0" w:color="000000"/>
+            </w:tcBorders>
+            <w:tcMar>
+              <w:top w:w="55" w:type="dxa"/>
+              <w:left w:w="55" w:type="dxa"/>
+              <w:bottom w:w="55" w:type="dxa"/>
+              <w:right w:w="55" w:type="dxa"/>
+            </w:tcMar>
+          </w:tcPr>
+          <w:p>
+            <w:pPr>
+              <w:pStyle w:val="TableContents"/>
+              <w:jc w:val="center"/>
+            </w:pPr>
+            <w:r>
+              <w:t>Uzgodnione ziarno początkowe LFSR (wspólne dla obu płytek)</w:t>
+            </w:r>
+          </w:p>
+        </w:tc>
+      </w:tr>
+    </w:tbl>
+    <w:p>
+      <w:pPr>
+        <w:pStyle w:val="Standard"/>
+        <w:rPr>
+          <w:rFonts w:hint="eastAsia"/>
+          <w:i/>
+          <w:iCs/>
+          <w:sz w:val="20"/>
+          <w:szCs w:val="20"/>
+          <w:lang w:val="pl-PL"/>
+        </w:rPr>
+      </w:pPr>
+    </w:p>
+    <w:p>
+      <w:pPr>
+        <w:pStyle w:val="Standard"/>
+        <w:rPr>
+          <w:rFonts w:hint="eastAsia"/>
+          <w:i/>
+          <w:iCs/>
+          <w:sz w:val="20"/>
+          <w:szCs w:val="20"/>
+          <w:lang w:val="pl-PL"/>
+        </w:rPr>
+      </w:pPr>
+    </w:p>
+    <w:p>
+      <w:pPr>
+        <w:pStyle w:val="Standard"/>
+        <w:rPr>
+          <w:rFonts w:hint="eastAsia"/>
+          <w:i/>
+          <w:iCs/>
+          <w:sz w:val="20"/>
+          <w:szCs w:val="20"/>
+          <w:lang w:val="pl-PL"/>
+        </w:rPr>
+      </w:pPr>
+    </w:p>
+    <w:p>
+      <w:pPr>
+        <w:pStyle w:val="Standard"/>
+        <w:rPr>
+          <w:rFonts w:hint="eastAsia"/>
+          <w:i/>
+          <w:iCs/>
+          <w:sz w:val="20"/>
+          <w:szCs w:val="20"/>
+          <w:lang w:val="pl-PL"/>
+        </w:rPr>
+      </w:pPr>
+    </w:p>
+    <w:p>
+      <w:pPr>
+        <w:pStyle w:val="Standard"/>
+        <w:rPr>
+          <w:rFonts w:hint="eastAsia"/>
+          <w:i/>
+          <w:iCs/>
+          <w:sz w:val="20"/>
+          <w:szCs w:val="20"/>
+          <w:lang w:val="pl-PL"/>
+        </w:rPr>
+      </w:pPr>
+    </w:p>
+    <w:p>
+      <w:pPr>
+        <w:pStyle w:val="Standard"/>
+        <w:rPr>
+          <w:rFonts w:hint="eastAsia"/>
+          <w:i/>
+          <w:iCs/>
+          <w:sz w:val="20"/>
+          <w:szCs w:val="20"/>
+          <w:lang w:val="pl-PL"/>
+        </w:rPr>
+      </w:pPr>
+    </w:p>
+    <w:p>
+      <w:pPr>
+        <w:pStyle w:val="Standard"/>
+        <w:rPr>
+          <w:rFonts w:hint="eastAsia"/>
+          <w:i/>
+          <w:iCs/>
+          <w:sz w:val="20"/>
+          <w:szCs w:val="20"/>
+          <w:lang w:val="pl-PL"/>
+        </w:rPr>
+      </w:pPr>
+    </w:p>
+    <w:p>
+      <w:pPr>
+        <w:pStyle w:val="Standard"/>
+        <w:rPr>
+          <w:rFonts w:hint="eastAsia"/>
+          <w:i/>
+          <w:iCs/>
+          <w:sz w:val="20"/>
+          <w:szCs w:val="20"/>
+          <w:lang w:val="pl-PL"/>
+        </w:rPr>
+      </w:pPr>
+    </w:p>
+    <w:p>
+      <w:pPr>
+        <w:pStyle w:val="Standard"/>
+        <w:rPr>
+          <w:rFonts w:hint="eastAsia"/>
+          <w:i/>
+          <w:iCs/>
+          <w:sz w:val="20"/>
+          <w:szCs w:val="20"/>
+          <w:lang w:val="pl-PL"/>
+        </w:rPr>
+      </w:pPr>
+    </w:p>
+    <w:p>
+      <w:pPr>
+        <w:pStyle w:val="Standard"/>
+        <w:rPr>
+          <w:rFonts w:hint="eastAsia"/>
+          <w:i/>
+          <w:iCs/>
+          <w:sz w:val="20"/>
+          <w:szCs w:val="20"/>
+          <w:lang w:val="pl-PL"/>
+        </w:rPr>
+      </w:pPr>
+    </w:p>
+    <w:p>
+      <w:pPr>
+        <w:pStyle w:val="Nagwek4"/>
+        <w:rPr>
+          <w:rFonts w:hint="eastAsia"/>
+          <w:sz w:val="21"/>
+          <w:szCs w:val="21"/>
+          <w:lang w:val="en-US"/>
+        </w:rPr>
+      </w:pPr>
+      <w:r>
+        <w:rPr>
+          <w:sz w:val="21"/>
+          <w:szCs w:val="21"/>
+          <w:lang w:val="en-US"/>
+        </w:rPr>
+        <w:t>effect – u_inventory_manager to u_game_fsm</w:t>
+      </w:r>
+    </w:p>
+    <w:tbl>
+      <w:tblPr>
+        <w:tblW w:w="9638" w:type="dxa"/>
+        <w:tblLayout w:type="fixed"/>
+        <w:tblCellMar>
+          <w:left w:w="10" w:type="dxa"/>
+          <w:right w:w="10" w:type="dxa"/>
+        </w:tblCellMar>
+        <w:tblLook w:val="04A0" w:firstRow="1" w:lastRow="0" w:firstColumn="1" w:lastColumn="0" w:noHBand="0" w:noVBand="1"/>
+      </w:tblPr>
+      <w:tblGrid>
+        <w:gridCol w:w="2500"/>
+        <w:gridCol w:w="7138"/>
+      </w:tblGrid>
+      <w:tr>
+        <w:tc>
+          <w:tcPr>
+            <w:tcW w:w="2500" w:type="dxa"/>
+            <w:tcBorders>
+              <w:top w:val="single" w:sz="2" w:space="0" w:color="000000"/>
+              <w:left w:val="single" w:sz="2" w:space="0" w:color="000000"/>
+              <w:bottom w:val="single" w:sz="2" w:space="0" w:color="000000"/>
+            </w:tcBorders>
+            <w:tcMar>
+              <w:top w:w="55" w:type="dxa"/>
+              <w:left w:w="55" w:type="dxa"/>
+              <w:bottom w:w="55" w:type="dxa"/>
+              <w:right w:w="55" w:type="dxa"/>
+            </w:tcMar>
+          </w:tcPr>
+          <w:p>
+            <w:pPr>
+              <w:pStyle w:val="TableContents"/>
+              <w:jc w:val="center"/>
+              <w:rPr>
+                <w:b/>
+                <w:bCs/>
+              </w:rPr>
+            </w:pPr>
+            <w:r>
+              <w:rPr>
+                <w:b/>
+                <w:bCs/>
+              </w:rPr>
+              <w:t>nazwa sygnału</w:t>
+            </w:r>
+          </w:p>
+        </w:tc>
+        <w:tc>
+          <w:tcPr>
+            <w:tcW w:w="7138" w:type="dxa"/>
+            <w:tcBorders>
+              <w:top w:val="single" w:sz="2" w:space="0" w:color="000000"/>
+              <w:left w:val="single" w:sz="2" w:space="0" w:color="000000"/>
+              <w:bottom w:val="single" w:sz="2" w:space="0" w:color="000000"/>
+              <w:right w:val="single" w:sz="2" w:space="0" w:color="000000"/>
+            </w:tcBorders>
+            <w:tcMar>
+              <w:top w:w="55" w:type="dxa"/>
+              <w:left w:w="55" w:type="dxa"/>
+              <w:bottom w:w="55" w:type="dxa"/>
+              <w:right w:w="55" w:type="dxa"/>
+            </w:tcMar>
+          </w:tcPr>
+          <w:p>
+            <w:pPr>
+              <w:pStyle w:val="TableContents"/>
+              <w:jc w:val="center"/>
+              <w:rPr>
+                <w:b/>
+                <w:bCs/>
+              </w:rPr>
+            </w:pPr>
+            <w:r>
+              <w:rPr>
+                <w:b/>
+                <w:bCs/>
+              </w:rPr>
+              <w:t>opis</w:t>
+            </w:r>
+          </w:p>
+        </w:tc>
+      </w:tr>
+      <w:tr>
+        <w:tc>
+          <w:tcPr>
+            <w:tcW w:w="2500" w:type="dxa"/>
+            <w:tcBorders>
+              <w:left w:val="single" w:sz="2" w:space="0" w:color="000000"/>
+              <w:bottom w:val="single" w:sz="2" w:space="0" w:color="000000"/>
+            </w:tcBorders>
+            <w:tcMar>
+              <w:top w:w="55" w:type="dxa"/>
+              <w:left w:w="55" w:type="dxa"/>
+              <w:bottom w:w="55" w:type="dxa"/>
+              <w:right w:w="55" w:type="dxa"/>
+            </w:tcMar>
+          </w:tcPr>
+          <w:p>
+            <w:pPr>
+              <w:pStyle w:val="TableContents"/>
+              <w:jc w:val="center"/>
+            </w:pPr>
+            <w:r>
+              <w:t>e</w:t>
+            </w:r>
+            <w:r>
+              <w:t>ffect_heal_sig</w:t>
+            </w:r>
+          </w:p>
+        </w:tc>
+        <w:tc>
+          <w:tcPr>
+            <w:tcW w:w="7138" w:type="dxa"/>
+            <w:tcBorders>
+              <w:left w:val="single" w:sz="2" w:space="0" w:color="000000"/>
+              <w:bottom w:val="single" w:sz="2" w:space="0" w:color="000000"/>
+              <w:right w:val="single" w:sz="2" w:space="0" w:color="000000"/>
+            </w:tcBorders>
+            <w:tcMar>
+              <w:top w:w="55" w:type="dxa"/>
+              <w:left w:w="55" w:type="dxa"/>
+              <w:bottom w:w="55" w:type="dxa"/>
+              <w:right w:w="55" w:type="dxa"/>
+            </w:tcMar>
+          </w:tcPr>
+          <w:p>
+            <w:pPr>
+              <w:pStyle w:val="TableContents"/>
+              <w:jc w:val="center"/>
+            </w:pPr>
+            <w:r>
+              <w:t>Impuls aktywacji karty leczenia (dodanie 1 HP)</w:t>
+            </w:r>
+          </w:p>
+        </w:tc>
+      </w:tr>
+      <w:tr>
+        <w:tc>
+          <w:tcPr>
+            <w:tcW w:w="2500" w:type="dxa"/>
+            <w:tcBorders>
+              <w:top w:val="single" w:sz="2" w:space="0" w:color="000000"/>
+              <w:left w:val="single" w:sz="2" w:space="0" w:color="000000"/>
+              <w:bottom w:val="single" w:sz="4" w:space="0" w:color="auto"/>
+            </w:tcBorders>
+            <w:tcMar>
+              <w:top w:w="55" w:type="dxa"/>
+              <w:left w:w="55" w:type="dxa"/>
+              <w:bottom w:w="55" w:type="dxa"/>
+              <w:right w:w="55" w:type="dxa"/>
+            </w:tcMar>
+          </w:tcPr>
+          <w:p>
+            <w:pPr>
+              <w:pStyle w:val="TableContents"/>
+              <w:jc w:val="center"/>
+            </w:pPr>
+            <w:r>
+              <w:t>e</w:t>
+            </w:r>
+            <w:r>
+              <w:t>ffect_double_dmg_sig</w:t>
+            </w:r>
+          </w:p>
+        </w:tc>
+        <w:tc>
+          <w:tcPr>
+            <w:tcW w:w="7138" w:type="dxa"/>
+            <w:tcBorders>
+              <w:top w:val="single" w:sz="2" w:space="0" w:color="000000"/>
+              <w:left w:val="single" w:sz="2" w:space="0" w:color="000000"/>
+              <w:bottom w:val="single" w:sz="4" w:space="0" w:color="auto"/>
+              <w:right w:val="single" w:sz="2" w:space="0" w:color="000000"/>
+            </w:tcBorders>
+            <w:tcMar>
+              <w:top w:w="55" w:type="dxa"/>
+              <w:left w:w="55" w:type="dxa"/>
+              <w:bottom w:w="55" w:type="dxa"/>
+              <w:right w:w="55" w:type="dxa"/>
+            </w:tcMar>
+          </w:tcPr>
+          <w:p>
+            <w:pPr>
+              <w:pStyle w:val="TableContents"/>
+              <w:jc w:val="center"/>
+            </w:pPr>
+            <w:r>
+              <w:t>Impuls aktywacji karty podwójnych obrażeni (podwójne obrażenia w bieżącym strzale)</w:t>
+            </w:r>
+          </w:p>
+        </w:tc>
+      </w:tr>
+      <w:tr>
+        <w:tc>
+          <w:tcPr>
+            <w:tcW w:w="2500" w:type="dxa"/>
+            <w:tcBorders>
+              <w:top w:val="single" w:sz="4" w:space="0" w:color="auto"/>
+              <w:left w:val="single" w:sz="2" w:space="0" w:color="000000"/>
+              <w:bottom w:val="single" w:sz="4" w:space="0" w:color="auto"/>
+            </w:tcBorders>
+            <w:tcMar>
+              <w:top w:w="55" w:type="dxa"/>
+              <w:left w:w="55" w:type="dxa"/>
+              <w:bottom w:w="55" w:type="dxa"/>
+              <w:right w:w="55" w:type="dxa"/>
+            </w:tcMar>
+          </w:tcPr>
+          <w:p>
+            <w:pPr>
+              <w:pStyle w:val="TableContents"/>
+              <w:jc w:val="center"/>
+            </w:pPr>
+            <w:r>
+              <w:t>e</w:t>
+            </w:r>
+            <w:r>
+              <w:t>ffect_lock_sig</w:t>
+            </w:r>
+          </w:p>
+        </w:tc>
+        <w:tc>
+          <w:tcPr>
+            <w:tcW w:w="7138" w:type="dxa"/>
+            <w:tcBorders>
+              <w:top w:val="single" w:sz="4" w:space="0" w:color="auto"/>
+              <w:left w:val="single" w:sz="2" w:space="0" w:color="000000"/>
+              <w:bottom w:val="single" w:sz="4" w:space="0" w:color="auto"/>
+              <w:right w:val="single" w:sz="2" w:space="0" w:color="000000"/>
+            </w:tcBorders>
+            <w:tcMar>
+              <w:top w:w="55" w:type="dxa"/>
+              <w:left w:w="55" w:type="dxa"/>
+              <w:bottom w:w="55" w:type="dxa"/>
+              <w:right w:w="55" w:type="dxa"/>
+            </w:tcMar>
+          </w:tcPr>
+          <w:p>
+            <w:pPr>
+              <w:pStyle w:val="TableContents"/>
+              <w:jc w:val="center"/>
+            </w:pPr>
+            <w:r>
+              <w:t>Impuls aktywacji karty kajdanek (zablokowanie następnej tury przeciwnika)</w:t>
+            </w:r>
+          </w:p>
+        </w:tc>
+      </w:tr>
+      <w:tr>
+        <w:tc>
+          <w:tcPr>
+            <w:tcW w:w="2500" w:type="dxa"/>
+            <w:tcBorders>
+              <w:top w:val="single" w:sz="4" w:space="0" w:color="auto"/>
+              <w:left w:val="single" w:sz="2" w:space="0" w:color="000000"/>
+              <w:bottom w:val="single" w:sz="4" w:space="0" w:color="auto"/>
+            </w:tcBorders>
+            <w:tcMar>
+              <w:top w:w="55" w:type="dxa"/>
+              <w:left w:w="55" w:type="dxa"/>
+              <w:bottom w:w="55" w:type="dxa"/>
+              <w:right w:w="55" w:type="dxa"/>
+            </w:tcMar>
+          </w:tcPr>
+          <w:p>
+            <w:pPr>
+              <w:pStyle w:val="TableContents"/>
+              <w:jc w:val="center"/>
+            </w:pPr>
+            <w:r>
+              <w:t>effect_peek_sig</w:t>
+            </w:r>
+          </w:p>
+        </w:tc>
+        <w:tc>
+          <w:tcPr>
+            <w:tcW w:w="7138" w:type="dxa"/>
+            <w:tcBorders>
+              <w:top w:val="single" w:sz="4" w:space="0" w:color="auto"/>
+              <w:left w:val="single" w:sz="2" w:space="0" w:color="000000"/>
+              <w:bottom w:val="single" w:sz="4" w:space="0" w:color="auto"/>
+              <w:right w:val="single" w:sz="2" w:space="0" w:color="000000"/>
+            </w:tcBorders>
+            <w:tcMar>
+              <w:top w:w="55" w:type="dxa"/>
+              <w:left w:w="55" w:type="dxa"/>
+              <w:bottom w:w="55" w:type="dxa"/>
+              <w:right w:w="55" w:type="dxa"/>
+            </w:tcMar>
+          </w:tcPr>
+          <w:p>
+            <w:pPr>
+              <w:pStyle w:val="TableContents"/>
+              <w:jc w:val="center"/>
+            </w:pPr>
+            <w:r>
+              <w:t>Impuls aktywacji karty lupy (podgląd naboju w komorze)</w:t>
+            </w:r>
+          </w:p>
+        </w:tc>
+      </w:tr>
+      <w:tr>
+        <w:tc>
+          <w:tcPr>
+            <w:tcW w:w="2500" w:type="dxa"/>
+            <w:tcBorders>
+              <w:top w:val="single" w:sz="4" w:space="0" w:color="auto"/>
+              <w:left w:val="single" w:sz="2" w:space="0" w:color="000000"/>
+              <w:bottom w:val="single" w:sz="2" w:space="0" w:color="000000"/>
+            </w:tcBorders>
+            <w:tcMar>
+              <w:top w:w="55" w:type="dxa"/>
+              <w:left w:w="55" w:type="dxa"/>
+              <w:bottom w:w="55" w:type="dxa"/>
+              <w:right w:w="55" w:type="dxa"/>
+            </w:tcMar>
+          </w:tcPr>
+          <w:p>
+            <w:pPr>
+              <w:pStyle w:val="TableContents"/>
+              <w:jc w:val="center"/>
+            </w:pPr>
+            <w:r>
+              <w:lastRenderedPageBreak/>
+              <w:t>effect_eject_sig</w:t>
+            </w:r>
+          </w:p>
+        </w:tc>
+        <w:tc>
+          <w:tcPr>
+            <w:tcW w:w="7138" w:type="dxa"/>
+            <w:tcBorders>
+              <w:top w:val="single" w:sz="4" w:space="0" w:color="auto"/>
+              <w:left w:val="single" w:sz="2" w:space="0" w:color="000000"/>
+              <w:bottom w:val="single" w:sz="2" w:space="0" w:color="000000"/>
+              <w:right w:val="single" w:sz="2" w:space="0" w:color="000000"/>
+            </w:tcBorders>
+            <w:tcMar>
+              <w:top w:w="55" w:type="dxa"/>
+              <w:left w:w="55" w:type="dxa"/>
+              <w:bottom w:w="55" w:type="dxa"/>
+              <w:right w:w="55" w:type="dxa"/>
+            </w:tcMar>
+          </w:tcPr>
+          <w:p>
+            <w:pPr>
+              <w:pStyle w:val="TableContents"/>
+              <w:jc w:val="center"/>
+            </w:pPr>
+            <w:r>
+              <w:t>Impuls aktywacji karty wyrzutu naboju (odrzucenie naboju z komory)</w:t>
+            </w:r>
+          </w:p>
+        </w:tc>
+      </w:tr>
+    </w:tbl>
+    <w:p>
+      <w:pPr>
+        <w:pStyle w:val="Standard"/>
+        <w:rPr>
+          <w:rFonts w:hint="eastAsia"/>
+          <w:i/>
+          <w:iCs/>
+          <w:sz w:val="20"/>
+          <w:szCs w:val="20"/>
+          <w:lang w:val="pl-PL"/>
+        </w:rPr>
+      </w:pPr>
+    </w:p>
+    <w:p>
+      <w:pPr>
+        <w:pStyle w:val="Standard"/>
+        <w:rPr>
+          <w:rFonts w:hint="eastAsia"/>
+          <w:i/>
+          <w:iCs/>
+          <w:sz w:val="20"/>
+          <w:szCs w:val="20"/>
+          <w:lang w:val="pl-PL"/>
+        </w:rPr>
+      </w:pPr>
+    </w:p>
+    <w:p>
+      <w:pPr>
+        <w:pStyle w:val="Standard"/>
+        <w:rPr>
+          <w:rFonts w:hint="eastAsia"/>
+          <w:i/>
+          <w:iCs/>
+          <w:sz w:val="20"/>
+          <w:szCs w:val="20"/>
+          <w:lang w:val="pl-PL"/>
+        </w:rPr>
+      </w:pPr>
+    </w:p>
+    <w:p>
+      <w:pPr>
+        <w:pStyle w:val="Nagwek4"/>
+        <w:rPr>
+          <w:rFonts w:hint="eastAsia"/>
+          <w:sz w:val="21"/>
+          <w:szCs w:val="21"/>
+          <w:lang w:val="en-US"/>
+        </w:rPr>
+      </w:pPr>
+      <w:r>
+        <w:rPr>
+          <w:sz w:val="21"/>
+          <w:szCs w:val="21"/>
+          <w:lang w:val="en-US"/>
+        </w:rPr>
+        <w:t>local – u_game_fsm to u_game_comm</w:t>
+      </w:r>
+    </w:p>
+    <w:tbl>
+      <w:tblPr>
+        <w:tblW w:w="9638" w:type="dxa"/>
+        <w:tblLayout w:type="fixed"/>
+        <w:tblCellMar>
+          <w:left w:w="10" w:type="dxa"/>
+          <w:right w:w="10" w:type="dxa"/>
+        </w:tblCellMar>
+        <w:tblLook w:val="04A0" w:firstRow="1" w:lastRow="0" w:firstColumn="1" w:lastColumn="0" w:noHBand="0" w:noVBand="1"/>
+      </w:tblPr>
+      <w:tblGrid>
+        <w:gridCol w:w="2500"/>
+        <w:gridCol w:w="7138"/>
+      </w:tblGrid>
+      <w:tr>
+        <w:tc>
+          <w:tcPr>
+            <w:tcW w:w="2500" w:type="dxa"/>
+            <w:tcBorders>
+              <w:top w:val="single" w:sz="2" w:space="0" w:color="000000"/>
+              <w:left w:val="single" w:sz="2" w:space="0" w:color="000000"/>
+              <w:bottom w:val="single" w:sz="2" w:space="0" w:color="000000"/>
+            </w:tcBorders>
+            <w:tcMar>
+              <w:top w:w="55" w:type="dxa"/>
+              <w:left w:w="55" w:type="dxa"/>
+              <w:bottom w:w="55" w:type="dxa"/>
+              <w:right w:w="55" w:type="dxa"/>
+            </w:tcMar>
+          </w:tcPr>
+          <w:p>
+            <w:pPr>
+              <w:pStyle w:val="TableContents"/>
+              <w:jc w:val="center"/>
+              <w:rPr>
+                <w:b/>
+                <w:bCs/>
+              </w:rPr>
+            </w:pPr>
+            <w:r>
+              <w:rPr>
+                <w:b/>
+                <w:bCs/>
+              </w:rPr>
+              <w:t>nazwa sygnału</w:t>
+            </w:r>
+          </w:p>
+        </w:tc>
+        <w:tc>
+          <w:tcPr>
+            <w:tcW w:w="7138" w:type="dxa"/>
+            <w:tcBorders>
+              <w:top w:val="single" w:sz="2" w:space="0" w:color="000000"/>
+              <w:left w:val="single" w:sz="2" w:space="0" w:color="000000"/>
+              <w:bottom w:val="single" w:sz="2" w:space="0" w:color="000000"/>
+              <w:right w:val="single" w:sz="2" w:space="0" w:color="000000"/>
+            </w:tcBorders>
+            <w:tcMar>
+              <w:top w:w="55" w:type="dxa"/>
+              <w:left w:w="55" w:type="dxa"/>
+              <w:bottom w:w="55" w:type="dxa"/>
+              <w:right w:w="55" w:type="dxa"/>
+            </w:tcMar>
+          </w:tcPr>
+          <w:p>
+            <w:pPr>
+              <w:pStyle w:val="TableContents"/>
+              <w:jc w:val="center"/>
+              <w:rPr>
+                <w:b/>
+                <w:bCs/>
+              </w:rPr>
+            </w:pPr>
+            <w:r>
+              <w:rPr>
+                <w:b/>
+                <w:bCs/>
+              </w:rPr>
+              <w:t>opis</w:t>
+            </w:r>
+          </w:p>
+        </w:tc>
+      </w:tr>
+      <w:tr>
+        <w:tc>
+          <w:tcPr>
+            <w:tcW w:w="2500" w:type="dxa"/>
+            <w:tcBorders>
+              <w:left w:val="single" w:sz="2" w:space="0" w:color="000000"/>
+              <w:bottom w:val="single" w:sz="2" w:space="0" w:color="000000"/>
+            </w:tcBorders>
+            <w:tcMar>
+              <w:top w:w="55" w:type="dxa"/>
+              <w:left w:w="55" w:type="dxa"/>
+              <w:bottom w:w="55" w:type="dxa"/>
+              <w:right w:w="55" w:type="dxa"/>
+            </w:tcMar>
+          </w:tcPr>
+          <w:p>
+            <w:pPr>
+              <w:pStyle w:val="TableContents"/>
+              <w:jc w:val="center"/>
+            </w:pPr>
+            <w:r>
+              <w:t>l</w:t>
+            </w:r>
+            <w:r>
+              <w:t>ocal_start_sig</w:t>
+            </w:r>
+          </w:p>
+        </w:tc>
+        <w:tc>
+          <w:tcPr>
+            <w:tcW w:w="7138" w:type="dxa"/>
+            <w:tcBorders>
+              <w:left w:val="single" w:sz="2" w:space="0" w:color="000000"/>
+              <w:bottom w:val="single" w:sz="2" w:space="0" w:color="000000"/>
+              <w:right w:val="single" w:sz="2" w:space="0" w:color="000000"/>
+            </w:tcBorders>
+            <w:tcMar>
+              <w:top w:w="55" w:type="dxa"/>
+              <w:left w:w="55" w:type="dxa"/>
+              <w:bottom w:w="55" w:type="dxa"/>
+              <w:right w:w="55" w:type="dxa"/>
+            </w:tcMar>
+          </w:tcPr>
+          <w:p>
+            <w:pPr>
+              <w:pStyle w:val="TableContents"/>
+              <w:jc w:val="center"/>
+            </w:pPr>
+            <w:r>
+              <w:t>Sygnał naciśnięcia przycisku Start w menu przez gracza lokalnego</w:t>
+            </w:r>
+          </w:p>
+        </w:tc>
+      </w:tr>
+      <w:tr>
+        <w:tc>
+          <w:tcPr>
+            <w:tcW w:w="2500" w:type="dxa"/>
+            <w:tcBorders>
+              <w:top w:val="single" w:sz="2" w:space="0" w:color="000000"/>
+              <w:left w:val="single" w:sz="2" w:space="0" w:color="000000"/>
+              <w:bottom w:val="single" w:sz="4" w:space="0" w:color="auto"/>
+            </w:tcBorders>
+            <w:tcMar>
+              <w:top w:w="55" w:type="dxa"/>
+              <w:left w:w="55" w:type="dxa"/>
+              <w:bottom w:w="55" w:type="dxa"/>
+              <w:right w:w="55" w:type="dxa"/>
+            </w:tcMar>
+          </w:tcPr>
+          <w:p>
+            <w:pPr>
+              <w:pStyle w:val="TableContents"/>
+              <w:jc w:val="center"/>
+            </w:pPr>
+            <w:r>
+              <w:t>v</w:t>
+            </w:r>
+            <w:r>
+              <w:t>alid_shoot</w:t>
+            </w:r>
+          </w:p>
+        </w:tc>
+        <w:tc>
+          <w:tcPr>
+            <w:tcW w:w="7138" w:type="dxa"/>
+            <w:tcBorders>
+              <w:top w:val="single" w:sz="2" w:space="0" w:color="000000"/>
+              <w:left w:val="single" w:sz="2" w:space="0" w:color="000000"/>
+              <w:bottom w:val="single" w:sz="4" w:space="0" w:color="auto"/>
+              <w:right w:val="single" w:sz="2" w:space="0" w:color="000000"/>
+            </w:tcBorders>
+            <w:tcMar>
+              <w:top w:w="55" w:type="dxa"/>
+              <w:left w:w="55" w:type="dxa"/>
+              <w:bottom w:w="55" w:type="dxa"/>
+              <w:right w:w="55" w:type="dxa"/>
+            </w:tcMar>
+          </w:tcPr>
+          <w:p>
+            <w:pPr>
+              <w:pStyle w:val="TableContents"/>
+              <w:jc w:val="center"/>
+            </w:pPr>
+            <w:r>
+              <w:t>Impuls wykonania strzału przez gracza lokalnego</w:t>
+            </w:r>
+          </w:p>
+        </w:tc>
+      </w:tr>
+      <w:tr>
+        <w:tc>
+          <w:tcPr>
+            <w:tcW w:w="2500" w:type="dxa"/>
+            <w:tcBorders>
+              <w:top w:val="single" w:sz="4" w:space="0" w:color="auto"/>
+              <w:left w:val="single" w:sz="2" w:space="0" w:color="000000"/>
+              <w:bottom w:val="single" w:sz="4" w:space="0" w:color="auto"/>
+            </w:tcBorders>
+            <w:tcMar>
+              <w:top w:w="55" w:type="dxa"/>
+              <w:left w:w="55" w:type="dxa"/>
+              <w:bottom w:w="55" w:type="dxa"/>
+              <w:right w:w="55" w:type="dxa"/>
+            </w:tcMar>
+          </w:tcPr>
+          <w:p>
+            <w:pPr>
+              <w:pStyle w:val="TableContents"/>
+              <w:jc w:val="center"/>
+            </w:pPr>
+            <w:r>
+              <w:t>t</w:t>
+            </w:r>
+            <w:r>
+              <w:t>arget_is_self</w:t>
+            </w:r>
+          </w:p>
+        </w:tc>
+        <w:tc>
+          <w:tcPr>
+            <w:tcW w:w="7138" w:type="dxa"/>
+            <w:tcBorders>
+              <w:top w:val="single" w:sz="4" w:space="0" w:color="auto"/>
+              <w:left w:val="single" w:sz="2" w:space="0" w:color="000000"/>
+              <w:bottom w:val="single" w:sz="4" w:space="0" w:color="auto"/>
+              <w:right w:val="single" w:sz="2" w:space="0" w:color="000000"/>
+            </w:tcBorders>
+            <w:tcMar>
+              <w:top w:w="55" w:type="dxa"/>
+              <w:left w:w="55" w:type="dxa"/>
+              <w:bottom w:w="55" w:type="dxa"/>
+              <w:right w:w="55" w:type="dxa"/>
+            </w:tcMar>
+          </w:tcPr>
+          <w:p>
+            <w:pPr>
+              <w:pStyle w:val="TableContents"/>
+              <w:jc w:val="center"/>
+            </w:pPr>
+            <w:r>
+              <w:t>Informacja czy strzał lokalny był skierowany w siebie, czy w przeciwnika</w:t>
+            </w:r>
+          </w:p>
+        </w:tc>
+      </w:tr>
+      <w:tr>
+        <w:tc>
+          <w:tcPr>
+            <w:tcW w:w="2500" w:type="dxa"/>
+            <w:tcBorders>
+              <w:top w:val="single" w:sz="4" w:space="0" w:color="auto"/>
+              <w:left w:val="single" w:sz="2" w:space="0" w:color="000000"/>
+              <w:bottom w:val="single" w:sz="4" w:space="0" w:color="auto"/>
+            </w:tcBorders>
+            <w:tcMar>
+              <w:top w:w="55" w:type="dxa"/>
+              <w:left w:w="55" w:type="dxa"/>
+              <w:bottom w:w="55" w:type="dxa"/>
+              <w:right w:w="55" w:type="dxa"/>
+            </w:tcMar>
+          </w:tcPr>
+          <w:p>
+            <w:pPr>
+              <w:pStyle w:val="TableContents"/>
+              <w:jc w:val="center"/>
+            </w:pPr>
+            <w:r>
+              <w:t>m</w:t>
+            </w:r>
+            <w:r>
+              <w:t>ag_bullet_loaded</w:t>
+            </w:r>
+          </w:p>
+        </w:tc>
+        <w:tc>
+          <w:tcPr>
+            <w:tcW w:w="7138" w:type="dxa"/>
+            <w:tcBorders>
+              <w:top w:val="single" w:sz="4" w:space="0" w:color="auto"/>
+              <w:left w:val="single" w:sz="2" w:space="0" w:color="000000"/>
+              <w:bottom w:val="single" w:sz="4" w:space="0" w:color="auto"/>
+              <w:right w:val="single" w:sz="2" w:space="0" w:color="000000"/>
+            </w:tcBorders>
+            <w:tcMar>
+              <w:top w:w="55" w:type="dxa"/>
+              <w:left w:w="55" w:type="dxa"/>
+              <w:bottom w:w="55" w:type="dxa"/>
+              <w:right w:w="55" w:type="dxa"/>
+            </w:tcMar>
+          </w:tcPr>
+          <w:p>
+            <w:pPr>
+              <w:pStyle w:val="TableContents"/>
+              <w:jc w:val="center"/>
+            </w:pPr>
+            <w:r>
+              <w:t>Typ wystrzelonego naboju (przekazywany do weryfikacji)</w:t>
+            </w:r>
+          </w:p>
+        </w:tc>
+      </w:tr>
+      <w:tr>
+        <w:tc>
+          <w:tcPr>
+            <w:tcW w:w="2500" w:type="dxa"/>
+            <w:tcBorders>
+              <w:top w:val="single" w:sz="4" w:space="0" w:color="auto"/>
+              <w:left w:val="single" w:sz="2" w:space="0" w:color="000000"/>
+              <w:bottom w:val="single" w:sz="4" w:space="0" w:color="auto"/>
+            </w:tcBorders>
+            <w:tcMar>
+              <w:top w:w="55" w:type="dxa"/>
+              <w:left w:w="55" w:type="dxa"/>
+              <w:bottom w:w="55" w:type="dxa"/>
+              <w:right w:w="55" w:type="dxa"/>
+            </w:tcMar>
+          </w:tcPr>
+          <w:p>
+            <w:pPr>
+              <w:pStyle w:val="TableContents"/>
+              <w:jc w:val="center"/>
+            </w:pPr>
+            <w:r>
+              <w:t>e</w:t>
+            </w:r>
+            <w:r>
+              <w:t>ffect_heal_sig</w:t>
+            </w:r>
+          </w:p>
+        </w:tc>
+        <w:tc>
+          <w:tcPr>
+            <w:tcW w:w="7138" w:type="dxa"/>
+            <w:tcBorders>
+              <w:top w:val="single" w:sz="4" w:space="0" w:color="auto"/>
+              <w:left w:val="single" w:sz="2" w:space="0" w:color="000000"/>
+              <w:bottom w:val="single" w:sz="4" w:space="0" w:color="auto"/>
+              <w:right w:val="single" w:sz="2" w:space="0" w:color="000000"/>
+            </w:tcBorders>
+            <w:tcMar>
+              <w:top w:w="55" w:type="dxa"/>
+              <w:left w:w="55" w:type="dxa"/>
+              <w:bottom w:w="55" w:type="dxa"/>
+              <w:right w:w="55" w:type="dxa"/>
+            </w:tcMar>
+          </w:tcPr>
+          <w:p>
+            <w:pPr>
+              <w:pStyle w:val="TableContents"/>
+              <w:jc w:val="center"/>
+            </w:pPr>
+            <w:r>
+              <w:t>Informacja o użyciu karty leczenia przez gracza lokalnego</w:t>
+            </w:r>
+          </w:p>
+        </w:tc>
+      </w:tr>
+      <w:tr>
+        <w:tc>
+          <w:tcPr>
+            <w:tcW w:w="2500" w:type="dxa"/>
+            <w:tcBorders>
+              <w:top w:val="single" w:sz="4" w:space="0" w:color="auto"/>
+              <w:left w:val="single" w:sz="2" w:space="0" w:color="000000"/>
+              <w:bottom w:val="single" w:sz="4" w:space="0" w:color="auto"/>
+            </w:tcBorders>
+            <w:tcMar>
+              <w:top w:w="55" w:type="dxa"/>
+              <w:left w:w="55" w:type="dxa"/>
+              <w:bottom w:w="55" w:type="dxa"/>
+              <w:right w:w="55" w:type="dxa"/>
+            </w:tcMar>
+          </w:tcPr>
+          <w:p>
+            <w:pPr>
+              <w:pStyle w:val="TableContents"/>
+              <w:jc w:val="center"/>
+            </w:pPr>
+            <w:r>
+              <w:t>e</w:t>
+            </w:r>
+            <w:r>
+              <w:t>ffect_double_dmg_sig</w:t>
+            </w:r>
+          </w:p>
+        </w:tc>
+        <w:tc>
+          <w:tcPr>
+            <w:tcW w:w="7138" w:type="dxa"/>
+            <w:tcBorders>
+              <w:top w:val="single" w:sz="4" w:space="0" w:color="auto"/>
+              <w:left w:val="single" w:sz="2" w:space="0" w:color="000000"/>
+              <w:bottom w:val="single" w:sz="4" w:space="0" w:color="auto"/>
+              <w:right w:val="single" w:sz="2" w:space="0" w:color="000000"/>
+            </w:tcBorders>
+            <w:tcMar>
+              <w:top w:w="55" w:type="dxa"/>
+              <w:left w:w="55" w:type="dxa"/>
+              <w:bottom w:w="55" w:type="dxa"/>
+              <w:right w:w="55" w:type="dxa"/>
+            </w:tcMar>
+          </w:tcPr>
+          <w:p>
+            <w:pPr>
+              <w:pStyle w:val="TableContents"/>
+              <w:jc w:val="center"/>
+            </w:pPr>
+            <w:r>
+              <w:t xml:space="preserve">Informacja o użyciu podwójnych </w:t>
+            </w:r>
+            <w:r>
+              <w:t>obrażeń</w:t>
+            </w:r>
+            <w:r>
+              <w:t xml:space="preserve"> przez gracza lokalnego</w:t>
+            </w:r>
+          </w:p>
+        </w:tc>
+      </w:tr>
+      <w:tr>
+        <w:tc>
+          <w:tcPr>
+            <w:tcW w:w="2500" w:type="dxa"/>
+            <w:tcBorders>
+              <w:top w:val="single" w:sz="4" w:space="0" w:color="auto"/>
+              <w:left w:val="single" w:sz="2" w:space="0" w:color="000000"/>
+              <w:bottom w:val="single" w:sz="4" w:space="0" w:color="auto"/>
+            </w:tcBorders>
+            <w:tcMar>
+              <w:top w:w="55" w:type="dxa"/>
+              <w:left w:w="55" w:type="dxa"/>
+              <w:bottom w:w="55" w:type="dxa"/>
+              <w:right w:w="55" w:type="dxa"/>
+            </w:tcMar>
+          </w:tcPr>
+          <w:p>
+            <w:pPr>
+              <w:pStyle w:val="TableContents"/>
+              <w:jc w:val="center"/>
+            </w:pPr>
+            <w:r>
+              <w:t>e</w:t>
+            </w:r>
+            <w:r>
+              <w:t>ffect_lock_sig</w:t>
+            </w:r>
+          </w:p>
+        </w:tc>
+        <w:tc>
+          <w:tcPr>
+            <w:tcW w:w="7138" w:type="dxa"/>
+            <w:tcBorders>
+              <w:top w:val="single" w:sz="4" w:space="0" w:color="auto"/>
+              <w:left w:val="single" w:sz="2" w:space="0" w:color="000000"/>
+              <w:bottom w:val="single" w:sz="4" w:space="0" w:color="auto"/>
+              <w:right w:val="single" w:sz="2" w:space="0" w:color="000000"/>
+            </w:tcBorders>
+            <w:tcMar>
+              <w:top w:w="55" w:type="dxa"/>
+              <w:left w:w="55" w:type="dxa"/>
+              <w:bottom w:w="55" w:type="dxa"/>
+              <w:right w:w="55" w:type="dxa"/>
+            </w:tcMar>
+          </w:tcPr>
+          <w:p>
+            <w:pPr>
+              <w:pStyle w:val="TableContents"/>
+              <w:jc w:val="center"/>
+            </w:pPr>
+            <w:r>
+              <w:t>Informacja o skuciu przeciwnika kajdankami</w:t>
+            </w:r>
+          </w:p>
+        </w:tc>
+      </w:tr>
+      <w:tr>
+        <w:tc>
+          <w:tcPr>
+            <w:tcW w:w="2500" w:type="dxa"/>
+            <w:tcBorders>
+              <w:top w:val="single" w:sz="4" w:space="0" w:color="auto"/>
+              <w:left w:val="single" w:sz="2" w:space="0" w:color="000000"/>
+              <w:bottom w:val="single" w:sz="2" w:space="0" w:color="000000"/>
+            </w:tcBorders>
+            <w:tcMar>
+              <w:top w:w="55" w:type="dxa"/>
+              <w:left w:w="55" w:type="dxa"/>
+              <w:bottom w:w="55" w:type="dxa"/>
+              <w:right w:w="55" w:type="dxa"/>
+            </w:tcMar>
+          </w:tcPr>
+          <w:p>
+            <w:pPr>
+              <w:pStyle w:val="TableContents"/>
+              <w:jc w:val="center"/>
+            </w:pPr>
+            <w:r>
+              <w:t>local_random_seed_sig[4:0]</w:t>
+            </w:r>
+          </w:p>
+        </w:tc>
+        <w:tc>
+          <w:tcPr>
+            <w:tcW w:w="7138" w:type="dxa"/>
+            <w:tcBorders>
+              <w:top w:val="single" w:sz="4" w:space="0" w:color="auto"/>
+              <w:left w:val="single" w:sz="2" w:space="0" w:color="000000"/>
+              <w:bottom w:val="single" w:sz="2" w:space="0" w:color="000000"/>
+              <w:right w:val="single" w:sz="2" w:space="0" w:color="000000"/>
+            </w:tcBorders>
+            <w:tcMar>
+              <w:top w:w="55" w:type="dxa"/>
+              <w:left w:w="55" w:type="dxa"/>
+              <w:bottom w:w="55" w:type="dxa"/>
+              <w:right w:w="55" w:type="dxa"/>
+            </w:tcMar>
+          </w:tcPr>
+          <w:p>
+            <w:pPr>
+              <w:pStyle w:val="TableContents"/>
+              <w:jc w:val="center"/>
+            </w:pPr>
+            <w:r>
+              <w:t>Wygenerowane lokalnie ziarno losowe do synchronizacji gier</w:t>
+            </w:r>
+          </w:p>
+        </w:tc>
+      </w:tr>
+    </w:tbl>
+    <w:p>
+      <w:pPr>
+        <w:pStyle w:val="Standard"/>
+        <w:rPr>
+          <w:rFonts w:hint="eastAsia"/>
+          <w:i/>
+          <w:iCs/>
+          <w:sz w:val="20"/>
+          <w:szCs w:val="20"/>
+          <w:lang w:val="pl-PL"/>
+        </w:rPr>
+      </w:pPr>
+    </w:p>
+    <w:p>
+      <w:pPr>
+        <w:pStyle w:val="Standard"/>
+        <w:rPr>
+          <w:rFonts w:hint="eastAsia"/>
+          <w:i/>
+          <w:iCs/>
+          <w:sz w:val="20"/>
+          <w:szCs w:val="20"/>
+          <w:lang w:val="pl-PL"/>
+        </w:rPr>
+      </w:pPr>
+    </w:p>
+    <w:p>
+      <w:pPr>
+        <w:pStyle w:val="Standard"/>
+        <w:rPr>
+          <w:rFonts w:hint="eastAsia"/>
+          <w:i/>
+          <w:iCs/>
+          <w:sz w:val="20"/>
+          <w:szCs w:val="20"/>
+          <w:lang w:val="pl-PL"/>
+        </w:rPr>
+      </w:pPr>
+    </w:p>
+    <w:p>
+      <w:pPr>
+        <w:pStyle w:val="Nagwek4"/>
+        <w:rPr>
+          <w:rFonts w:hint="eastAsia"/>
+          <w:sz w:val="21"/>
+          <w:szCs w:val="21"/>
+          <w:lang w:val="en-US"/>
+        </w:rPr>
+      </w:pPr>
+      <w:r>
+        <w:rPr>
+          <w:sz w:val="21"/>
+          <w:szCs w:val="21"/>
+          <w:lang w:val="en-US"/>
+        </w:rPr>
+        <w:t>remote – u_game_comm t</w:t>
+      </w:r>
+      <w:r>
+        <w:rPr>
+          <w:sz w:val="21"/>
+          <w:szCs w:val="21"/>
+          <w:lang w:val="en-US"/>
+        </w:rPr>
+        <w:t>o u_game_fsm</w:t>
+      </w:r>
+    </w:p>
+    <w:tbl>
+      <w:tblPr>
+        <w:tblW w:w="9638" w:type="dxa"/>
+        <w:tblLayout w:type="fixed"/>
+        <w:tblCellMar>
+          <w:left w:w="10" w:type="dxa"/>
+          <w:right w:w="10" w:type="dxa"/>
+        </w:tblCellMar>
+        <w:tblLook w:val="04A0" w:firstRow="1" w:lastRow="0" w:firstColumn="1" w:lastColumn="0" w:noHBand="0" w:noVBand="1"/>
+      </w:tblPr>
+      <w:tblGrid>
+        <w:gridCol w:w="2549"/>
+        <w:gridCol w:w="7089"/>
+      </w:tblGrid>
+      <w:tr>
+        <w:tc>
+          <w:tcPr>
+            <w:tcW w:w="2549" w:type="dxa"/>
+            <w:tcBorders>
+              <w:top w:val="single" w:sz="2" w:space="0" w:color="000000"/>
+              <w:left w:val="single" w:sz="2" w:space="0" w:color="000000"/>
+              <w:bottom w:val="single" w:sz="2" w:space="0" w:color="000000"/>
+            </w:tcBorders>
+            <w:tcMar>
+              <w:top w:w="55" w:type="dxa"/>
+              <w:left w:w="55" w:type="dxa"/>
+              <w:bottom w:w="55" w:type="dxa"/>
+              <w:right w:w="55" w:type="dxa"/>
+            </w:tcMar>
+          </w:tcPr>
+          <w:p>
+            <w:pPr>
+              <w:pStyle w:val="TableContents"/>
+              <w:jc w:val="center"/>
+              <w:rPr>
+                <w:b/>
+                <w:bCs/>
+              </w:rPr>
+            </w:pPr>
+            <w:r>
+              <w:rPr>
+                <w:b/>
+                <w:bCs/>
+              </w:rPr>
+              <w:t>nazwa sygnału</w:t>
+            </w:r>
+          </w:p>
+        </w:tc>
+        <w:tc>
+          <w:tcPr>
+            <w:tcW w:w="7089" w:type="dxa"/>
+            <w:tcBorders>
+              <w:top w:val="single" w:sz="2" w:space="0" w:color="000000"/>
+              <w:left w:val="single" w:sz="2" w:space="0" w:color="000000"/>
+              <w:bottom w:val="single" w:sz="2" w:space="0" w:color="000000"/>
+              <w:right w:val="single" w:sz="2" w:space="0" w:color="000000"/>
+            </w:tcBorders>
+            <w:tcMar>
+              <w:top w:w="55" w:type="dxa"/>
+              <w:left w:w="55" w:type="dxa"/>
+              <w:bottom w:w="55" w:type="dxa"/>
+              <w:right w:w="55" w:type="dxa"/>
+            </w:tcMar>
+          </w:tcPr>
+          <w:p>
+            <w:pPr>
+              <w:pStyle w:val="TableContents"/>
+              <w:jc w:val="center"/>
+              <w:rPr>
+                <w:b/>
+                <w:bCs/>
+              </w:rPr>
+            </w:pPr>
+            <w:r>
+              <w:rPr>
+                <w:b/>
+                <w:bCs/>
+              </w:rPr>
+              <w:t>opis</w:t>
+            </w:r>
+          </w:p>
+        </w:tc>
+      </w:tr>
+      <w:tr>
+        <w:tc>
+          <w:tcPr>
+            <w:tcW w:w="2549" w:type="dxa"/>
+            <w:tcBorders>
+              <w:left w:val="single" w:sz="2" w:space="0" w:color="000000"/>
+              <w:bottom w:val="single" w:sz="2" w:space="0" w:color="000000"/>
+            </w:tcBorders>
+            <w:tcMar>
+              <w:top w:w="55" w:type="dxa"/>
+              <w:left w:w="55" w:type="dxa"/>
+              <w:bottom w:w="55" w:type="dxa"/>
+              <w:right w:w="55" w:type="dxa"/>
+            </w:tcMar>
+          </w:tcPr>
+          <w:p>
+            <w:pPr>
+              <w:pStyle w:val="TableContents"/>
+              <w:jc w:val="center"/>
+            </w:pPr>
+            <w:r>
+              <w:t>remote_start_sig</w:t>
+            </w:r>
+          </w:p>
+        </w:tc>
+        <w:tc>
+          <w:tcPr>
+            <w:tcW w:w="7089" w:type="dxa"/>
+            <w:tcBorders>
+              <w:left w:val="single" w:sz="2" w:space="0" w:color="000000"/>
+              <w:bottom w:val="single" w:sz="2" w:space="0" w:color="000000"/>
+              <w:right w:val="single" w:sz="2" w:space="0" w:color="000000"/>
+            </w:tcBorders>
+            <w:tcMar>
+              <w:top w:w="55" w:type="dxa"/>
+              <w:left w:w="55" w:type="dxa"/>
+              <w:bottom w:w="55" w:type="dxa"/>
+              <w:right w:w="55" w:type="dxa"/>
+            </w:tcMar>
+          </w:tcPr>
+          <w:p>
+            <w:pPr>
+              <w:pStyle w:val="TableContents"/>
+              <w:jc w:val="center"/>
+            </w:pPr>
+            <w:r>
+              <w:t>Informacja, że drugi gracz kliknął Start i czeka na grę</w:t>
+            </w:r>
+          </w:p>
+        </w:tc>
+      </w:tr>
+      <w:tr>
+        <w:tc>
+          <w:tcPr>
+            <w:tcW w:w="2549" w:type="dxa"/>
+            <w:tcBorders>
+              <w:top w:val="single" w:sz="2" w:space="0" w:color="000000"/>
+              <w:left w:val="single" w:sz="2" w:space="0" w:color="000000"/>
+              <w:bottom w:val="single" w:sz="4" w:space="0" w:color="auto"/>
+            </w:tcBorders>
+            <w:tcMar>
+              <w:top w:w="55" w:type="dxa"/>
+              <w:left w:w="55" w:type="dxa"/>
+              <w:bottom w:w="55" w:type="dxa"/>
+              <w:right w:w="55" w:type="dxa"/>
+            </w:tcMar>
+          </w:tcPr>
+          <w:p>
+            <w:pPr>
+              <w:pStyle w:val="TableContents"/>
+              <w:jc w:val="center"/>
+            </w:pPr>
+            <w:r>
+              <w:t>remote_shoot</w:t>
+            </w:r>
+          </w:p>
+        </w:tc>
+        <w:tc>
+          <w:tcPr>
+            <w:tcW w:w="7089" w:type="dxa"/>
+            <w:tcBorders>
+              <w:top w:val="single" w:sz="2" w:space="0" w:color="000000"/>
+              <w:left w:val="single" w:sz="2" w:space="0" w:color="000000"/>
+              <w:bottom w:val="single" w:sz="4" w:space="0" w:color="auto"/>
+              <w:right w:val="single" w:sz="2" w:space="0" w:color="000000"/>
+            </w:tcBorders>
+            <w:tcMar>
+              <w:top w:w="55" w:type="dxa"/>
+              <w:left w:w="55" w:type="dxa"/>
+              <w:bottom w:w="55" w:type="dxa"/>
+              <w:right w:w="55" w:type="dxa"/>
+            </w:tcMar>
+          </w:tcPr>
+          <w:p>
+            <w:pPr>
+              <w:pStyle w:val="TableContents"/>
+              <w:jc w:val="center"/>
+            </w:pPr>
+            <w:r>
+              <w:t>Impuls wykonania strzału przez przeciwnika</w:t>
+            </w:r>
+          </w:p>
+        </w:tc>
+      </w:tr>
+      <w:tr>
+        <w:tc>
+          <w:tcPr>
+            <w:tcW w:w="2549" w:type="dxa"/>
+            <w:tcBorders>
+              <w:top w:val="single" w:sz="4" w:space="0" w:color="auto"/>
+              <w:left w:val="single" w:sz="2" w:space="0" w:color="000000"/>
+              <w:bottom w:val="single" w:sz="4" w:space="0" w:color="auto"/>
+            </w:tcBorders>
+            <w:tcMar>
+              <w:top w:w="55" w:type="dxa"/>
+              <w:left w:w="55" w:type="dxa"/>
+              <w:bottom w:w="55" w:type="dxa"/>
+              <w:right w:w="55" w:type="dxa"/>
+            </w:tcMar>
+          </w:tcPr>
+          <w:p>
+            <w:pPr>
+              <w:pStyle w:val="TableContents"/>
+              <w:jc w:val="center"/>
+            </w:pPr>
+            <w:r>
+              <w:t>remote_target_self</w:t>
+            </w:r>
+          </w:p>
+        </w:tc>
+        <w:tc>
+          <w:tcPr>
+            <w:tcW w:w="7089" w:type="dxa"/>
+            <w:tcBorders>
+              <w:top w:val="single" w:sz="4" w:space="0" w:color="auto"/>
+              <w:left w:val="single" w:sz="2" w:space="0" w:color="000000"/>
+              <w:bottom w:val="single" w:sz="4" w:space="0" w:color="auto"/>
+              <w:right w:val="single" w:sz="2" w:space="0" w:color="000000"/>
+            </w:tcBorders>
+            <w:tcMar>
+              <w:top w:w="55" w:type="dxa"/>
+              <w:left w:w="55" w:type="dxa"/>
+              <w:bottom w:w="55" w:type="dxa"/>
+              <w:right w:w="55" w:type="dxa"/>
+            </w:tcMar>
+          </w:tcPr>
+          <w:p>
+            <w:pPr>
+              <w:pStyle w:val="TableContents"/>
+              <w:jc w:val="center"/>
+            </w:pPr>
+            <w:r>
+              <w:t>Informacja, czy przeciwnik strzelił w siebie (1), czy w nas (0)</w:t>
+            </w:r>
+          </w:p>
+        </w:tc>
+      </w:tr>
+      <w:tr>
+        <w:tc>
+          <w:tcPr>
+            <w:tcW w:w="2549" w:type="dxa"/>
+            <w:tcBorders>
+              <w:top w:val="single" w:sz="4" w:space="0" w:color="auto"/>
+              <w:left w:val="single" w:sz="2" w:space="0" w:color="000000"/>
+              <w:bottom w:val="single" w:sz="4" w:space="0" w:color="auto"/>
+            </w:tcBorders>
+            <w:tcMar>
+              <w:top w:w="55" w:type="dxa"/>
+              <w:left w:w="55" w:type="dxa"/>
+              <w:bottom w:w="55" w:type="dxa"/>
+              <w:right w:w="55" w:type="dxa"/>
+            </w:tcMar>
+          </w:tcPr>
+          <w:p>
+            <w:pPr>
+              <w:pStyle w:val="TableContents"/>
+              <w:jc w:val="center"/>
+            </w:pPr>
+            <w:r>
+              <w:t>remote_bullet_live</w:t>
+            </w:r>
+          </w:p>
+        </w:tc>
+        <w:tc>
+          <w:tcPr>
+            <w:tcW w:w="7089" w:type="dxa"/>
+            <w:tcBorders>
+              <w:top w:val="single" w:sz="4" w:space="0" w:color="auto"/>
+              <w:left w:val="single" w:sz="2" w:space="0" w:color="000000"/>
+              <w:bottom w:val="single" w:sz="4" w:space="0" w:color="auto"/>
+              <w:right w:val="single" w:sz="2" w:space="0" w:color="000000"/>
+            </w:tcBorders>
+            <w:tcMar>
+              <w:top w:w="55" w:type="dxa"/>
+              <w:left w:w="55" w:type="dxa"/>
+              <w:bottom w:w="55" w:type="dxa"/>
+              <w:right w:w="55" w:type="dxa"/>
+            </w:tcMar>
+          </w:tcPr>
+          <w:p>
+            <w:pPr>
+              <w:pStyle w:val="TableContents"/>
+              <w:jc w:val="center"/>
+            </w:pPr>
+            <w:r>
+              <w:t>Informacja, czy pocisk przeciwnika był ostry</w:t>
+            </w:r>
+          </w:p>
+        </w:tc>
+      </w:tr>
+      <w:tr>
+        <w:tc>
+          <w:tcPr>
+            <w:tcW w:w="2549" w:type="dxa"/>
+            <w:tcBorders>
+              <w:top w:val="single" w:sz="4" w:space="0" w:color="auto"/>
+              <w:left w:val="single" w:sz="2" w:space="0" w:color="000000"/>
+              <w:bottom w:val="single" w:sz="4" w:space="0" w:color="auto"/>
+            </w:tcBorders>
+            <w:tcMar>
+              <w:top w:w="55" w:type="dxa"/>
+              <w:left w:w="55" w:type="dxa"/>
+              <w:bottom w:w="55" w:type="dxa"/>
+              <w:right w:w="55" w:type="dxa"/>
+            </w:tcMar>
+          </w:tcPr>
+          <w:p>
+            <w:pPr>
+              <w:pStyle w:val="TableContents"/>
+              <w:jc w:val="center"/>
+            </w:pPr>
+            <w:r>
+              <w:t>remote_heal_sig</w:t>
+            </w:r>
+          </w:p>
+        </w:tc>
+        <w:tc>
+          <w:tcPr>
+            <w:tcW w:w="7089" w:type="dxa"/>
+            <w:tcBorders>
+              <w:top w:val="single" w:sz="4" w:space="0" w:color="auto"/>
+              <w:left w:val="single" w:sz="2" w:space="0" w:color="000000"/>
+              <w:bottom w:val="single" w:sz="4" w:space="0" w:color="auto"/>
+              <w:right w:val="single" w:sz="2" w:space="0" w:color="000000"/>
+            </w:tcBorders>
+            <w:tcMar>
+              <w:top w:w="55" w:type="dxa"/>
+              <w:left w:w="55" w:type="dxa"/>
+              <w:bottom w:w="55" w:type="dxa"/>
+              <w:right w:w="55" w:type="dxa"/>
+            </w:tcMar>
+          </w:tcPr>
+          <w:p>
+            <w:pPr>
+              <w:pStyle w:val="TableContents"/>
+              <w:jc w:val="center"/>
+            </w:pPr>
+            <w:r>
+              <w:t>Informacja, że przeciwnik użył leczenia</w:t>
+            </w:r>
+          </w:p>
+        </w:tc>
+      </w:tr>
+      <w:tr>
+        <w:tc>
+          <w:tcPr>
+            <w:tcW w:w="2549" w:type="dxa"/>
+            <w:tcBorders>
+              <w:top w:val="single" w:sz="4" w:space="0" w:color="auto"/>
+              <w:left w:val="single" w:sz="2" w:space="0" w:color="000000"/>
+              <w:bottom w:val="single" w:sz="4" w:space="0" w:color="auto"/>
+            </w:tcBorders>
+            <w:tcMar>
+              <w:top w:w="55" w:type="dxa"/>
+              <w:left w:w="55" w:type="dxa"/>
+              <w:bottom w:w="55" w:type="dxa"/>
+              <w:right w:w="55" w:type="dxa"/>
+            </w:tcMar>
+          </w:tcPr>
+          <w:p>
+            <w:pPr>
+              <w:pStyle w:val="TableContents"/>
+              <w:jc w:val="center"/>
+            </w:pPr>
+            <w:r>
+              <w:t>remote_double_dmg_sig</w:t>
+            </w:r>
+          </w:p>
+        </w:tc>
+        <w:tc>
+          <w:tcPr>
+            <w:tcW w:w="7089" w:type="dxa"/>
+            <w:tcBorders>
+              <w:top w:val="single" w:sz="4" w:space="0" w:color="auto"/>
+              <w:left w:val="single" w:sz="2" w:space="0" w:color="000000"/>
+              <w:bottom w:val="single" w:sz="4" w:space="0" w:color="auto"/>
+              <w:right w:val="single" w:sz="2" w:space="0" w:color="000000"/>
+            </w:tcBorders>
+            <w:tcMar>
+              <w:top w:w="55" w:type="dxa"/>
+              <w:left w:w="55" w:type="dxa"/>
+              <w:bottom w:w="55" w:type="dxa"/>
+              <w:right w:w="55" w:type="dxa"/>
+            </w:tcMar>
+          </w:tcPr>
+          <w:p>
+            <w:pPr>
+              <w:pStyle w:val="TableContents"/>
+              <w:jc w:val="center"/>
+            </w:pPr>
+            <w:r>
+              <w:t>Informacja, że przeciwnik aktywował 2x dmg</w:t>
+            </w:r>
+          </w:p>
+        </w:tc>
+      </w:tr>
+      <w:tr>
+        <w:tc>
+          <w:tcPr>
+            <w:tcW w:w="2549" w:type="dxa"/>
+            <w:tcBorders>
+              <w:top w:val="single" w:sz="4" w:space="0" w:color="auto"/>
+              <w:left w:val="single" w:sz="2" w:space="0" w:color="000000"/>
+              <w:bottom w:val="single" w:sz="4" w:space="0" w:color="auto"/>
+            </w:tcBorders>
+            <w:tcMar>
+              <w:top w:w="55" w:type="dxa"/>
+              <w:left w:w="55" w:type="dxa"/>
+              <w:bottom w:w="55" w:type="dxa"/>
+              <w:right w:w="55" w:type="dxa"/>
+            </w:tcMar>
+          </w:tcPr>
+          <w:p>
+            <w:pPr>
+              <w:pStyle w:val="TableContents"/>
+              <w:jc w:val="center"/>
+            </w:pPr>
+            <w:r>
+              <w:t>remote_lock_sig</w:t>
+            </w:r>
+          </w:p>
+        </w:tc>
+        <w:tc>
+          <w:tcPr>
+            <w:tcW w:w="7089" w:type="dxa"/>
+            <w:tcBorders>
+              <w:top w:val="single" w:sz="4" w:space="0" w:color="auto"/>
+              <w:left w:val="single" w:sz="2" w:space="0" w:color="000000"/>
+              <w:bottom w:val="single" w:sz="4" w:space="0" w:color="auto"/>
+              <w:right w:val="single" w:sz="2" w:space="0" w:color="000000"/>
+            </w:tcBorders>
+            <w:tcMar>
+              <w:top w:w="55" w:type="dxa"/>
+              <w:left w:w="55" w:type="dxa"/>
+              <w:bottom w:w="55" w:type="dxa"/>
+              <w:right w:w="55" w:type="dxa"/>
+            </w:tcMar>
+          </w:tcPr>
+          <w:p>
+            <w:pPr>
+              <w:pStyle w:val="TableContents"/>
+              <w:jc w:val="center"/>
+            </w:pPr>
+            <w:r>
+              <w:t>Informacja, że przeciwnik założył nam kajdanki</w:t>
+            </w:r>
+          </w:p>
+        </w:tc>
+      </w:tr>
+      <w:tr>
+        <w:tc>
+          <w:tcPr>
+            <w:tcW w:w="2549" w:type="dxa"/>
+            <w:tcBorders>
+              <w:top w:val="single" w:sz="4" w:space="0" w:color="auto"/>
+              <w:left w:val="single" w:sz="2" w:space="0" w:color="000000"/>
+              <w:bottom w:val="single" w:sz="2" w:space="0" w:color="000000"/>
+            </w:tcBorders>
+            <w:tcMar>
+              <w:top w:w="55" w:type="dxa"/>
+              <w:left w:w="55" w:type="dxa"/>
+              <w:bottom w:w="55" w:type="dxa"/>
+              <w:right w:w="55" w:type="dxa"/>
+            </w:tcMar>
+          </w:tcPr>
+          <w:p>
+            <w:pPr>
+              <w:pStyle w:val="TableContents"/>
+              <w:jc w:val="center"/>
+            </w:pPr>
+            <w:r>
+              <w:t>remote_seed_sig[4:0]</w:t>
+            </w:r>
+          </w:p>
+        </w:tc>
+        <w:tc>
+          <w:tcPr>
+            <w:tcW w:w="7089" w:type="dxa"/>
+            <w:tcBorders>
+              <w:top w:val="single" w:sz="4" w:space="0" w:color="auto"/>
+              <w:left w:val="single" w:sz="2" w:space="0" w:color="000000"/>
+              <w:bottom w:val="single" w:sz="2" w:space="0" w:color="000000"/>
+              <w:right w:val="single" w:sz="2" w:space="0" w:color="000000"/>
+            </w:tcBorders>
+            <w:tcMar>
+              <w:top w:w="55" w:type="dxa"/>
+              <w:left w:w="55" w:type="dxa"/>
+              <w:bottom w:w="55" w:type="dxa"/>
+              <w:right w:w="55" w:type="dxa"/>
+            </w:tcMar>
+          </w:tcPr>
+          <w:p>
+            <w:pPr>
+              <w:pStyle w:val="TableContents"/>
+              <w:jc w:val="center"/>
+            </w:pPr>
+            <w:r>
+              <w:t>Ziarno losowe odbrane od drugiego gracza</w:t>
+            </w:r>
+          </w:p>
+          <w:p>
+            <w:pPr>
+              <w:pStyle w:val="TableContents"/>
+              <w:jc w:val="center"/>
+            </w:pPr>
+          </w:p>
+        </w:tc>
+      </w:tr>
+    </w:tbl>
+    <w:p>
+      <w:pPr>
+        <w:pStyle w:val="Standard"/>
+        <w:rPr>
+          <w:rFonts w:hint="eastAsia"/>
+          <w:i/>
+          <w:iCs/>
+          <w:sz w:val="20"/>
+          <w:szCs w:val="20"/>
+          <w:lang w:val="pl-PL"/>
+        </w:rPr>
+      </w:pPr>
+    </w:p>
+    <w:p>
+      <w:pPr>
+        <w:pStyle w:val="Nagwek4"/>
+        <w:rPr>
+          <w:rFonts w:hint="eastAsia"/>
+          <w:sz w:val="21"/>
+          <w:szCs w:val="21"/>
+          <w:lang w:val="en-US"/>
+        </w:rPr>
+      </w:pPr>
+      <w:r>
+        <w:rPr>
+          <w:sz w:val="21"/>
+          <w:szCs w:val="21"/>
+          <w:lang w:val="en-US"/>
+        </w:rPr>
+        <w:t>uart_tx – u_game_comm to u_uart_t</w:t>
+      </w:r>
+      <w:r>
+        <w:rPr>
+          <w:sz w:val="21"/>
+          <w:szCs w:val="21"/>
+          <w:lang w:val="en-US"/>
+        </w:rPr>
+        <w:t>x</w:t>
+      </w:r>
+    </w:p>
+    <w:tbl>
+      <w:tblPr>
+        <w:tblW w:w="9638" w:type="dxa"/>
+        <w:tblLayout w:type="fixed"/>
+        <w:tblCellMar>
+          <w:left w:w="10" w:type="dxa"/>
+          <w:right w:w="10" w:type="dxa"/>
+        </w:tblCellMar>
+        <w:tblLook w:val="04A0" w:firstRow="1" w:lastRow="0" w:firstColumn="1" w:lastColumn="0" w:noHBand="0" w:noVBand="1"/>
+      </w:tblPr>
+      <w:tblGrid>
+        <w:gridCol w:w="2500"/>
+        <w:gridCol w:w="7138"/>
+      </w:tblGrid>
+      <w:tr>
+        <w:tc>
+          <w:tcPr>
+            <w:tcW w:w="2500" w:type="dxa"/>
+            <w:tcBorders>
+              <w:top w:val="single" w:sz="2" w:space="0" w:color="000000"/>
+              <w:left w:val="single" w:sz="2" w:space="0" w:color="000000"/>
+              <w:bottom w:val="single" w:sz="2" w:space="0" w:color="000000"/>
+            </w:tcBorders>
+            <w:tcMar>
+              <w:top w:w="55" w:type="dxa"/>
+              <w:left w:w="55" w:type="dxa"/>
+              <w:bottom w:w="55" w:type="dxa"/>
+              <w:right w:w="55" w:type="dxa"/>
+            </w:tcMar>
+          </w:tcPr>
+          <w:p>
+            <w:pPr>
+              <w:pStyle w:val="TableContents"/>
+              <w:jc w:val="center"/>
+              <w:rPr>
+                <w:b/>
+                <w:bCs/>
+              </w:rPr>
+            </w:pPr>
+            <w:r>
+              <w:rPr>
+                <w:b/>
+                <w:bCs/>
+              </w:rPr>
+              <w:t>nazwa sygnału</w:t>
+            </w:r>
+          </w:p>
+        </w:tc>
+        <w:tc>
+          <w:tcPr>
+            <w:tcW w:w="7138" w:type="dxa"/>
+            <w:tcBorders>
+              <w:top w:val="single" w:sz="2" w:space="0" w:color="000000"/>
+              <w:left w:val="single" w:sz="2" w:space="0" w:color="000000"/>
+              <w:bottom w:val="single" w:sz="2" w:space="0" w:color="000000"/>
+              <w:right w:val="single" w:sz="2" w:space="0" w:color="000000"/>
+            </w:tcBorders>
+            <w:tcMar>
+              <w:top w:w="55" w:type="dxa"/>
+              <w:left w:w="55" w:type="dxa"/>
+              <w:bottom w:w="55" w:type="dxa"/>
+              <w:right w:w="55" w:type="dxa"/>
+            </w:tcMar>
+          </w:tcPr>
+          <w:p>
+            <w:pPr>
+              <w:pStyle w:val="TableContents"/>
+              <w:jc w:val="center"/>
+              <w:rPr>
+                <w:b/>
+                <w:bCs/>
+              </w:rPr>
+            </w:pPr>
+            <w:r>
+              <w:rPr>
+                <w:b/>
+                <w:bCs/>
+              </w:rPr>
+              <w:t>opis</w:t>
+            </w:r>
+          </w:p>
+        </w:tc>
+      </w:tr>
+      <w:tr>
+        <w:tc>
+          <w:tcPr>
+            <w:tcW w:w="2500" w:type="dxa"/>
+            <w:tcBorders>
+              <w:left w:val="single" w:sz="2" w:space="0" w:color="000000"/>
+              <w:bottom w:val="single" w:sz="2" w:space="0" w:color="000000"/>
+            </w:tcBorders>
+            <w:tcMar>
+              <w:top w:w="55" w:type="dxa"/>
+              <w:left w:w="55" w:type="dxa"/>
+              <w:bottom w:w="55" w:type="dxa"/>
+              <w:right w:w="55" w:type="dxa"/>
+            </w:tcMar>
+          </w:tcPr>
+          <w:p>
+            <w:pPr>
+              <w:pStyle w:val="TableContents"/>
+              <w:jc w:val="center"/>
+            </w:pPr>
+            <w:r>
+              <w:t>uart_tx_data[7:0]</w:t>
+            </w:r>
+          </w:p>
+        </w:tc>
+        <w:tc>
+          <w:tcPr>
+            <w:tcW w:w="7138" w:type="dxa"/>
+            <w:tcBorders>
+              <w:left w:val="single" w:sz="2" w:space="0" w:color="000000"/>
+              <w:bottom w:val="single" w:sz="2" w:space="0" w:color="000000"/>
+              <w:right w:val="single" w:sz="2" w:space="0" w:color="000000"/>
+            </w:tcBorders>
+            <w:tcMar>
+              <w:top w:w="55" w:type="dxa"/>
+              <w:left w:w="55" w:type="dxa"/>
+              <w:bottom w:w="55" w:type="dxa"/>
+              <w:right w:w="55" w:type="dxa"/>
+            </w:tcMar>
+          </w:tcPr>
+          <w:p>
+            <w:pPr>
+              <w:pStyle w:val="TableContents"/>
+              <w:jc w:val="center"/>
+            </w:pPr>
+            <w:r>
+              <w:t>8-bitowy bajk ramki danych pakietu UART gotowy do wysłania</w:t>
+            </w:r>
+          </w:p>
+        </w:tc>
+      </w:tr>
+      <w:tr>
+        <w:tc>
+          <w:tcPr>
+            <w:tcW w:w="2500" w:type="dxa"/>
+            <w:tcBorders>
+              <w:top w:val="single" w:sz="2" w:space="0" w:color="000000"/>
+              <w:left w:val="single" w:sz="2" w:space="0" w:color="000000"/>
+              <w:bottom w:val="single" w:sz="4" w:space="0" w:color="auto"/>
+            </w:tcBorders>
+            <w:tcMar>
+              <w:top w:w="55" w:type="dxa"/>
+              <w:left w:w="55" w:type="dxa"/>
+              <w:bottom w:w="55" w:type="dxa"/>
+              <w:right w:w="55" w:type="dxa"/>
+            </w:tcMar>
+          </w:tcPr>
+          <w:p>
+            <w:pPr>
+              <w:pStyle w:val="TableContents"/>
+              <w:jc w:val="center"/>
+            </w:pPr>
+            <w:r>
+              <w:t>uart_tx_start</w:t>
+            </w:r>
+          </w:p>
+        </w:tc>
+        <w:tc>
+          <w:tcPr>
+            <w:tcW w:w="7138" w:type="dxa"/>
+            <w:tcBorders>
+              <w:top w:val="single" w:sz="2" w:space="0" w:color="000000"/>
+              <w:left w:val="single" w:sz="2" w:space="0" w:color="000000"/>
+              <w:bottom w:val="single" w:sz="4" w:space="0" w:color="auto"/>
+              <w:right w:val="single" w:sz="2" w:space="0" w:color="000000"/>
+            </w:tcBorders>
+            <w:tcMar>
+              <w:top w:w="55" w:type="dxa"/>
+              <w:left w:w="55" w:type="dxa"/>
+              <w:bottom w:w="55" w:type="dxa"/>
+              <w:right w:w="55" w:type="dxa"/>
+            </w:tcMar>
+          </w:tcPr>
+          <w:p>
+            <w:pPr>
+              <w:pStyle w:val="TableContents"/>
+              <w:jc w:val="center"/>
+            </w:pPr>
+            <w:r>
+              <w:t>Impuls rozpoczynający transmisję bajtu przez nadajnik UART</w:t>
+            </w:r>
+          </w:p>
+        </w:tc>
+      </w:tr>
+      <w:tr>
+        <w:tc>
+          <w:tcPr>
+            <w:tcW w:w="2500" w:type="dxa"/>
+            <w:tcBorders>
+              <w:top w:val="single" w:sz="4" w:space="0" w:color="auto"/>
+              <w:left w:val="single" w:sz="2" w:space="0" w:color="000000"/>
+              <w:bottom w:val="single" w:sz="2" w:space="0" w:color="000000"/>
+            </w:tcBorders>
+            <w:tcMar>
+              <w:top w:w="55" w:type="dxa"/>
+              <w:left w:w="55" w:type="dxa"/>
+              <w:bottom w:w="55" w:type="dxa"/>
+              <w:right w:w="55" w:type="dxa"/>
+            </w:tcMar>
+          </w:tcPr>
+          <w:p>
+            <w:pPr>
+              <w:pStyle w:val="TableContents"/>
+              <w:jc w:val="center"/>
+            </w:pPr>
+            <w:r>
+              <w:t>uart_tx_dome</w:t>
+            </w:r>
+          </w:p>
+        </w:tc>
+        <w:tc>
+          <w:tcPr>
+            <w:tcW w:w="7138" w:type="dxa"/>
+            <w:tcBorders>
+              <w:top w:val="single" w:sz="4" w:space="0" w:color="auto"/>
+              <w:left w:val="single" w:sz="2" w:space="0" w:color="000000"/>
+              <w:bottom w:val="single" w:sz="2" w:space="0" w:color="000000"/>
+              <w:right w:val="single" w:sz="2" w:space="0" w:color="000000"/>
+            </w:tcBorders>
+            <w:tcMar>
+              <w:top w:w="55" w:type="dxa"/>
+              <w:left w:w="55" w:type="dxa"/>
+              <w:bottom w:w="55" w:type="dxa"/>
+              <w:right w:w="55" w:type="dxa"/>
+            </w:tcMar>
+          </w:tcPr>
+          <w:p>
+            <w:pPr>
+              <w:pStyle w:val="TableContents"/>
+              <w:jc w:val="center"/>
+            </w:pPr>
+            <w:r>
+              <w:t>Flaga sygnalizująca zakończenie nadawania bieżącego bajtu</w:t>
+            </w:r>
+          </w:p>
+        </w:tc>
+      </w:tr>
+    </w:tbl>
+    <w:p>
+      <w:pPr>
+        <w:pStyle w:val="Standard"/>
+        <w:rPr>
+          <w:rFonts w:hint="eastAsia"/>
+          <w:i/>
+          <w:iCs/>
+          <w:sz w:val="20"/>
+          <w:szCs w:val="20"/>
+          <w:lang w:val="pl-PL"/>
+        </w:rPr>
+      </w:pPr>
+    </w:p>
+    <w:p>
+      <w:pPr>
+        <w:pStyle w:val="Nagwek4"/>
+        <w:rPr>
+          <w:rFonts w:hint="eastAsia"/>
+          <w:sz w:val="21"/>
+          <w:szCs w:val="21"/>
+          <w:lang w:val="en-US"/>
+        </w:rPr>
+      </w:pPr>
+      <w:r>
+        <w:rPr>
+          <w:sz w:val="21"/>
+          <w:szCs w:val="21"/>
+          <w:lang w:val="en-US"/>
+        </w:rPr>
+        <w:t>uart_rx – u_uart_rx to u_game_com</w:t>
+      </w:r>
+      <w:r>
+        <w:rPr>
+          <w:sz w:val="21"/>
+          <w:szCs w:val="21"/>
+          <w:lang w:val="en-US"/>
+        </w:rPr>
+        <w:t>m</w:t>
+      </w:r>
+    </w:p>
+    <w:tbl>
+      <w:tblPr>
+        <w:tblW w:w="9638" w:type="dxa"/>
+        <w:tblLayout w:type="fixed"/>
+        <w:tblCellMar>
+          <w:left w:w="10" w:type="dxa"/>
+          <w:right w:w="10" w:type="dxa"/>
+        </w:tblCellMar>
+        <w:tblLook w:val="04A0" w:firstRow="1" w:lastRow="0" w:firstColumn="1" w:lastColumn="0" w:noHBand="0" w:noVBand="1"/>
+      </w:tblPr>
+      <w:tblGrid>
+        <w:gridCol w:w="2500"/>
+        <w:gridCol w:w="7138"/>
+      </w:tblGrid>
+      <w:tr>
+        <w:tc>
+          <w:tcPr>
+            <w:tcW w:w="2500" w:type="dxa"/>
+            <w:tcBorders>
+              <w:top w:val="single" w:sz="2" w:space="0" w:color="000000"/>
+              <w:left w:val="single" w:sz="2" w:space="0" w:color="000000"/>
+              <w:bottom w:val="single" w:sz="2" w:space="0" w:color="000000"/>
+            </w:tcBorders>
+            <w:tcMar>
+              <w:top w:w="55" w:type="dxa"/>
+              <w:left w:w="55" w:type="dxa"/>
+              <w:bottom w:w="55" w:type="dxa"/>
+              <w:right w:w="55" w:type="dxa"/>
+            </w:tcMar>
+          </w:tcPr>
+          <w:p>
+            <w:pPr>
+              <w:pStyle w:val="TableContents"/>
+              <w:jc w:val="center"/>
+              <w:rPr>
+                <w:b/>
+                <w:bCs/>
+              </w:rPr>
+            </w:pPr>
+            <w:r>
+              <w:rPr>
+                <w:b/>
+                <w:bCs/>
+              </w:rPr>
+              <w:t>nazwa sygnału</w:t>
+            </w:r>
+          </w:p>
+        </w:tc>
+        <w:tc>
+          <w:tcPr>
+            <w:tcW w:w="7138" w:type="dxa"/>
+            <w:tcBorders>
+              <w:top w:val="single" w:sz="2" w:space="0" w:color="000000"/>
+              <w:left w:val="single" w:sz="2" w:space="0" w:color="000000"/>
+              <w:bottom w:val="single" w:sz="2" w:space="0" w:color="000000"/>
+              <w:right w:val="single" w:sz="2" w:space="0" w:color="000000"/>
+            </w:tcBorders>
+            <w:tcMar>
+              <w:top w:w="55" w:type="dxa"/>
+              <w:left w:w="55" w:type="dxa"/>
+              <w:bottom w:w="55" w:type="dxa"/>
+              <w:right w:w="55" w:type="dxa"/>
+            </w:tcMar>
+          </w:tcPr>
+          <w:p>
+            <w:pPr>
+              <w:pStyle w:val="TableContents"/>
+              <w:jc w:val="center"/>
+              <w:rPr>
+                <w:b/>
+                <w:bCs/>
+              </w:rPr>
+            </w:pPr>
+            <w:r>
+              <w:rPr>
+                <w:b/>
+                <w:bCs/>
+              </w:rPr>
+              <w:t>opis</w:t>
+            </w:r>
+          </w:p>
+        </w:tc>
+      </w:tr>
+      <w:tr>
+        <w:tc>
+          <w:tcPr>
+            <w:tcW w:w="2500" w:type="dxa"/>
+            <w:tcBorders>
+              <w:left w:val="single" w:sz="2" w:space="0" w:color="000000"/>
+              <w:bottom w:val="single" w:sz="2" w:space="0" w:color="000000"/>
+            </w:tcBorders>
+            <w:tcMar>
+              <w:top w:w="55" w:type="dxa"/>
+              <w:left w:w="55" w:type="dxa"/>
+              <w:bottom w:w="55" w:type="dxa"/>
+              <w:right w:w="55" w:type="dxa"/>
+            </w:tcMar>
+          </w:tcPr>
+          <w:p>
+            <w:pPr>
+              <w:pStyle w:val="TableContents"/>
+              <w:jc w:val="center"/>
+            </w:pPr>
+            <w:r>
+              <w:t>uart_rx_data[7:0]</w:t>
+            </w:r>
+          </w:p>
+        </w:tc>
+        <w:tc>
+          <w:tcPr>
+            <w:tcW w:w="7138" w:type="dxa"/>
+            <w:tcBorders>
+              <w:left w:val="single" w:sz="2" w:space="0" w:color="000000"/>
+              <w:bottom w:val="single" w:sz="2" w:space="0" w:color="000000"/>
+              <w:right w:val="single" w:sz="2" w:space="0" w:color="000000"/>
+            </w:tcBorders>
+            <w:tcMar>
+              <w:top w:w="55" w:type="dxa"/>
+              <w:left w:w="55" w:type="dxa"/>
+              <w:bottom w:w="55" w:type="dxa"/>
+              <w:right w:w="55" w:type="dxa"/>
+            </w:tcMar>
+          </w:tcPr>
+          <w:p>
+            <w:pPr>
+              <w:pStyle w:val="TableContents"/>
+              <w:jc w:val="center"/>
+            </w:pPr>
+            <w:r>
+              <w:t>Odebrany 8-bitowy bajt danych z odbiornika UART</w:t>
+            </w:r>
+          </w:p>
+        </w:tc>
+      </w:tr>
+      <w:tr>
+        <w:tc>
+          <w:tcPr>
+            <w:tcW w:w="2500" w:type="dxa"/>
+            <w:tcBorders>
+              <w:top w:val="single" w:sz="2" w:space="0" w:color="000000"/>
+              <w:left w:val="single" w:sz="2" w:space="0" w:color="000000"/>
+              <w:bottom w:val="single" w:sz="4" w:space="0" w:color="auto"/>
+            </w:tcBorders>
+            <w:tcMar>
+              <w:top w:w="55" w:type="dxa"/>
+              <w:left w:w="55" w:type="dxa"/>
+              <w:bottom w:w="55" w:type="dxa"/>
+              <w:right w:w="55" w:type="dxa"/>
+            </w:tcMar>
+          </w:tcPr>
+          <w:p>
+            <w:pPr>
+              <w:pStyle w:val="TableContents"/>
+              <w:jc w:val="center"/>
+            </w:pPr>
+            <w:r>
+              <w:t>uart_rx_done</w:t>
+            </w:r>
+          </w:p>
+        </w:tc>
+        <w:tc>
+          <w:tcPr>
+            <w:tcW w:w="7138" w:type="dxa"/>
+            <w:tcBorders>
+              <w:top w:val="single" w:sz="2" w:space="0" w:color="000000"/>
+              <w:left w:val="single" w:sz="2" w:space="0" w:color="000000"/>
+              <w:bottom w:val="single" w:sz="4" w:space="0" w:color="auto"/>
+              <w:right w:val="single" w:sz="2" w:space="0" w:color="000000"/>
+            </w:tcBorders>
+            <w:tcMar>
+              <w:top w:w="55" w:type="dxa"/>
+              <w:left w:w="55" w:type="dxa"/>
+              <w:bottom w:w="55" w:type="dxa"/>
+              <w:right w:w="55" w:type="dxa"/>
+            </w:tcMar>
+          </w:tcPr>
+          <w:p>
+            <w:pPr>
+              <w:pStyle w:val="TableContents"/>
+              <w:jc w:val="center"/>
+            </w:pPr>
+            <w:r>
+              <w:t>Impuls sygnalizujący odebranie kompletnego bajtu</w:t>
+            </w:r>
+          </w:p>
+        </w:tc>
+      </w:tr>
+      <w:tr>
+        <w:tc>
+          <w:tcPr>
+            <w:tcW w:w="2500" w:type="dxa"/>
+            <w:tcBorders>
+              <w:top w:val="single" w:sz="4" w:space="0" w:color="auto"/>
+              <w:left w:val="single" w:sz="2" w:space="0" w:color="000000"/>
+              <w:bottom w:val="single" w:sz="2" w:space="0" w:color="000000"/>
+            </w:tcBorders>
+            <w:tcMar>
+              <w:top w:w="55" w:type="dxa"/>
+              <w:left w:w="55" w:type="dxa"/>
+              <w:bottom w:w="55" w:type="dxa"/>
+              <w:right w:w="55" w:type="dxa"/>
+            </w:tcMar>
+          </w:tcPr>
+          <w:p>
+            <w:pPr>
+              <w:pStyle w:val="TableContents"/>
+              <w:jc w:val="center"/>
+            </w:pPr>
+            <w:r>
+              <w:t>uart_s_tick</w:t>
+            </w:r>
+          </w:p>
+        </w:tc>
+        <w:tc>
+          <w:tcPr>
+            <w:tcW w:w="7138" w:type="dxa"/>
+            <w:tcBorders>
+              <w:top w:val="single" w:sz="4" w:space="0" w:color="auto"/>
+              <w:left w:val="single" w:sz="2" w:space="0" w:color="000000"/>
+              <w:bottom w:val="single" w:sz="2" w:space="0" w:color="000000"/>
+              <w:right w:val="single" w:sz="2" w:space="0" w:color="000000"/>
+            </w:tcBorders>
+            <w:tcMar>
+              <w:top w:w="55" w:type="dxa"/>
+              <w:left w:w="55" w:type="dxa"/>
+              <w:bottom w:w="55" w:type="dxa"/>
+              <w:right w:w="55" w:type="dxa"/>
+            </w:tcMar>
+          </w:tcPr>
+          <w:p>
+            <w:pPr>
+              <w:pStyle w:val="TableContents"/>
+              <w:jc w:val="center"/>
+            </w:pPr>
+            <w:r>
+              <w:t>Impuls próbkujący dla odbiornika i nadajnika</w:t>
+            </w:r>
+          </w:p>
+        </w:tc>
+      </w:tr>
+    </w:tbl>
+    <w:p>
+      <w:pPr>
+        <w:pStyle w:val="Standard"/>
+        <w:rPr>
+          <w:rFonts w:hint="eastAsia"/>
+          <w:i/>
+          <w:iCs/>
+          <w:sz w:val="20"/>
+          <w:szCs w:val="20"/>
+          <w:lang w:val="pl-PL"/>
+        </w:rPr>
+      </w:pPr>
+    </w:p>
+    <w:p>
+      <w:pPr>
+        <w:pStyle w:val="Standard"/>
+        <w:rPr>
+          <w:rFonts w:hint="eastAsia"/>
+          <w:i/>
+          <w:iCs/>
+          <w:sz w:val="20"/>
+          <w:szCs w:val="20"/>
+          <w:lang w:val="pl-PL"/>
+        </w:rPr>
+      </w:pPr>
+    </w:p>
+    <w:p>
+      <w:pPr>
+        <w:pStyle w:val="Nagwek2"/>
+        <w:rPr>
+          <w:rFonts w:hint="eastAsia"/>
+        </w:rPr>
+      </w:pPr>
+      <w:bookmarkStart w:id="11" w:name="__RefHeading___Toc1150_832888478"/>
+      <w:r>
+        <w:lastRenderedPageBreak/>
+        <w:t>Rozprowadzenie sygnału zegara</w:t>
+      </w:r>
+      <w:bookmarkEnd w:id="11"/>
+    </w:p>
+    <w:p>
+      <w:pPr>
+        <w:pStyle w:val="Textbody"/>
+        <w:rPr>
+          <w:rFonts w:hint="eastAsia"/>
+        </w:rPr>
+      </w:pPr>
+      <w:r>
+        <w:t xml:space="preserve">Osoba odpowiedzialna: </w:t>
+      </w:r>
+      <w:r>
+        <w:t>MW</w:t>
+      </w:r>
+    </w:p>
+    <w:p>
+      <w:pPr>
+        <w:pStyle w:val="Textbody"/>
+        <w:rPr>
+          <w:rFonts w:hint="eastAsia"/>
+          <w:i/>
+          <w:iCs/>
+          <w:sz w:val="20"/>
+          <w:szCs w:val="20"/>
+        </w:rPr>
+      </w:pPr>
+      <w:r>
+        <w:rPr>
+          <w:i/>
+          <w:iCs/>
+          <w:sz w:val="20"/>
+          <w:szCs w:val="20"/>
+        </w:rPr>
+        <w:t>Informacja na temat źródła sygnału zegarowego, używanych częstotliwości zegara w całym układzie.</w:t>
+      </w:r>
+    </w:p>
+    <w:p>
+      <w:pPr>
+        <w:pStyle w:val="Textbody"/>
+        <w:jc w:val="left"/>
+        <w:rPr>
+          <w:rFonts w:ascii="Liberation Sans" w:hAnsi="Liberation Sans"/>
+        </w:rPr>
+      </w:pPr>
+      <w:r>
+        <w:rPr>
+          <w:rFonts w:ascii="Liberation Sans" w:hAnsi="Liberation Sans"/>
+        </w:rPr>
+        <w:t>Projekt wykorzystuje</w:t>
+      </w:r>
+      <w:r>
+        <w:rPr>
+          <w:rFonts w:ascii="Liberation Sans" w:hAnsi="Liberation Sans"/>
+        </w:rPr>
+        <w:t xml:space="preserve"> jedną, wsp</w:t>
+      </w:r>
+      <w:r>
+        <w:rPr>
+          <w:rFonts w:ascii="Liberation Sans" w:hAnsi="Liberation Sans"/>
+        </w:rPr>
+        <w:t>ó</w:t>
+      </w:r>
+      <w:r>
+        <w:rPr>
+          <w:rFonts w:ascii="Liberation Sans" w:hAnsi="Liberation Sans"/>
+        </w:rPr>
+        <w:t>lną częstotliwość zegara: 65 MHz (wymaganą sprzętowo do obsługi wyjścia wideo VGA w rozdzielczości 1024x768 @ 60Hz). W celu całkowitego wyeliminowania zjawiska metastabilności oraz problemów typu bus skew przy przesyłaniu wielobitowych szyn danych, zrezygnowano z implementacji dodatkowej domeny zegarowej dla układu peryferyjnego. Zamiast tego, natywny rdzeń sterownika myszy (MouseCtl) został skonfigurowany poprzez nadpisanie parametru SYSCLK_FREQUENCY_HZ na wartość 65000000.</w:t>
+      </w:r>
+    </w:p>
+    <w:p>
+      <w:pPr>
+        <w:pStyle w:val="Textbody"/>
+        <w:jc w:val="left"/>
+        <w:rPr>
+          <w:rFonts w:ascii="Liberation Sans" w:hAnsi="Liberation Sans"/>
+        </w:rPr>
+      </w:pPr>
+      <w:r>
+        <w:rPr>
+          <w:rFonts w:ascii="Liberation Sans" w:hAnsi="Liberation Sans"/>
+        </w:rPr>
+        <w:t>Jeden generator sygnału: Cała domena zegarowa w projekcie generowana jest z pojedynczego centralnego rdzenia sprzętowego. Wbudowany syntezator układu Artix-7 mnoży wejściowy sygnał systemowy do wsp</w:t>
+      </w:r>
+      <w:r>
+        <w:rPr>
+          <w:rFonts w:ascii="Liberation Sans" w:hAnsi="Liberation Sans"/>
+        </w:rPr>
+        <w:t>ó</w:t>
+      </w:r>
+      <w:r>
+        <w:rPr>
+          <w:rFonts w:ascii="Liberation Sans" w:hAnsi="Liberation Sans"/>
+        </w:rPr>
+        <w:t xml:space="preserve">lnej bazy VCO = 1300 MHz, z </w:t>
+      </w:r>
+      <w:r>
+        <w:rPr>
+          <w:rFonts w:ascii="Liberation Sans" w:hAnsi="Liberation Sans"/>
+        </w:rPr>
+        <w:t>któ</w:t>
+      </w:r>
+      <w:r>
+        <w:rPr>
+          <w:rFonts w:ascii="Liberation Sans" w:hAnsi="Liberation Sans"/>
+        </w:rPr>
+        <w:t>rej przy pomocy sprzętowego dzielnika (/20) wyprowadza jedyne pożądane napięcie o częstotliwości 65 MHz.</w:t>
+      </w:r>
+    </w:p>
+    <w:p>
+      <w:pPr>
+        <w:pStyle w:val="Textbody"/>
+        <w:jc w:val="left"/>
+        <w:rPr>
+          <w:rFonts w:ascii="Liberation Sans" w:hAnsi="Liberation Sans"/>
+        </w:rPr>
+      </w:pPr>
+      <w:r>
+        <w:rPr>
+          <w:rFonts w:ascii="Liberation Sans" w:hAnsi="Liberation Sans"/>
+        </w:rPr>
+        <w:t>Jednolita domena zegarowa: Dzięki zasileniu całego układu, w tym krytycznych pod względem czasowym komponentów (logika gry, sterownik VGA, moduł komunikacji UART, interfejs myszy PS/2) z jednej, gł</w:t>
+      </w:r>
+      <w:r>
+        <w:rPr>
+          <w:rFonts w:ascii="Liberation Sans" w:hAnsi="Liberation Sans"/>
+        </w:rPr>
+        <w:t>ó</w:t>
+      </w:r>
+      <w:r>
+        <w:rPr>
+          <w:rFonts w:ascii="Liberation Sans" w:hAnsi="Liberation Sans"/>
+        </w:rPr>
+        <w:t>wnej linii</w:t>
+      </w:r>
+      <w:r>
+        <w:rPr>
+          <w:rFonts w:ascii="Liberation Sans" w:hAnsi="Liberation Sans"/>
+        </w:rPr>
+        <w:t xml:space="preserve"> </w:t>
+      </w:r>
+      <w:r>
+        <w:rPr>
+          <w:rFonts w:ascii="Liberation Sans" w:hAnsi="Liberation Sans"/>
+        </w:rPr>
+        <w:t>zegarowej, projekt nie wymaga stosowania jakichkolwiek bloków synchronizacji. Architektura ta gwarantuje pełną</w:t>
+      </w:r>
+      <w:r>
+        <w:rPr>
+          <w:rFonts w:ascii="Liberation Sans" w:hAnsi="Liberation Sans"/>
+        </w:rPr>
+        <w:t xml:space="preserve"> </w:t>
+      </w:r>
+      <w:r>
+        <w:rPr>
+          <w:rFonts w:ascii="Liberation Sans" w:hAnsi="Liberation Sans"/>
+        </w:rPr>
+        <w:t>stabilność systemu i eliminuje ryzyko odczytu niesp</w:t>
+      </w:r>
+      <w:r>
+        <w:rPr>
+          <w:rFonts w:ascii="Liberation Sans" w:hAnsi="Liberation Sans"/>
+        </w:rPr>
+        <w:t>ó</w:t>
+      </w:r>
+      <w:r>
+        <w:rPr>
+          <w:rFonts w:ascii="Liberation Sans" w:hAnsi="Liberation Sans"/>
+        </w:rPr>
+        <w:t>jnych danych pomiędzy rejestrami.</w:t>
+      </w:r>
+    </w:p>
+    <w:p>
+      <w:pPr>
+        <w:pStyle w:val="Nagwek1"/>
+        <w:rPr>
+          <w:rFonts w:hint="eastAsia"/>
+        </w:rPr>
+      </w:pPr>
+      <w:bookmarkStart w:id="12" w:name="__RefHeading___Toc1313_2642343945"/>
+      <w:r>
+        <w:rPr>
+          <w:rFonts w:hint="eastAsia"/>
+          <w:noProof/>
+        </w:rPr>
+        <w:lastRenderedPageBreak/>
         <w:drawing>
-          <wp:anchor distT="0" distB="0" distL="114300" distR="114300" simplePos="0" relativeHeight="251659264" behindDoc="0" locked="0" layoutInCell="1" allowOverlap="1" wp14:anchorId="1BA65F31" wp14:editId="589E8895">
+          <wp:anchor distT="0" distB="0" distL="114300" distR="114300" simplePos="0" relativeHeight="251665408" behindDoc="0" locked="0" layoutInCell="1" allowOverlap="1" wp14:anchorId="5444C5DA" wp14:editId="5DCB9AC8">
             <wp:simplePos x="0" y="0"/>
             <wp:positionH relativeFrom="column">
-              <wp:posOffset>1094719</wp:posOffset>
+              <wp:posOffset>80010</wp:posOffset>
             </wp:positionH>
             <wp:positionV relativeFrom="paragraph">
-              <wp:posOffset>684336</wp:posOffset>
+              <wp:posOffset>19</wp:posOffset>
             </wp:positionV>
-            <wp:extent cx="3565428" cy="1471361"/>
-            <wp:effectExtent l="0" t="0" r="3272" b="1839"/>
-            <wp:wrapTopAndBottom/>
-            <wp:docPr id="1192836076" name="Obraz2"/>
-            <wp:cNvGraphicFramePr/>
+            <wp:extent cx="5943600" cy="7827309"/>
+            <wp:effectExtent l="0" t="0" r="0" b="2540"/>
+            <wp:wrapThrough wrapText="bothSides">
+              <wp:wrapPolygon edited="0">
+                <wp:start x="0" y="0"/>
+                <wp:lineTo x="0" y="21554"/>
+                <wp:lineTo x="21531" y="21554"/>
+                <wp:lineTo x="21531" y="0"/>
+                <wp:lineTo x="0" y="0"/>
+              </wp:wrapPolygon>
+            </wp:wrapThrough>
+            <wp:docPr id="1825552677" name="Obraz 2"/>
+            <wp:cNvGraphicFramePr>
+              <a:graphicFrameLocks xmlns:a="http://schemas.openxmlformats.org/drawingml/2006/main" noChangeAspect="1"/>
+            </wp:cNvGraphicFramePr>
             <a:graphic xmlns:a="http://schemas.openxmlformats.org/drawingml/2006/main">
               <a:graphicData uri="http://schemas.openxmlformats.org/drawingml/2006/picture">
                 <pic:pic xmlns:pic="http://schemas.openxmlformats.org/drawingml/2006/picture">
                   <pic:nvPicPr>
-                    <pic:cNvPr id="0" name=""/>
-                    <pic:cNvPicPr/>
+                    <pic:cNvPr id="0" name="Picture 2"/>
+                    <pic:cNvPicPr>
+                      <a:picLocks noChangeAspect="1" noChangeArrowheads="1"/>
+                    </pic:cNvPicPr>
                   </pic:nvPicPr>
                   <pic:blipFill>
-                    <a:blip r:embed="rId9">
-                      <a:lum/>
-                      <a:alphaModFix/>
+                    <a:blip r:embed="rId10">
+                      <a:extLst>
+                        <a:ext uri="{28A0092B-C50C-407E-A947-70E740481C1C}">
+                          <a14:useLocalDpi xmlns:a14="http://schemas.microsoft.com/office/drawing/2010/main" val="0"/>
+                        </a:ext>
+                      </a:extLst>
                     </a:blip>
                     <a:srcRect/>
                     <a:stretch>
                       <a:fillRect/>
                     </a:stretch>
                   </pic:blipFill>
-                  <pic:spPr>
+                  <pic:spPr bwMode="auto">
                     <a:xfrm>
                       <a:off x="0" y="0"/>
-                      <a:ext cx="3565428" cy="1471361"/>
+                      <a:ext cx="5945663" cy="7830026"/>
                     </a:xfrm>
                     <a:prstGeom prst="rect">
                       <a:avLst/>
                     </a:prstGeom>
                     <a:noFill/>
-                    <a:ln>
-                      <a:noFill/>
-                      <a:prstDash/>
-                    </a:ln>
                   </pic:spPr>
                 </pic:pic>
               </a:graphicData>
             </a:graphic>
+            <wp14:sizeRelH relativeFrom="margin">
+              <wp14:pctWidth>0</wp14:pctWidth>
+            </wp14:sizeRelH>
+            <wp14:sizeRelV relativeFrom="margin">
+              <wp14:pctHeight>0</wp14:pctHeight>
+            </wp14:sizeRelV>
           </wp:anchor>
         </w:drawing>
       </w:r>
       <w:r>
-        <w:rPr>
-          <w:i/>
-          <w:iCs/>
-          <w:color w:val="FF0000"/>
-          <w:sz w:val="20"/>
-          <w:szCs w:val="20"/>
-        </w:rPr>
-        <w:t>Uwaga: jeżeli używamy różnych częstotliwości zegara w układzie, to należy je tak dobrać, aby były wielokrotnościami siebie (umożliwia to wygenerowanie tych sygnałów z jednego IP core generatora zegara i zapobiega problemom z synchronizacją).</w:t>
-      </w:r>
-    </w:p>
-    <w:p>
-      <w:pPr>
-        <w:pStyle w:val="Textbody"/>
-        <w:rPr>
-          <w:rFonts w:hint="eastAsia"/>
-        </w:rPr>
-      </w:pPr>
-    </w:p>
-    <w:p>
-      <w:pPr>
-        <w:pStyle w:val="Textbody"/>
-        <w:rPr>
-          <w:rFonts w:hint="eastAsia"/>
-        </w:rPr>
-      </w:pPr>
-      <w:bookmarkStart w:id="14" w:name="__RefHeading___Toc996_1436539759"/>
-      <w:bookmarkEnd w:id="14"/>
-    </w:p>
-    <w:p>
-      <w:pPr>
-        <w:pStyle w:val="Nagwek1"/>
-        <w:rPr>
-          <w:rFonts w:hint="eastAsia"/>
-        </w:rPr>
-      </w:pPr>
-      <w:bookmarkStart w:id="15" w:name="__RefHeading___Toc1313_2642343945"/>
-      <w:r>
         <w:t>Implementacja</w:t>
       </w:r>
-      <w:bookmarkEnd w:id="15"/>
+      <w:bookmarkEnd w:id="12"/>
     </w:p>
     <w:p>
       <w:pPr>
@@ -2838,7 +9256,7 @@
           <w:rFonts w:hint="eastAsia"/>
         </w:rPr>
       </w:pPr>
-      <w:bookmarkStart w:id="16" w:name="__RefHeading___Toc1315_2642343945"/>
+      <w:bookmarkStart w:id="13" w:name="__RefHeading___Toc1315_2642343945"/>
       <w:r>
         <w:t xml:space="preserve">Lista </w:t>
       </w:r>
@@ -2852,7 +9270,7 @@
       <w:r>
         <w:t xml:space="preserve"> ostrzeżeń Vivado.</w:t>
       </w:r>
-      <w:bookmarkEnd w:id="16"/>
+      <w:bookmarkEnd w:id="13"/>
     </w:p>
     <w:tbl>
       <w:tblPr>
@@ -2891,6 +9309,7 @@
               <w:jc w:val="both"/>
             </w:pPr>
             <w:r>
+              <w:lastRenderedPageBreak/>
               <w:t>Identyfikator ostrzeżenia</w:t>
             </w:r>
           </w:p>
@@ -2967,6 +9386,12 @@
               <w:pStyle w:val="TableContents"/>
               <w:jc w:val="both"/>
             </w:pPr>
+            <w:r>
+              <w:rPr>
+                <w:lang w:val="en-US"/>
+              </w:rPr>
+              <w:t>8-6014</w:t>
+            </w:r>
           </w:p>
         </w:tc>
         <w:tc>
@@ -2988,6 +9413,9 @@
               <w:pStyle w:val="TableContents"/>
               <w:jc w:val="both"/>
             </w:pPr>
+            <w:r>
+              <w:t>4</w:t>
+            </w:r>
           </w:p>
         </w:tc>
         <w:tc>
@@ -3008,8 +9436,10 @@
           <w:p>
             <w:pPr>
               <w:pStyle w:val="TableContents"/>
-              <w:jc w:val="both"/>
-            </w:pPr>
+            </w:pPr>
+            <w:r>
+              <w:t>Usunięcie nieużywanych rejestrów przez optymalizator. Elementy sekwencyjne nie miały ostatecznie wpływu na wyjścia z układu, więc zostały usunięte w celu oszczędności zasobów sprzętowych.</w:t>
+            </w:r>
           </w:p>
         </w:tc>
       </w:tr>
@@ -3019,7 +9449,6 @@
             <w:tcW w:w="1189" w:type="dxa"/>
             <w:tcBorders>
               <w:left w:val="single" w:sz="2" w:space="0" w:color="000000"/>
-              <w:bottom w:val="single" w:sz="2" w:space="0" w:color="000000"/>
             </w:tcBorders>
             <w:tcMar>
               <w:top w:w="55" w:type="dxa"/>
@@ -3033,6 +9462,9 @@
               <w:pStyle w:val="TableContents"/>
               <w:jc w:val="both"/>
             </w:pPr>
+            <w:r>
+              <w:t>8-7080</w:t>
+            </w:r>
           </w:p>
         </w:tc>
         <w:tc>
@@ -3040,7 +9472,6 @@
             <w:tcW w:w="965" w:type="dxa"/>
             <w:tcBorders>
               <w:left w:val="single" w:sz="2" w:space="0" w:color="000000"/>
-              <w:bottom w:val="single" w:sz="2" w:space="0" w:color="000000"/>
             </w:tcBorders>
             <w:tcMar>
               <w:top w:w="55" w:type="dxa"/>
@@ -3054,6 +9485,9 @@
               <w:pStyle w:val="TableContents"/>
               <w:jc w:val="both"/>
             </w:pPr>
+            <w:r>
+              <w:t>1</w:t>
+            </w:r>
           </w:p>
         </w:tc>
         <w:tc>
@@ -3061,7 +9495,6 @@
             <w:tcW w:w="7489" w:type="dxa"/>
             <w:tcBorders>
               <w:left w:val="single" w:sz="2" w:space="0" w:color="000000"/>
-              <w:bottom w:val="single" w:sz="2" w:space="0" w:color="000000"/>
               <w:right w:val="single" w:sz="2" w:space="0" w:color="000000"/>
             </w:tcBorders>
             <w:tcMar>
@@ -3074,8 +9507,161 @@
           <w:p>
             <w:pPr>
               <w:pStyle w:val="TableContents"/>
+            </w:pPr>
+            <w:r>
+              <w:t>Jest to uwaga dotycząca wyłącznie wydajności kompilacji narzędzia Vivado informująca, że synteza nie była zrównoleglona. Nie ma to żadnego wpływu na wygenerowany układ.</w:t>
+            </w:r>
+          </w:p>
+        </w:tc>
+      </w:tr>
+      <w:tr>
+        <w:tc>
+          <w:tcPr>
+            <w:tcW w:w="1189" w:type="dxa"/>
+            <w:tcBorders>
+              <w:left w:val="single" w:sz="2" w:space="0" w:color="000000"/>
+            </w:tcBorders>
+            <w:tcMar>
+              <w:top w:w="55" w:type="dxa"/>
+              <w:left w:w="55" w:type="dxa"/>
+              <w:bottom w:w="55" w:type="dxa"/>
+              <w:right w:w="55" w:type="dxa"/>
+            </w:tcMar>
+          </w:tcPr>
+          <w:p>
+            <w:pPr>
+              <w:pStyle w:val="TableContents"/>
               <w:jc w:val="both"/>
             </w:pPr>
+            <w:r>
+              <w:t>3</w:t>
+            </w:r>
+          </w:p>
+        </w:tc>
+        <w:tc>
+          <w:tcPr>
+            <w:tcW w:w="965" w:type="dxa"/>
+            <w:tcBorders>
+              <w:left w:val="single" w:sz="2" w:space="0" w:color="000000"/>
+            </w:tcBorders>
+            <w:tcMar>
+              <w:top w:w="55" w:type="dxa"/>
+              <w:left w:w="55" w:type="dxa"/>
+              <w:bottom w:w="55" w:type="dxa"/>
+              <w:right w:w="55" w:type="dxa"/>
+            </w:tcMar>
+          </w:tcPr>
+          <w:p>
+            <w:pPr>
+              <w:pStyle w:val="TableContents"/>
+              <w:jc w:val="both"/>
+            </w:pPr>
+            <w:r>
+              <w:t>2</w:t>
+            </w:r>
+          </w:p>
+        </w:tc>
+        <w:tc>
+          <w:tcPr>
+            <w:tcW w:w="7489" w:type="dxa"/>
+            <w:tcBorders>
+              <w:left w:val="single" w:sz="2" w:space="0" w:color="000000"/>
+              <w:right w:val="single" w:sz="2" w:space="0" w:color="000000"/>
+            </w:tcBorders>
+            <w:tcMar>
+              <w:top w:w="55" w:type="dxa"/>
+              <w:left w:w="55" w:type="dxa"/>
+              <w:bottom w:w="55" w:type="dxa"/>
+              <w:right w:w="55" w:type="dxa"/>
+            </w:tcMar>
+          </w:tcPr>
+          <w:p>
+            <w:pPr>
+              <w:pStyle w:val="TableContents"/>
+            </w:pPr>
+            <w:r>
+              <w:t>Zabezpieczenie narzędzia, które po wykryciu 20 błędów/ostrzeżeń danego typu przestaje je wypisywać, aby nie zaśmiecać okna konsoli.</w:t>
+            </w:r>
+          </w:p>
+        </w:tc>
+      </w:tr>
+      <w:tr>
+        <w:tc>
+          <w:tcPr>
+            <w:tcW w:w="1189" w:type="dxa"/>
+            <w:tcBorders>
+              <w:left w:val="single" w:sz="2" w:space="0" w:color="000000"/>
+            </w:tcBorders>
+            <w:tcMar>
+              <w:top w:w="55" w:type="dxa"/>
+              <w:left w:w="55" w:type="dxa"/>
+              <w:bottom w:w="55" w:type="dxa"/>
+              <w:right w:w="55" w:type="dxa"/>
+            </w:tcMar>
+          </w:tcPr>
+          <w:p>
+            <w:pPr>
+              <w:pStyle w:val="TableContents"/>
+              <w:jc w:val="both"/>
+            </w:pPr>
+            <w:r>
+              <w:t>1840</w:t>
+            </w:r>
+          </w:p>
+        </w:tc>
+        <w:tc>
+          <w:tcPr>
+            <w:tcW w:w="965" w:type="dxa"/>
+            <w:tcBorders>
+              <w:left w:val="single" w:sz="2" w:space="0" w:color="000000"/>
+            </w:tcBorders>
+            <w:tcMar>
+              <w:top w:w="55" w:type="dxa"/>
+              <w:left w:w="55" w:type="dxa"/>
+              <w:bottom w:w="55" w:type="dxa"/>
+              <w:right w:w="55" w:type="dxa"/>
+            </w:tcMar>
+          </w:tcPr>
+          <w:p>
+            <w:pPr>
+              <w:pStyle w:val="TableContents"/>
+              <w:jc w:val="both"/>
+            </w:pPr>
+            <w:r>
+              <w:t>40</w:t>
+            </w:r>
+          </w:p>
+        </w:tc>
+        <w:tc>
+          <w:tcPr>
+            <w:tcW w:w="7489" w:type="dxa"/>
+            <w:tcBorders>
+              <w:left w:val="single" w:sz="2" w:space="0" w:color="000000"/>
+              <w:right w:val="single" w:sz="2" w:space="0" w:color="000000"/>
+            </w:tcBorders>
+            <w:tcMar>
+              <w:top w:w="55" w:type="dxa"/>
+              <w:left w:w="55" w:type="dxa"/>
+              <w:bottom w:w="55" w:type="dxa"/>
+              <w:right w:w="55" w:type="dxa"/>
+            </w:tcMar>
+          </w:tcPr>
+          <w:p>
+            <w:pPr>
+              <w:pStyle w:val="TableContents"/>
+            </w:pPr>
+            <w:r>
+              <w:t xml:space="preserve">Piny sterujące adresem w pamięci RAM pochodzą z rejestrów posiadających asynchroniczny reset. Jest to dopuszczalne, </w:t>
+            </w:r>
+            <w:r>
+              <w:t>ponieważ</w:t>
+            </w:r>
+            <w:r>
+              <w:t xml:space="preserve"> stan pamięci nie jest odczytywany w trakcie trwania asynchronicznego resetu</w:t>
+            </w:r>
+            <w:r>
+              <w:t>.</w:t>
+            </w:r>
           </w:p>
         </w:tc>
       </w:tr>
@@ -3090,16 +9676,56 @@
     </w:p>
     <w:p>
       <w:pPr>
+        <w:pStyle w:val="Textbody"/>
+        <w:rPr>
+          <w:rFonts w:hint="eastAsia"/>
+        </w:rPr>
+      </w:pPr>
+    </w:p>
+    <w:p>
+      <w:pPr>
+        <w:pStyle w:val="Textbody"/>
+        <w:rPr>
+          <w:rFonts w:hint="eastAsia"/>
+        </w:rPr>
+      </w:pPr>
+    </w:p>
+    <w:p>
+      <w:pPr>
+        <w:pStyle w:val="Textbody"/>
+        <w:rPr>
+          <w:rFonts w:hint="eastAsia"/>
+        </w:rPr>
+      </w:pPr>
+    </w:p>
+    <w:p>
+      <w:pPr>
+        <w:pStyle w:val="Textbody"/>
+        <w:rPr>
+          <w:rFonts w:hint="eastAsia"/>
+        </w:rPr>
+      </w:pPr>
+    </w:p>
+    <w:p>
+      <w:pPr>
+        <w:pStyle w:val="Textbody"/>
+        <w:rPr>
+          <w:rFonts w:hint="eastAsia"/>
+        </w:rPr>
+      </w:pPr>
+    </w:p>
+    <w:p>
+      <w:pPr>
         <w:pStyle w:val="Nagwek2"/>
         <w:rPr>
           <w:rFonts w:hint="eastAsia"/>
         </w:rPr>
       </w:pPr>
-      <w:bookmarkStart w:id="17" w:name="__RefHeading___Toc1317_2642343945"/>
+      <w:bookmarkStart w:id="14" w:name="__RefHeading___Toc1317_2642343945"/>
       <w:r>
         <w:t>Wykorzystanie zasobów</w:t>
       </w:r>
-      <w:bookmarkEnd w:id="17"/>
+      <w:bookmarkEnd w:id="14"/>
     </w:p>
     <w:p>
       <w:pPr>
@@ -3108,9 +9734,73 @@
           <w:rFonts w:hint="eastAsia"/>
         </w:rPr>
       </w:pPr>
-      <w:r>
-        <w:t>Tabela z wykorzystaniem zasobów z Vivado</w:t>
-      </w:r>
+    </w:p>
+    <w:p>
+      <w:pPr>
+        <w:pStyle w:val="Textbody"/>
+        <w:rPr>
+          <w:rFonts w:hint="eastAsia"/>
+        </w:rPr>
+      </w:pPr>
+      <w:r>
+        <w:rPr>
+          <w:rFonts w:hint="eastAsia"/>
+          <w:noProof/>
+        </w:rPr>
+        <w:drawing>
+          <wp:inline distT="0" distB="0" distL="0" distR="0" wp14:anchorId="7BA005F9" wp14:editId="2F56765B">
+            <wp:extent cx="4610100" cy="1562100"/>
+            <wp:effectExtent l="0" t="0" r="0" b="0"/>
+            <wp:docPr id="1661868989" name="Obraz 6"/>
+            <wp:cNvGraphicFramePr>
+              <a:graphicFrameLocks xmlns:a="http://schemas.openxmlformats.org/drawingml/2006/main" noChangeAspect="1"/>
+            </wp:cNvGraphicFramePr>
+            <a:graphic xmlns:a="http://schemas.openxmlformats.org/drawingml/2006/main">
+              <a:graphicData uri="http://schemas.openxmlformats.org/drawingml/2006/picture">
+                <pic:pic xmlns:pic="http://schemas.openxmlformats.org/drawingml/2006/picture">
+                  <pic:nvPicPr>
+                    <pic:cNvPr id="0" name="Picture 4"/>
+                    <pic:cNvPicPr>
+                      <a:picLocks noChangeAspect="1" noChangeArrowheads="1"/>
+                    </pic:cNvPicPr>
+                  </pic:nvPicPr>
+                  <pic:blipFill>
+                    <a:blip r:embed="rId11">
+                      <a:extLst>
+                        <a:ext uri="{28A0092B-C50C-407E-A947-70E740481C1C}">
+                          <a14:useLocalDpi xmlns:a14="http://schemas.microsoft.com/office/drawing/2010/main" val="0"/>
+                        </a:ext>
+                      </a:extLst>
+                    </a:blip>
+                    <a:srcRect/>
+                    <a:stretch>
+                      <a:fillRect/>
+                    </a:stretch>
+                  </pic:blipFill>
+                  <pic:spPr bwMode="auto">
+                    <a:xfrm>
+                      <a:off x="0" y="0"/>
+                      <a:ext cx="4610100" cy="1562100"/>
+                    </a:xfrm>
+                    <a:prstGeom prst="rect">
+                      <a:avLst/>
+                    </a:prstGeom>
+                    <a:noFill/>
+                  </pic:spPr>
+                </pic:pic>
+              </a:graphicData>
+            </a:graphic>
+          </wp:inline>
+        </w:drawing>
+      </w:r>
+    </w:p>
+    <w:p>
+      <w:pPr>
+        <w:pStyle w:val="Textbody"/>
+        <w:rPr>
+          <w:rFonts w:hint="eastAsia"/>
+        </w:rPr>
+      </w:pPr>
     </w:p>
     <w:p>
       <w:pPr>
@@ -3119,11 +9809,11 @@
           <w:rFonts w:hint="eastAsia"/>
         </w:rPr>
       </w:pPr>
-      <w:bookmarkStart w:id="18" w:name="__RefHeading___Toc1319_2642343945"/>
+      <w:bookmarkStart w:id="15" w:name="__RefHeading___Toc1319_2642343945"/>
       <w:r>
         <w:t>Marginesy czasowe</w:t>
       </w:r>
-      <w:bookmarkEnd w:id="18"/>
+      <w:bookmarkEnd w:id="15"/>
     </w:p>
     <w:p>
       <w:pPr>
@@ -3133,7 +9823,55 @@
         </w:rPr>
       </w:pPr>
       <w:r>
-        <w:t>Marginesy czasowe (WNS) dla setup i hold.</w:t>
+        <w:rPr>
+          <w:rFonts w:hint="eastAsia"/>
+          <w:noProof/>
+        </w:rPr>
+        <w:drawing>
+          <wp:inline distT="0" distB="0" distL="0" distR="0" wp14:anchorId="2E7A513E" wp14:editId="1490D6B4">
+            <wp:extent cx="5695950" cy="1809750"/>
+            <wp:effectExtent l="0" t="0" r="0" b="0"/>
+            <wp:docPr id="487550543" name="Obraz 4"/>
+            <wp:cNvGraphicFramePr>
+              <a:graphicFrameLocks xmlns:a="http://schemas.openxmlformats.org/drawingml/2006/main" noChangeAspect="1"/>
+            </wp:cNvGraphicFramePr>
+            <a:graphic xmlns:a="http://schemas.openxmlformats.org/drawingml/2006/main">
+              <a:graphicData uri="http://schemas.openxmlformats.org/drawingml/2006/picture">
+                <pic:pic xmlns:pic="http://schemas.openxmlformats.org/drawingml/2006/picture">
+                  <pic:nvPicPr>
+                    <pic:cNvPr id="0" name="Picture 3"/>
+                    <pic:cNvPicPr>
+                      <a:picLocks noChangeAspect="1" noChangeArrowheads="1"/>
+                    </pic:cNvPicPr>
+                  </pic:nvPicPr>
+                  <pic:blipFill>
+                    <a:blip r:embed="rId12">
+                      <a:extLst>
+                        <a:ext uri="{28A0092B-C50C-407E-A947-70E740481C1C}">
+                          <a14:useLocalDpi xmlns:a14="http://schemas.microsoft.com/office/drawing/2010/main" val="0"/>
+                        </a:ext>
+                      </a:extLst>
+                    </a:blip>
+                    <a:srcRect/>
+                    <a:stretch>
+                      <a:fillRect/>
+                    </a:stretch>
+                  </pic:blipFill>
+                  <pic:spPr bwMode="auto">
+                    <a:xfrm>
+                      <a:off x="0" y="0"/>
+                      <a:ext cx="5695950" cy="1809750"/>
+                    </a:xfrm>
+                    <a:prstGeom prst="rect">
+                      <a:avLst/>
+                    </a:prstGeom>
+                    <a:noFill/>
+                  </pic:spPr>
+                </pic:pic>
+              </a:graphicData>
+            </a:graphic>
+          </wp:inline>
+        </w:drawing>
       </w:r>
     </w:p>
     <w:p>
@@ -3143,8 +9881,9 @@
           <w:rFonts w:hint="eastAsia"/>
         </w:rPr>
       </w:pPr>
-      <w:bookmarkStart w:id="19" w:name="__RefHeading___Toc1249_1436539759"/>
-      <w:r>
+      <w:bookmarkStart w:id="16" w:name="__RefHeading___Toc1249_1436539759"/>
+      <w:r>
+        <w:lastRenderedPageBreak/>
         <w:t>Konfiguracja sprzęt</w:t>
       </w:r>
       <w:r>
@@ -3154,48 +9893,221 @@
     <w:p>
       <w:pPr>
         <w:pStyle w:val="Textbody"/>
-        <w:rPr>
-          <w:rFonts w:hint="eastAsia"/>
-        </w:rPr>
-      </w:pPr>
-      <w:r>
+        <w:jc w:val="left"/>
+        <w:rPr>
+          <w:rFonts w:hint="eastAsia"/>
+          <w:b/>
+          <w:bCs/>
+        </w:rPr>
+      </w:pPr>
+      <w:r>
+        <w:rPr>
+          <w:b/>
+          <w:bCs/>
+        </w:rPr>
         <w:t>Schemat połączenia ze sobą płytek Basys3 w trybie multiplayer.</w:t>
       </w:r>
     </w:p>
     <w:p>
       <w:pPr>
         <w:pStyle w:val="Textbody"/>
-        <w:rPr>
-          <w:rFonts w:hint="eastAsia"/>
-        </w:rPr>
-      </w:pPr>
-      <w:r>
+        <w:jc w:val="left"/>
+        <w:rPr>
+          <w:rFonts w:hint="eastAsia"/>
+        </w:rPr>
+      </w:pPr>
+      <w:r>
+        <w:t>Komunikacja między dwiema płytkami realizowana jest przy pomocy interfejsu UART. Płytki łączone są ze sobą poprzez porty Pmod JA</w:t>
+      </w:r>
+      <w:r>
+        <w:t>.</w:t>
+      </w:r>
+    </w:p>
+    <w:p>
+      <w:pPr>
+        <w:pStyle w:val="Textbody"/>
+        <w:jc w:val="left"/>
+        <w:rPr>
+          <w:rFonts w:hint="eastAsia"/>
+        </w:rPr>
+      </w:pPr>
+      <w:r>
+        <w:t xml:space="preserve">JA Pin 1 (J1 - UART_TX) Płytki 1 </w:t>
+      </w:r>
+      <w:r>
+        <w:rPr>
+          <w:rFonts w:ascii="Segoe UI Symbol" w:hAnsi="Segoe UI Symbol" w:cs="Segoe UI Symbol"/>
+        </w:rPr>
+        <w:t>➞</w:t>
+      </w:r>
+      <w:r>
+        <w:t xml:space="preserve"> JA Pin 2 (L2 - UART_RX) P</w:t>
+      </w:r>
+      <w:r>
+        <w:rPr>
+          <w:rFonts w:ascii="Times New Roman" w:hAnsi="Times New Roman" w:cs="Times New Roman"/>
+        </w:rPr>
+        <w:t>ł</w:t>
+      </w:r>
+      <w:r>
+        <w:t>ytki 2</w:t>
+      </w:r>
+    </w:p>
+    <w:p>
+      <w:pPr>
+        <w:pStyle w:val="Textbody"/>
+        <w:jc w:val="left"/>
+        <w:rPr>
+          <w:rFonts w:hint="eastAsia"/>
+        </w:rPr>
+      </w:pPr>
+      <w:r>
+        <w:t xml:space="preserve">JA Pin 2 (L2 - UART_RX) Płytki 1 </w:t>
+      </w:r>
+      <w:r>
+        <w:rPr>
+          <w:rFonts w:ascii="Segoe UI Symbol" w:hAnsi="Segoe UI Symbol" w:cs="Segoe UI Symbol"/>
+        </w:rPr>
+        <w:t>➞</w:t>
+      </w:r>
+      <w:r>
+        <w:t xml:space="preserve"> JA Pin 1 (J1 - UART_TX) P</w:t>
+      </w:r>
+      <w:r>
+        <w:rPr>
+          <w:rFonts w:ascii="Times New Roman" w:hAnsi="Times New Roman" w:cs="Times New Roman"/>
+        </w:rPr>
+        <w:t>ł</w:t>
+      </w:r>
+      <w:r>
+        <w:t>ytki 2</w:t>
+      </w:r>
+    </w:p>
+    <w:p>
+      <w:pPr>
+        <w:pStyle w:val="Textbody"/>
+        <w:jc w:val="left"/>
+        <w:rPr>
+          <w:rFonts w:hint="eastAsia"/>
+        </w:rPr>
+      </w:pPr>
+      <w:r>
+        <w:t xml:space="preserve">JA Pin 5 (GND) Płytki 1 </w:t>
+      </w:r>
+      <w:r>
+        <w:rPr>
+          <w:rFonts w:ascii="Segoe UI Symbol" w:hAnsi="Segoe UI Symbol" w:cs="Segoe UI Symbol"/>
+        </w:rPr>
+        <w:t>➞</w:t>
+      </w:r>
+      <w:r>
+        <w:t xml:space="preserve"> JA Pin 5 (GND) P</w:t>
+      </w:r>
+      <w:r>
+        <w:rPr>
+          <w:rFonts w:ascii="Times New Roman" w:hAnsi="Times New Roman" w:cs="Times New Roman"/>
+        </w:rPr>
+        <w:t>ł</w:t>
+      </w:r>
+      <w:r>
+        <w:t>ytki 2</w:t>
+      </w:r>
+    </w:p>
+    <w:p>
+      <w:pPr>
+        <w:pStyle w:val="Textbody"/>
+        <w:jc w:val="left"/>
+        <w:rPr>
+          <w:rFonts w:hint="eastAsia"/>
+          <w:b/>
+          <w:bCs/>
+        </w:rPr>
+      </w:pPr>
+      <w:r>
+        <w:rPr>
+          <w:b/>
+          <w:bCs/>
+        </w:rPr>
         <w:t>Schematy podłączenia dodatkowych urządzeń peryferyjnych.</w:t>
       </w:r>
     </w:p>
     <w:p>
       <w:pPr>
         <w:pStyle w:val="Textbody"/>
-        <w:rPr>
-          <w:rFonts w:hint="eastAsia"/>
-        </w:rPr>
-      </w:pPr>
-      <w:r>
+        <w:jc w:val="left"/>
+        <w:rPr>
+          <w:rFonts w:hint="eastAsia"/>
+        </w:rPr>
+      </w:pPr>
+      <w:r>
+        <w:t>Monitor VGA: Podłączony bezpośrednio do wbudowanego złącza VGA na płytce.</w:t>
+      </w:r>
+    </w:p>
+    <w:p>
+      <w:pPr>
+        <w:pStyle w:val="Textbody"/>
+        <w:jc w:val="left"/>
+        <w:rPr>
+          <w:rFonts w:hint="eastAsia"/>
+        </w:rPr>
+      </w:pPr>
+      <w:r>
+        <w:t>Mysz: Mysz ze złączem USB jest podłączana bezpośrednio do portu USB na płytce.</w:t>
+      </w:r>
+    </w:p>
+    <w:p>
+      <w:pPr>
+        <w:pStyle w:val="Textbody"/>
+        <w:jc w:val="left"/>
+        <w:rPr>
+          <w:rFonts w:hint="eastAsia"/>
+          <w:b/>
+          <w:bCs/>
+        </w:rPr>
+      </w:pPr>
+      <w:r>
+        <w:rPr>
+          <w:b/>
+          <w:bCs/>
+        </w:rPr>
         <w:t>Konfiguracja zworek, przełączników, itp., jeśli inna niż domyślna.</w:t>
       </w:r>
     </w:p>
     <w:p>
       <w:pPr>
+        <w:pStyle w:val="Textbody"/>
+        <w:jc w:val="left"/>
+        <w:rPr>
+          <w:rFonts w:hint="eastAsia"/>
+        </w:rPr>
+      </w:pPr>
+      <w:r>
+        <w:t>Przełącznik SW0: Służy do ustalenia który gracz rozpoczyna pierwszą turę, gracz z włączonym SW0 jest graczem 2 (gracz na którego płytce SW0 jest w pozycji 0 rozpoczyna pierwszą turę).</w:t>
+      </w:r>
+    </w:p>
+    <w:p>
+      <w:pPr>
+        <w:pStyle w:val="Textbody"/>
+        <w:jc w:val="left"/>
+        <w:rPr>
+          <w:rFonts w:hint="eastAsia"/>
+        </w:rPr>
+      </w:pPr>
+      <w:r>
+        <w:t>Przycisk BTNC: Pełni funkcję globalnego, asynchronicznego resetu układu.</w:t>
+      </w:r>
+    </w:p>
+    <w:p>
+      <w:pPr>
         <w:pStyle w:val="Nagwek1"/>
         <w:rPr>
           <w:rFonts w:hint="eastAsia"/>
         </w:rPr>
       </w:pPr>
       <w:r>
-        <w:lastRenderedPageBreak/>
         <w:t>Film.</w:t>
       </w:r>
-      <w:bookmarkEnd w:id="19"/>
+      <w:bookmarkEnd w:id="16"/>
     </w:p>
     <w:p>
       <w:pPr>
@@ -3216,11 +10128,11 @@
         </w:rPr>
       </w:pPr>
       <w:r>
-        <w:t>https://</w:t>
+        <w:t>https://drive.google.com/file/d/1xA9PXJuxYSu-ljacG6IPf-NIHdrofaZW/view?usp=sharing</w:t>
       </w:r>
     </w:p>
     <w:sectPr>
-      <w:headerReference w:type="default" r:id="rId10"/>
+      <w:headerReference w:type="default" r:id="rId13"/>
       <w:pgSz w:w="11906" w:h="16838"/>
       <w:pgMar w:top="1134" w:right="1134" w:bottom="1134" w:left="1134" w:header="708" w:footer="708" w:gutter="0"/>
       <w:cols w:space="708"/>
@@ -3316,7 +10228,7 @@
         <w:rFonts w:hint="eastAsia"/>
         <w:noProof/>
       </w:rPr>
-      <w:t>30.08.2026</w:t>
+      <w:t>13.09.2026</w:t>
     </w:r>
     <w:r>
       <w:fldChar w:fldCharType="end"/>
@@ -4007,6 +10919,7 @@
   <w:style w:type="paragraph" w:default="1" w:styleId="Normalny">
     <w:name w:val="Normal"/>
     <w:qFormat/>
+    <w:rsid w:val="00DD03B3"/>
     <w:pPr>
       <w:suppressAutoHyphens/>
     </w:pPr>
@@ -4077,6 +10990,7 @@
     <w:name w:val="heading 4"/>
     <w:basedOn w:val="Heading"/>
     <w:next w:val="Textbody"/>
+    <w:link w:val="Nagwek4Znak"/>
     <w:uiPriority w:val="9"/>
     <w:unhideWhenUsed/>
     <w:qFormat/>
@@ -4379,6 +11293,59 @@
     <w:rsid w:val="001D07AA"/>
     <w:rPr>
       <w:szCs w:val="21"/>
+    </w:rPr>
+  </w:style>
+  <w:style w:type="character" w:customStyle="1" w:styleId="Nagwek4Znak">
+    <w:name w:val="Nagłówek 4 Znak"/>
+    <w:basedOn w:val="Domylnaczcionkaakapitu"/>
+    <w:link w:val="Nagwek4"/>
+    <w:uiPriority w:val="9"/>
+    <w:rsid w:val="006914AA"/>
+    <w:rPr>
+      <w:rFonts w:ascii="Liberation Sans" w:eastAsia="Microsoft YaHei" w:hAnsi="Liberation Sans"/>
+      <w:b/>
+      <w:bCs/>
+      <w:i/>
+      <w:iCs/>
+      <w:sz w:val="22"/>
+      <w:szCs w:val="28"/>
+      <w:lang w:val="pl-PL"/>
+    </w:rPr>
+  </w:style>
+  <w:style w:type="character" w:styleId="Hipercze">
+    <w:name w:val="Hyperlink"/>
+    <w:basedOn w:val="Domylnaczcionkaakapitu"/>
+    <w:uiPriority w:val="99"/>
+    <w:unhideWhenUsed/>
+    <w:rsid w:val="00321CEE"/>
+    <w:rPr>
+      <w:color w:val="467886" w:themeColor="hyperlink"/>
+      <w:u w:val="single"/>
+    </w:rPr>
+  </w:style>
+  <w:style w:type="character" w:styleId="Nierozpoznanawzmianka">
+    <w:name w:val="Unresolved Mention"/>
+    <w:basedOn w:val="Domylnaczcionkaakapitu"/>
+    <w:uiPriority w:val="99"/>
+    <w:semiHidden/>
+    <w:unhideWhenUsed/>
+    <w:rsid w:val="00321CEE"/>
+    <w:rPr>
+      <w:color w:val="605E5C"/>
+      <w:shd w:val="clear" w:color="auto" w:fill="E1DFDD"/>
+    </w:rPr>
+  </w:style>
+  <w:style w:type="character" w:styleId="HTML-kod">
+    <w:name w:val="HTML Code"/>
+    <w:basedOn w:val="Domylnaczcionkaakapitu"/>
+    <w:uiPriority w:val="99"/>
+    <w:semiHidden/>
+    <w:unhideWhenUsed/>
+    <w:rsid w:val="004E17D0"/>
+    <w:rPr>
+      <w:rFonts w:ascii="Courier New" w:eastAsia="Times New Roman" w:hAnsi="Courier New" w:cs="Courier New"/>
+      <w:sz w:val="20"/>
+      <w:szCs w:val="20"/>
     </w:rPr>
   </w:style>
 </w:styles>
